--- a/cse25-280WMD Assignment.docx
+++ b/cse25-280WMD Assignment.docx
@@ -2,7 +2,1688 @@
 <file path=word/document.xml><?xml version="1.0" encoding="utf-8"?>
 <w:document xmlns:wpc="http://schemas.microsoft.com/office/word/2010/wordprocessingCanvas" xmlns:cx="http://schemas.microsoft.com/office/drawing/2014/chartex" xmlns:cx1="http://schemas.microsoft.com/office/drawing/2015/9/8/chartex" xmlns:cx2="http://schemas.microsoft.com/office/drawing/2015/10/21/chartex" xmlns:cx3="http://schemas.microsoft.com/office/drawing/2016/5/9/chartex" xmlns:cx4="http://schemas.microsoft.com/office/drawing/2016/5/10/chartex" xmlns:cx5="http://schemas.microsoft.com/office/drawing/2016/5/11/chartex" xmlns:cx6="http://schemas.microsoft.com/office/drawing/2016/5/12/chartex" xmlns:cx7="http://schemas.microsoft.com/office/drawing/2016/5/13/chartex" xmlns:cx8="http://schemas.microsoft.com/office/drawing/2016/5/14/chartex" xmlns:mc="http://schemas.openxmlformats.org/markup-compatibility/2006" xmlns:aink="http://schemas.microsoft.com/office/drawing/2016/ink" xmlns:am3d="http://schemas.microsoft.com/office/drawing/2017/model3d" xmlns:o="urn:schemas-microsoft-com:office:office" xmlns:oel="http://schemas.microsoft.com/office/2019/extlst" xmlns:r="http://schemas.openxmlformats.org/officeDocument/2006/relationships" xmlns:m="http://schemas.openxmlformats.org/officeDocument/2006/math" xmlns:v="urn:schemas-microsoft-com:vml" xmlns:wp14="http://schemas.microsoft.com/office/word/2010/wordprocessingDrawing" xmlns:wp="http://schemas.openxmlformats.org/drawingml/2006/wordprocessingDrawing" xmlns:w10="urn:schemas-microsoft-com:office:word" xmlns:w="http://schemas.openxmlformats.org/wordprocessingml/2006/main" xmlns:w14="http://schemas.microsoft.com/office/word/2010/wordml" xmlns:w15="http://schemas.microsoft.com/office/word/2012/wordml" xmlns:w16cex="http://schemas.microsoft.com/office/word/2018/wordml/cex" xmlns:w16cid="http://schemas.microsoft.com/office/word/2016/wordml/cid" xmlns:w16="http://schemas.microsoft.com/office/word/2018/wordml" xmlns:w16du="http://schemas.microsoft.com/office/word/2023/wordml/word16du" xmlns:w16sdtdh="http://schemas.microsoft.com/office/word/2020/wordml/sdtdatahash" xmlns:w16sdtfl="http://schemas.microsoft.com/office/word/2024/wordml/sdtformatlock" xmlns:w16se="http://schemas.microsoft.com/office/word/2015/wordml/symex" xmlns:wpg="http://schemas.microsoft.com/office/word/2010/wordprocessingGroup" xmlns:wpi="http://schemas.microsoft.com/office/word/2010/wordprocessingInk" xmlns:wne="http://schemas.microsoft.com/office/word/2006/wordml" xmlns:wps="http://schemas.microsoft.com/office/word/2010/wordprocessingShape" mc:Ignorable="w14 w15 w16se w16cid w16 w16cex w16sdtdh w16sdtfl w16du wp14">
   <w:body>
-    <w:p>
+    <w:p/>
+    <w:p/>
+    <w:p/>
+    <w:p/>
+    <w:p/>
+    <w:p/>
+    <w:p/>
+    <w:p>
+      <w:r>
+        <w:rPr>
+          <w:noProof/>
+        </w:rPr>
+        <w:lastRenderedPageBreak/>
+        <mc:AlternateContent>
+          <mc:Choice Requires="wps">
+            <w:drawing>
+              <wp:anchor distT="0" distB="0" distL="114300" distR="114300" simplePos="0" relativeHeight="251685888" behindDoc="0" locked="0" layoutInCell="1" allowOverlap="1" wp14:anchorId="3A7FF150" wp14:editId="713BBF72">
+                <wp:simplePos x="0" y="0"/>
+                <wp:positionH relativeFrom="column">
+                  <wp:posOffset>2748280</wp:posOffset>
+                </wp:positionH>
+                <wp:positionV relativeFrom="paragraph">
+                  <wp:posOffset>5935980</wp:posOffset>
+                </wp:positionV>
+                <wp:extent cx="1122045" cy="281940"/>
+                <wp:effectExtent l="0" t="0" r="20955" b="22860"/>
+                <wp:wrapNone/>
+                <wp:docPr id="1511790946" name="Text Box 37"/>
+                <wp:cNvGraphicFramePr/>
+                <a:graphic xmlns:a="http://schemas.openxmlformats.org/drawingml/2006/main">
+                  <a:graphicData uri="http://schemas.microsoft.com/office/word/2010/wordprocessingShape">
+                    <wps:wsp>
+                      <wps:cNvSpPr txBox="1"/>
+                      <wps:spPr>
+                        <a:xfrm>
+                          <a:off x="0" y="0"/>
+                          <a:ext cx="1122045" cy="281940"/>
+                        </a:xfrm>
+                        <a:prstGeom prst="rect">
+                          <a:avLst/>
+                        </a:prstGeom>
+                        <a:solidFill>
+                          <a:schemeClr val="lt1"/>
+                        </a:solidFill>
+                        <a:ln w="6350">
+                          <a:solidFill>
+                            <a:prstClr val="black"/>
+                          </a:solidFill>
+                        </a:ln>
+                      </wps:spPr>
+                      <wps:txbx>
+                        <w:txbxContent>
+                          <w:p>
+                            <w:r>
+                              <w:t>22/05/2026</w:t>
+                            </w:r>
+                          </w:p>
+                        </w:txbxContent>
+                      </wps:txbx>
+                      <wps:bodyPr rot="0" spcFirstLastPara="0" vertOverflow="overflow" horzOverflow="overflow" vert="horz" wrap="square" lIns="91440" tIns="45720" rIns="91440" bIns="45720" numCol="1" spcCol="0" rtlCol="0" fromWordArt="0" anchor="t" anchorCtr="0" forceAA="0" compatLnSpc="1">
+                        <a:prstTxWarp prst="textNoShape">
+                          <a:avLst/>
+                        </a:prstTxWarp>
+                        <a:noAutofit/>
+                      </wps:bodyPr>
+                    </wps:wsp>
+                  </a:graphicData>
+                </a:graphic>
+                <wp14:sizeRelH relativeFrom="margin">
+                  <wp14:pctWidth>0</wp14:pctWidth>
+                </wp14:sizeRelH>
+                <wp14:sizeRelV relativeFrom="margin">
+                  <wp14:pctHeight>0</wp14:pctHeight>
+                </wp14:sizeRelV>
+              </wp:anchor>
+            </w:drawing>
+          </mc:Choice>
+          <mc:Fallback>
+            <w:pict>
+              <v:shapetype w14:anchorId="3A7FF150" id="_x0000_t202" coordsize="21600,21600" o:spt="202" path="m,l,21600r21600,l21600,xe">
+                <v:stroke joinstyle="miter"/>
+                <v:path gradientshapeok="t" o:connecttype="rect"/>
+              </v:shapetype>
+              <v:shape id="Text Box 37" o:spid="_x0000_s1026" type="#_x0000_t202" style="position:absolute;margin-left:216.4pt;margin-top:467.4pt;width:88.35pt;height:22.2pt;z-index:251685888;visibility:visible;mso-wrap-style:square;mso-width-percent:0;mso-height-percent:0;mso-wrap-distance-left:9pt;mso-wrap-distance-top:0;mso-wrap-distance-right:9pt;mso-wrap-distance-bottom:0;mso-position-horizontal:absolute;mso-position-horizontal-relative:text;mso-position-vertical:absolute;mso-position-vertical-relative:text;mso-width-percent:0;mso-height-percent:0;mso-width-relative:margin;mso-height-relative:margin;v-text-anchor:top" o:gfxdata="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" fillcolor="white [3201]" strokeweight=".5pt">
+                <v:textbox>
+                  <w:txbxContent>
+                    <w:p>
+                      <w:r>
+                        <w:t>22/05/2026</w:t>
+                      </w:r>
+                    </w:p>
+                  </w:txbxContent>
+                </v:textbox>
+              </v:shape>
+            </w:pict>
+          </mc:Fallback>
+        </mc:AlternateContent>
+      </w:r>
+      <w:r>
+        <w:rPr>
+          <w:noProof/>
+        </w:rPr>
+        <mc:AlternateContent>
+          <mc:Choice Requires="wpi">
+            <w:drawing>
+              <wp:anchor distT="0" distB="0" distL="114300" distR="114300" simplePos="0" relativeHeight="251683840" behindDoc="0" locked="0" layoutInCell="1" allowOverlap="1" wp14:anchorId="54E934F5" wp14:editId="77165F6E">
+                <wp:simplePos x="0" y="0"/>
+                <wp:positionH relativeFrom="column">
+                  <wp:posOffset>-3466980</wp:posOffset>
+                </wp:positionH>
+                <wp:positionV relativeFrom="paragraph">
+                  <wp:posOffset>2160600</wp:posOffset>
+                </wp:positionV>
+                <wp:extent cx="404280" cy="1886040"/>
+                <wp:effectExtent l="38100" t="38100" r="34290" b="38100"/>
+                <wp:wrapNone/>
+                <wp:docPr id="1779847297" name="Ink 69"/>
+                <wp:cNvGraphicFramePr/>
+                <a:graphic xmlns:a="http://schemas.openxmlformats.org/drawingml/2006/main">
+                  <a:graphicData uri="http://schemas.microsoft.com/office/word/2010/wordprocessingInk">
+                    <w14:contentPart bwMode="auto" r:id="rId8">
+                      <w14:nvContentPartPr>
+                        <w14:cNvContentPartPr/>
+                      </w14:nvContentPartPr>
+                      <w14:xfrm>
+                        <a:off x="0" y="0"/>
+                        <a:ext cx="404280" cy="1886040"/>
+                      </w14:xfrm>
+                    </w14:contentPart>
+                  </a:graphicData>
+                </a:graphic>
+              </wp:anchor>
+            </w:drawing>
+          </mc:Choice>
+          <mc:Fallback>
+            <w:pict>
+              <v:shapetype w14:anchorId="5EA05377" id="_x0000_t75" coordsize="21600,21600" o:spt="75" o:preferrelative="t" path="m@4@5l@4@11@9@11@9@5xe" filled="f" stroked="f">
+                <v:stroke joinstyle="miter"/>
+                <v:formulas>
+                  <v:f eqn="if lineDrawn pixelLineWidth 0"/>
+                  <v:f eqn="sum @0 1 0"/>
+                  <v:f eqn="sum 0 0 @1"/>
+                  <v:f eqn="prod @2 1 2"/>
+                  <v:f eqn="prod @3 21600 pixelWidth"/>
+                  <v:f eqn="prod @3 21600 pixelHeight"/>
+                  <v:f eqn="sum @0 0 1"/>
+                  <v:f eqn="prod @6 1 2"/>
+                  <v:f eqn="prod @7 21600 pixelWidth"/>
+                  <v:f eqn="sum @8 21600 0"/>
+                  <v:f eqn="prod @7 21600 pixelHeight"/>
+                  <v:f eqn="sum @10 21600 0"/>
+                </v:formulas>
+                <v:path o:extrusionok="f" gradientshapeok="t" o:connecttype="rect"/>
+                <o:lock v:ext="edit" aspectratio="t"/>
+              </v:shapetype>
+              <v:shape id="Ink 69" o:spid="_x0000_s1026" type="#_x0000_t75" style="position:absolute;margin-left:-273.5pt;margin-top:169.65pt;width:32.85pt;height:149.45pt;z-index:251683840;visibility:visible;mso-wrap-style:square;mso-wrap-distance-left:9pt;mso-wrap-distance-top:0;mso-wrap-distance-right:9pt;mso-wrap-distance-bottom:0;mso-position-horizontal:absolute;mso-position-horizontal-relative:text;mso-position-vertical:absolute;mso-position-vertical-relative:text" o:gfxdata="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">
+                <v:imagedata r:id="rId9" o:title=""/>
+              </v:shape>
+            </w:pict>
+          </mc:Fallback>
+        </mc:AlternateContent>
+      </w:r>
+      <w:r>
+        <w:rPr>
+          <w:noProof/>
+        </w:rPr>
+        <mc:AlternateContent>
+          <mc:Choice Requires="wpi">
+            <w:drawing>
+              <wp:anchor distT="0" distB="0" distL="114300" distR="114300" simplePos="0" relativeHeight="251682816" behindDoc="0" locked="0" layoutInCell="1" allowOverlap="1" wp14:anchorId="18B0CE9B" wp14:editId="576F0CF1">
+                <wp:simplePos x="0" y="0"/>
+                <wp:positionH relativeFrom="column">
+                  <wp:posOffset>746460</wp:posOffset>
+                </wp:positionH>
+                <wp:positionV relativeFrom="paragraph">
+                  <wp:posOffset>3855840</wp:posOffset>
+                </wp:positionV>
+                <wp:extent cx="360" cy="360"/>
+                <wp:effectExtent l="38100" t="38100" r="38100" b="38100"/>
+                <wp:wrapNone/>
+                <wp:docPr id="1638255443" name="Ink 66"/>
+                <wp:cNvGraphicFramePr/>
+                <a:graphic xmlns:a="http://schemas.openxmlformats.org/drawingml/2006/main">
+                  <a:graphicData uri="http://schemas.microsoft.com/office/word/2010/wordprocessingInk">
+                    <w14:contentPart bwMode="auto" r:id="rId10">
+                      <w14:nvContentPartPr>
+                        <w14:cNvContentPartPr/>
+                      </w14:nvContentPartPr>
+                      <w14:xfrm>
+                        <a:off x="0" y="0"/>
+                        <a:ext cx="360" cy="360"/>
+                      </w14:xfrm>
+                    </w14:contentPart>
+                  </a:graphicData>
+                </a:graphic>
+              </wp:anchor>
+            </w:drawing>
+          </mc:Choice>
+          <mc:Fallback>
+            <w:pict>
+              <v:shape w14:anchorId="5C1684BD" id="Ink 66" o:spid="_x0000_s1026" type="#_x0000_t75" style="position:absolute;margin-left:58.3pt;margin-top:303.1pt;width:1.05pt;height:1.05pt;z-index:251682816;visibility:visible;mso-wrap-style:square;mso-wrap-distance-left:9pt;mso-wrap-distance-top:0;mso-wrap-distance-right:9pt;mso-wrap-distance-bottom:0;mso-position-horizontal:absolute;mso-position-horizontal-relative:text;mso-position-vertical:absolute;mso-position-vertical-relative:text" o:gfxdata="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">
+                <v:imagedata r:id="rId11" o:title=""/>
+              </v:shape>
+            </w:pict>
+          </mc:Fallback>
+        </mc:AlternateContent>
+      </w:r>
+      <w:r>
+        <w:rPr>
+          <w:noProof/>
+        </w:rPr>
+        <mc:AlternateContent>
+          <mc:Choice Requires="wpi">
+            <w:drawing>
+              <wp:anchor distT="0" distB="0" distL="114300" distR="114300" simplePos="0" relativeHeight="251681792" behindDoc="0" locked="0" layoutInCell="1" allowOverlap="1" wp14:anchorId="1F9266F8" wp14:editId="7FE95956">
+                <wp:simplePos x="0" y="0"/>
+                <wp:positionH relativeFrom="column">
+                  <wp:posOffset>746460</wp:posOffset>
+                </wp:positionH>
+                <wp:positionV relativeFrom="paragraph">
+                  <wp:posOffset>3855840</wp:posOffset>
+                </wp:positionV>
+                <wp:extent cx="360" cy="360"/>
+                <wp:effectExtent l="38100" t="38100" r="38100" b="38100"/>
+                <wp:wrapNone/>
+                <wp:docPr id="1250141334" name="Ink 65"/>
+                <wp:cNvGraphicFramePr/>
+                <a:graphic xmlns:a="http://schemas.openxmlformats.org/drawingml/2006/main">
+                  <a:graphicData uri="http://schemas.microsoft.com/office/word/2010/wordprocessingInk">
+                    <w14:contentPart bwMode="auto" r:id="rId12">
+                      <w14:nvContentPartPr>
+                        <w14:cNvContentPartPr/>
+                      </w14:nvContentPartPr>
+                      <w14:xfrm>
+                        <a:off x="0" y="0"/>
+                        <a:ext cx="360" cy="360"/>
+                      </w14:xfrm>
+                    </w14:contentPart>
+                  </a:graphicData>
+                </a:graphic>
+              </wp:anchor>
+            </w:drawing>
+          </mc:Choice>
+          <mc:Fallback>
+            <w:pict>
+              <v:shape w14:anchorId="21CB0957" id="Ink 65" o:spid="_x0000_s1026" type="#_x0000_t75" style="position:absolute;margin-left:58.3pt;margin-top:303.1pt;width:1.05pt;height:1.05pt;z-index:251681792;visibility:visible;mso-wrap-style:square;mso-wrap-distance-left:9pt;mso-wrap-distance-top:0;mso-wrap-distance-right:9pt;mso-wrap-distance-bottom:0;mso-position-horizontal:absolute;mso-position-horizontal-relative:text;mso-position-vertical:absolute;mso-position-vertical-relative:text" o:gfxdata="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">
+                <v:imagedata r:id="rId11" o:title=""/>
+              </v:shape>
+            </w:pict>
+          </mc:Fallback>
+        </mc:AlternateContent>
+      </w:r>
+      <w:r>
+        <w:rPr>
+          <w:noProof/>
+        </w:rPr>
+        <mc:AlternateContent>
+          <mc:Choice Requires="wpi">
+            <w:drawing>
+              <wp:anchor distT="0" distB="0" distL="114300" distR="114300" simplePos="0" relativeHeight="251680768" behindDoc="0" locked="0" layoutInCell="1" allowOverlap="1" wp14:anchorId="615D7612" wp14:editId="3658D045">
+                <wp:simplePos x="0" y="0"/>
+                <wp:positionH relativeFrom="column">
+                  <wp:posOffset>746460</wp:posOffset>
+                </wp:positionH>
+                <wp:positionV relativeFrom="paragraph">
+                  <wp:posOffset>3855840</wp:posOffset>
+                </wp:positionV>
+                <wp:extent cx="360" cy="360"/>
+                <wp:effectExtent l="38100" t="38100" r="38100" b="38100"/>
+                <wp:wrapNone/>
+                <wp:docPr id="515308053" name="Ink 64"/>
+                <wp:cNvGraphicFramePr/>
+                <a:graphic xmlns:a="http://schemas.openxmlformats.org/drawingml/2006/main">
+                  <a:graphicData uri="http://schemas.microsoft.com/office/word/2010/wordprocessingInk">
+                    <w14:contentPart bwMode="auto" r:id="rId13">
+                      <w14:nvContentPartPr>
+                        <w14:cNvContentPartPr/>
+                      </w14:nvContentPartPr>
+                      <w14:xfrm>
+                        <a:off x="0" y="0"/>
+                        <a:ext cx="360" cy="360"/>
+                      </w14:xfrm>
+                    </w14:contentPart>
+                  </a:graphicData>
+                </a:graphic>
+              </wp:anchor>
+            </w:drawing>
+          </mc:Choice>
+          <mc:Fallback>
+            <w:pict>
+              <v:shape w14:anchorId="322366C2" id="Ink 64" o:spid="_x0000_s1026" type="#_x0000_t75" style="position:absolute;margin-left:58.3pt;margin-top:303.1pt;width:1.05pt;height:1.05pt;z-index:251680768;visibility:visible;mso-wrap-style:square;mso-wrap-distance-left:9pt;mso-wrap-distance-top:0;mso-wrap-distance-right:9pt;mso-wrap-distance-bottom:0;mso-position-horizontal:absolute;mso-position-horizontal-relative:text;mso-position-vertical:absolute;mso-position-vertical-relative:text" o:gfxdata="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">
+                <v:imagedata r:id="rId11" o:title=""/>
+              </v:shape>
+            </w:pict>
+          </mc:Fallback>
+        </mc:AlternateContent>
+      </w:r>
+      <w:r>
+        <w:rPr>
+          <w:noProof/>
+        </w:rPr>
+        <mc:AlternateContent>
+          <mc:Choice Requires="wpi">
+            <w:drawing>
+              <wp:anchor distT="0" distB="0" distL="114300" distR="114300" simplePos="0" relativeHeight="251679744" behindDoc="0" locked="0" layoutInCell="1" allowOverlap="1" wp14:anchorId="1FDFF4B8" wp14:editId="602281C1">
+                <wp:simplePos x="0" y="0"/>
+                <wp:positionH relativeFrom="column">
+                  <wp:posOffset>2611755</wp:posOffset>
+                </wp:positionH>
+                <wp:positionV relativeFrom="paragraph">
+                  <wp:posOffset>5803900</wp:posOffset>
+                </wp:positionV>
+                <wp:extent cx="840465" cy="191135"/>
+                <wp:effectExtent l="38100" t="38100" r="0" b="37465"/>
+                <wp:wrapNone/>
+                <wp:docPr id="181926303" name="Ink 47"/>
+                <wp:cNvGraphicFramePr/>
+                <a:graphic xmlns:a="http://schemas.openxmlformats.org/drawingml/2006/main">
+                  <a:graphicData uri="http://schemas.microsoft.com/office/word/2010/wordprocessingInk">
+                    <w14:contentPart bwMode="auto" r:id="rId14">
+                      <w14:nvContentPartPr>
+                        <w14:cNvContentPartPr/>
+                      </w14:nvContentPartPr>
+                      <w14:xfrm>
+                        <a:off x="0" y="0"/>
+                        <a:ext cx="840465" cy="191135"/>
+                      </w14:xfrm>
+                    </w14:contentPart>
+                  </a:graphicData>
+                </a:graphic>
+              </wp:anchor>
+            </w:drawing>
+          </mc:Choice>
+          <mc:Fallback>
+            <w:pict>
+              <v:shape w14:anchorId="7713782B" id="Ink 47" o:spid="_x0000_s1026" type="#_x0000_t75" style="position:absolute;margin-left:205.15pt;margin-top:456.5pt;width:67.2pt;height:16pt;z-index:251679744;visibility:visible;mso-wrap-style:square;mso-wrap-distance-left:9pt;mso-wrap-distance-top:0;mso-wrap-distance-right:9pt;mso-wrap-distance-bottom:0;mso-position-horizontal:absolute;mso-position-horizontal-relative:text;mso-position-vertical:absolute;mso-position-vertical-relative:text" o:gfxdata="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">
+                <v:imagedata r:id="rId15" o:title=""/>
+              </v:shape>
+            </w:pict>
+          </mc:Fallback>
+        </mc:AlternateContent>
+      </w:r>
+      <w:r>
+        <w:rPr>
+          <w:noProof/>
+        </w:rPr>
+        <mc:AlternateContent>
+          <mc:Choice Requires="wpi">
+            <w:drawing>
+              <wp:anchor distT="0" distB="0" distL="114300" distR="114300" simplePos="0" relativeHeight="251675648" behindDoc="0" locked="0" layoutInCell="1" allowOverlap="1" wp14:anchorId="5DED3A6C" wp14:editId="0E9B7034">
+                <wp:simplePos x="0" y="0"/>
+                <wp:positionH relativeFrom="column">
+                  <wp:posOffset>2749140</wp:posOffset>
+                </wp:positionH>
+                <wp:positionV relativeFrom="paragraph">
+                  <wp:posOffset>5805600</wp:posOffset>
+                </wp:positionV>
+                <wp:extent cx="467640" cy="167760"/>
+                <wp:effectExtent l="38100" t="38100" r="46990" b="41910"/>
+                <wp:wrapNone/>
+                <wp:docPr id="774795745" name="Ink 43"/>
+                <wp:cNvGraphicFramePr/>
+                <a:graphic xmlns:a="http://schemas.openxmlformats.org/drawingml/2006/main">
+                  <a:graphicData uri="http://schemas.microsoft.com/office/word/2010/wordprocessingInk">
+                    <w14:contentPart bwMode="auto" r:id="rId16">
+                      <w14:nvContentPartPr>
+                        <w14:cNvContentPartPr/>
+                      </w14:nvContentPartPr>
+                      <w14:xfrm>
+                        <a:off x="0" y="0"/>
+                        <a:ext cx="467640" cy="167760"/>
+                      </w14:xfrm>
+                    </w14:contentPart>
+                  </a:graphicData>
+                </a:graphic>
+              </wp:anchor>
+            </w:drawing>
+          </mc:Choice>
+          <mc:Fallback>
+            <w:pict>
+              <v:shape w14:anchorId="6BEF7F0E" id="Ink 43" o:spid="_x0000_s1026" type="#_x0000_t75" style="position:absolute;margin-left:215.95pt;margin-top:456.65pt;width:37.8pt;height:14.15pt;z-index:251675648;visibility:visible;mso-wrap-style:square;mso-wrap-distance-left:9pt;mso-wrap-distance-top:0;mso-wrap-distance-right:9pt;mso-wrap-distance-bottom:0;mso-position-horizontal:absolute;mso-position-horizontal-relative:text;mso-position-vertical:absolute;mso-position-vertical-relative:text" o:gfxdata="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">
+                <v:imagedata r:id="rId17" o:title=""/>
+              </v:shape>
+            </w:pict>
+          </mc:Fallback>
+        </mc:AlternateContent>
+      </w:r>
+      <w:r>
+        <w:rPr>
+          <w:noProof/>
+        </w:rPr>
+        <mc:AlternateContent>
+          <mc:Choice Requires="wpi">
+            <w:drawing>
+              <wp:anchor distT="0" distB="0" distL="114300" distR="114300" simplePos="0" relativeHeight="251674624" behindDoc="0" locked="0" layoutInCell="1" allowOverlap="1" wp14:anchorId="05648308" wp14:editId="6E1312FB">
+                <wp:simplePos x="0" y="0"/>
+                <wp:positionH relativeFrom="column">
+                  <wp:posOffset>472500</wp:posOffset>
+                </wp:positionH>
+                <wp:positionV relativeFrom="paragraph">
+                  <wp:posOffset>5821080</wp:posOffset>
+                </wp:positionV>
+                <wp:extent cx="220320" cy="161280"/>
+                <wp:effectExtent l="38100" t="38100" r="46990" b="48895"/>
+                <wp:wrapNone/>
+                <wp:docPr id="168670976" name="Ink 42"/>
+                <wp:cNvGraphicFramePr/>
+                <a:graphic xmlns:a="http://schemas.openxmlformats.org/drawingml/2006/main">
+                  <a:graphicData uri="http://schemas.microsoft.com/office/word/2010/wordprocessingInk">
+                    <w14:contentPart bwMode="auto" r:id="rId18">
+                      <w14:nvContentPartPr>
+                        <w14:cNvContentPartPr/>
+                      </w14:nvContentPartPr>
+                      <w14:xfrm>
+                        <a:off x="0" y="0"/>
+                        <a:ext cx="220320" cy="161280"/>
+                      </w14:xfrm>
+                    </w14:contentPart>
+                  </a:graphicData>
+                </a:graphic>
+              </wp:anchor>
+            </w:drawing>
+          </mc:Choice>
+          <mc:Fallback>
+            <w:pict>
+              <v:shape w14:anchorId="556715C8" id="Ink 42" o:spid="_x0000_s1026" type="#_x0000_t75" style="position:absolute;margin-left:36.7pt;margin-top:457.85pt;width:18.35pt;height:13.7pt;z-index:251674624;visibility:visible;mso-wrap-style:square;mso-wrap-distance-left:9pt;mso-wrap-distance-top:0;mso-wrap-distance-right:9pt;mso-wrap-distance-bottom:0;mso-position-horizontal:absolute;mso-position-horizontal-relative:text;mso-position-vertical:absolute;mso-position-vertical-relative:text" o:gfxdata="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">
+                <v:imagedata r:id="rId19" o:title=""/>
+              </v:shape>
+            </w:pict>
+          </mc:Fallback>
+        </mc:AlternateContent>
+      </w:r>
+      <w:r>
+        <w:rPr>
+          <w:noProof/>
+        </w:rPr>
+        <mc:AlternateContent>
+          <mc:Choice Requires="wps">
+            <w:drawing>
+              <wp:anchor distT="0" distB="0" distL="114300" distR="114300" simplePos="0" relativeHeight="251673600" behindDoc="0" locked="0" layoutInCell="1" allowOverlap="1" wp14:anchorId="7D9AFA8A" wp14:editId="749C8674">
+                <wp:simplePos x="0" y="0"/>
+                <wp:positionH relativeFrom="column">
+                  <wp:posOffset>449580</wp:posOffset>
+                </wp:positionH>
+                <wp:positionV relativeFrom="paragraph">
+                  <wp:posOffset>4634230</wp:posOffset>
+                </wp:positionV>
+                <wp:extent cx="3009900" cy="281940"/>
+                <wp:effectExtent l="0" t="0" r="19050" b="22860"/>
+                <wp:wrapNone/>
+                <wp:docPr id="403821076" name="Text Box 37"/>
+                <wp:cNvGraphicFramePr/>
+                <a:graphic xmlns:a="http://schemas.openxmlformats.org/drawingml/2006/main">
+                  <a:graphicData uri="http://schemas.microsoft.com/office/word/2010/wordprocessingShape">
+                    <wps:wsp>
+                      <wps:cNvSpPr txBox="1"/>
+                      <wps:spPr>
+                        <a:xfrm>
+                          <a:off x="0" y="0"/>
+                          <a:ext cx="3009900" cy="281940"/>
+                        </a:xfrm>
+                        <a:prstGeom prst="rect">
+                          <a:avLst/>
+                        </a:prstGeom>
+                        <a:solidFill>
+                          <a:schemeClr val="lt1"/>
+                        </a:solidFill>
+                        <a:ln w="6350">
+                          <a:solidFill>
+                            <a:prstClr val="black"/>
+                          </a:solidFill>
+                        </a:ln>
+                      </wps:spPr>
+                      <wps:txbx>
+                        <w:txbxContent>
+                          <w:p>
+                            <w:r>
+                              <w:t>Year 1</w:t>
+                            </w:r>
+                          </w:p>
+                        </w:txbxContent>
+                      </wps:txbx>
+                      <wps:bodyPr rot="0" spcFirstLastPara="0" vertOverflow="overflow" horzOverflow="overflow" vert="horz" wrap="square" lIns="91440" tIns="45720" rIns="91440" bIns="45720" numCol="1" spcCol="0" rtlCol="0" fromWordArt="0" anchor="t" anchorCtr="0" forceAA="0" compatLnSpc="1">
+                        <a:prstTxWarp prst="textNoShape">
+                          <a:avLst/>
+                        </a:prstTxWarp>
+                        <a:noAutofit/>
+                      </wps:bodyPr>
+                    </wps:wsp>
+                  </a:graphicData>
+                </a:graphic>
+                <wp14:sizeRelV relativeFrom="margin">
+                  <wp14:pctHeight>0</wp14:pctHeight>
+                </wp14:sizeRelV>
+              </wp:anchor>
+            </w:drawing>
+          </mc:Choice>
+          <mc:Fallback>
+            <w:pict>
+              <v:shape w14:anchorId="7D9AFA8A" id="_x0000_s1027" type="#_x0000_t202" style="position:absolute;margin-left:35.4pt;margin-top:364.9pt;width:237pt;height:22.2pt;z-index:251673600;visibility:visible;mso-wrap-style:square;mso-height-percent:0;mso-wrap-distance-left:9pt;mso-wrap-distance-top:0;mso-wrap-distance-right:9pt;mso-wrap-distance-bottom:0;mso-position-horizontal:absolute;mso-position-horizontal-relative:text;mso-position-vertical:absolute;mso-position-vertical-relative:text;mso-height-percent:0;mso-height-relative:margin;v-text-anchor:top" o:gfxdata="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" fillcolor="white [3201]" strokeweight=".5pt">
+                <v:textbox>
+                  <w:txbxContent>
+                    <w:p>
+                      <w:r>
+                        <w:t>Year 1</w:t>
+                      </w:r>
+                    </w:p>
+                  </w:txbxContent>
+                </v:textbox>
+              </v:shape>
+            </w:pict>
+          </mc:Fallback>
+        </mc:AlternateContent>
+      </w:r>
+      <w:r>
+        <w:rPr>
+          <w:noProof/>
+        </w:rPr>
+        <mc:AlternateContent>
+          <mc:Choice Requires="wps">
+            <w:drawing>
+              <wp:anchor distT="0" distB="0" distL="114300" distR="114300" simplePos="0" relativeHeight="251671552" behindDoc="0" locked="0" layoutInCell="1" allowOverlap="1" wp14:anchorId="3CA763EE" wp14:editId="7211F73B">
+                <wp:simplePos x="0" y="0"/>
+                <wp:positionH relativeFrom="column">
+                  <wp:posOffset>472440</wp:posOffset>
+                </wp:positionH>
+                <wp:positionV relativeFrom="paragraph">
+                  <wp:posOffset>4183380</wp:posOffset>
+                </wp:positionV>
+                <wp:extent cx="3009900" cy="281940"/>
+                <wp:effectExtent l="0" t="0" r="19050" b="22860"/>
+                <wp:wrapNone/>
+                <wp:docPr id="1766193412" name="Text Box 37"/>
+                <wp:cNvGraphicFramePr/>
+                <a:graphic xmlns:a="http://schemas.openxmlformats.org/drawingml/2006/main">
+                  <a:graphicData uri="http://schemas.microsoft.com/office/word/2010/wordprocessingShape">
+                    <wps:wsp>
+                      <wps:cNvSpPr txBox="1"/>
+                      <wps:spPr>
+                        <a:xfrm>
+                          <a:off x="0" y="0"/>
+                          <a:ext cx="3009900" cy="281940"/>
+                        </a:xfrm>
+                        <a:prstGeom prst="rect">
+                          <a:avLst/>
+                        </a:prstGeom>
+                        <a:solidFill>
+                          <a:schemeClr val="lt1"/>
+                        </a:solidFill>
+                        <a:ln w="6350">
+                          <a:solidFill>
+                            <a:prstClr val="black"/>
+                          </a:solidFill>
+                        </a:ln>
+                      </wps:spPr>
+                      <wps:txbx>
+                        <w:txbxContent>
+                          <w:p>
+                            <w:r>
+                              <w:t>Computer systems engineering</w:t>
+                            </w:r>
+                            <w:r>
+                              <w:rPr>
+                                <w:noProof/>
+                              </w:rPr>
+                              <w:drawing>
+                                <wp:inline distT="0" distB="0" distL="0" distR="0" wp14:anchorId="23366A47" wp14:editId="27678460">
+                                  <wp:extent cx="1832610" cy="184150"/>
+                                  <wp:effectExtent l="0" t="0" r="0" b="6350"/>
+                                  <wp:docPr id="1629335645" name="Picture 41"/>
+                                  <wp:cNvGraphicFramePr>
+                                    <a:graphicFrameLocks xmlns:a="http://schemas.openxmlformats.org/drawingml/2006/main" noChangeAspect="1"/>
+                                  </wp:cNvGraphicFramePr>
+                                  <a:graphic xmlns:a="http://schemas.openxmlformats.org/drawingml/2006/main">
+                                    <a:graphicData uri="http://schemas.openxmlformats.org/drawingml/2006/picture">
+                                      <pic:pic xmlns:pic="http://schemas.openxmlformats.org/drawingml/2006/picture">
+                                        <pic:nvPicPr>
+                                          <pic:cNvPr id="0" name="Picture 13"/>
+                                          <pic:cNvPicPr>
+                                            <a:picLocks noChangeAspect="1" noChangeArrowheads="1"/>
+                                          </pic:cNvPicPr>
+                                        </pic:nvPicPr>
+                                        <pic:blipFill>
+                                          <a:blip r:embed="rId20">
+                                            <a:extLst>
+                                              <a:ext uri="{28A0092B-C50C-407E-A947-70E740481C1C}">
+                                                <a14:useLocalDpi xmlns:a14="http://schemas.microsoft.com/office/drawing/2010/main" val="0"/>
+                                              </a:ext>
+                                            </a:extLst>
+                                          </a:blip>
+                                          <a:srcRect/>
+                                          <a:stretch>
+                                            <a:fillRect/>
+                                          </a:stretch>
+                                        </pic:blipFill>
+                                        <pic:spPr bwMode="auto">
+                                          <a:xfrm>
+                                            <a:off x="0" y="0"/>
+                                            <a:ext cx="1832610" cy="184150"/>
+                                          </a:xfrm>
+                                          <a:prstGeom prst="rect">
+                                            <a:avLst/>
+                                          </a:prstGeom>
+                                          <a:noFill/>
+                                          <a:ln>
+                                            <a:noFill/>
+                                          </a:ln>
+                                        </pic:spPr>
+                                      </pic:pic>
+                                    </a:graphicData>
+                                  </a:graphic>
+                                </wp:inline>
+                              </w:drawing>
+                            </w:r>
+                          </w:p>
+                        </w:txbxContent>
+                      </wps:txbx>
+                      <wps:bodyPr rot="0" spcFirstLastPara="0" vertOverflow="overflow" horzOverflow="overflow" vert="horz" wrap="square" lIns="91440" tIns="45720" rIns="91440" bIns="45720" numCol="1" spcCol="0" rtlCol="0" fromWordArt="0" anchor="t" anchorCtr="0" forceAA="0" compatLnSpc="1">
+                        <a:prstTxWarp prst="textNoShape">
+                          <a:avLst/>
+                        </a:prstTxWarp>
+                        <a:noAutofit/>
+                      </wps:bodyPr>
+                    </wps:wsp>
+                  </a:graphicData>
+                </a:graphic>
+                <wp14:sizeRelV relativeFrom="margin">
+                  <wp14:pctHeight>0</wp14:pctHeight>
+                </wp14:sizeRelV>
+              </wp:anchor>
+            </w:drawing>
+          </mc:Choice>
+          <mc:Fallback>
+            <w:pict>
+              <v:shape w14:anchorId="3CA763EE" id="_x0000_s1028" type="#_x0000_t202" style="position:absolute;margin-left:37.2pt;margin-top:329.4pt;width:237pt;height:22.2pt;z-index:251671552;visibility:visible;mso-wrap-style:square;mso-height-percent:0;mso-wrap-distance-left:9pt;mso-wrap-distance-top:0;mso-wrap-distance-right:9pt;mso-wrap-distance-bottom:0;mso-position-horizontal:absolute;mso-position-horizontal-relative:text;mso-position-vertical:absolute;mso-position-vertical-relative:text;mso-height-percent:0;mso-height-relative:margin;v-text-anchor:top" o:gfxdata="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" fillcolor="white [3201]" strokeweight=".5pt">
+                <v:textbox>
+                  <w:txbxContent>
+                    <w:p>
+                      <w:r>
+                        <w:t>Computer systems engineering</w:t>
+                      </w:r>
+                      <w:r>
+                        <w:rPr>
+                          <w:noProof/>
+                        </w:rPr>
+                        <w:drawing>
+                          <wp:inline distT="0" distB="0" distL="0" distR="0" wp14:anchorId="23366A47" wp14:editId="27678460">
+                            <wp:extent cx="1832610" cy="184150"/>
+                            <wp:effectExtent l="0" t="0" r="0" b="6350"/>
+                            <wp:docPr id="1629335645" name="Picture 41"/>
+                            <wp:cNvGraphicFramePr>
+                              <a:graphicFrameLocks xmlns:a="http://schemas.openxmlformats.org/drawingml/2006/main" noChangeAspect="1"/>
+                            </wp:cNvGraphicFramePr>
+                            <a:graphic xmlns:a="http://schemas.openxmlformats.org/drawingml/2006/main">
+                              <a:graphicData uri="http://schemas.openxmlformats.org/drawingml/2006/picture">
+                                <pic:pic xmlns:pic="http://schemas.openxmlformats.org/drawingml/2006/picture">
+                                  <pic:nvPicPr>
+                                    <pic:cNvPr id="0" name="Picture 13"/>
+                                    <pic:cNvPicPr>
+                                      <a:picLocks noChangeAspect="1" noChangeArrowheads="1"/>
+                                    </pic:cNvPicPr>
+                                  </pic:nvPicPr>
+                                  <pic:blipFill>
+                                    <a:blip r:embed="rId20">
+                                      <a:extLst>
+                                        <a:ext uri="{28A0092B-C50C-407E-A947-70E740481C1C}">
+                                          <a14:useLocalDpi xmlns:a14="http://schemas.microsoft.com/office/drawing/2010/main" val="0"/>
+                                        </a:ext>
+                                      </a:extLst>
+                                    </a:blip>
+                                    <a:srcRect/>
+                                    <a:stretch>
+                                      <a:fillRect/>
+                                    </a:stretch>
+                                  </pic:blipFill>
+                                  <pic:spPr bwMode="auto">
+                                    <a:xfrm>
+                                      <a:off x="0" y="0"/>
+                                      <a:ext cx="1832610" cy="184150"/>
+                                    </a:xfrm>
+                                    <a:prstGeom prst="rect">
+                                      <a:avLst/>
+                                    </a:prstGeom>
+                                    <a:noFill/>
+                                    <a:ln>
+                                      <a:noFill/>
+                                    </a:ln>
+                                  </pic:spPr>
+                                </pic:pic>
+                              </a:graphicData>
+                            </a:graphic>
+                          </wp:inline>
+                        </w:drawing>
+                      </w:r>
+                    </w:p>
+                  </w:txbxContent>
+                </v:textbox>
+              </v:shape>
+            </w:pict>
+          </mc:Fallback>
+        </mc:AlternateContent>
+      </w:r>
+      <w:r>
+        <w:rPr>
+          <w:noProof/>
+        </w:rPr>
+        <mc:AlternateContent>
+          <mc:Choice Requires="wps">
+            <w:drawing>
+              <wp:anchor distT="0" distB="0" distL="114300" distR="114300" simplePos="0" relativeHeight="251669504" behindDoc="0" locked="0" layoutInCell="1" allowOverlap="1" wp14:anchorId="75553E20" wp14:editId="4C92275D">
+                <wp:simplePos x="0" y="0"/>
+                <wp:positionH relativeFrom="column">
+                  <wp:posOffset>472440</wp:posOffset>
+                </wp:positionH>
+                <wp:positionV relativeFrom="paragraph">
+                  <wp:posOffset>3749040</wp:posOffset>
+                </wp:positionV>
+                <wp:extent cx="3009900" cy="281940"/>
+                <wp:effectExtent l="0" t="0" r="19050" b="22860"/>
+                <wp:wrapNone/>
+                <wp:docPr id="1415790460" name="Text Box 37"/>
+                <wp:cNvGraphicFramePr/>
+                <a:graphic xmlns:a="http://schemas.openxmlformats.org/drawingml/2006/main">
+                  <a:graphicData uri="http://schemas.microsoft.com/office/word/2010/wordprocessingShape">
+                    <wps:wsp>
+                      <wps:cNvSpPr txBox="1"/>
+                      <wps:spPr>
+                        <a:xfrm>
+                          <a:off x="0" y="0"/>
+                          <a:ext cx="3009900" cy="281940"/>
+                        </a:xfrm>
+                        <a:prstGeom prst="rect">
+                          <a:avLst/>
+                        </a:prstGeom>
+                        <a:solidFill>
+                          <a:schemeClr val="lt1"/>
+                        </a:solidFill>
+                        <a:ln w="6350">
+                          <a:solidFill>
+                            <a:prstClr val="black"/>
+                          </a:solidFill>
+                        </a:ln>
+                      </wps:spPr>
+                      <wps:txbx>
+                        <w:txbxContent>
+                          <w:p>
+                            <w:r>
+                              <w:t>22/05/2</w:t>
+                            </w:r>
+                            <w:r>
+                              <w:t>026</w:t>
+                            </w:r>
+                          </w:p>
+                        </w:txbxContent>
+                      </wps:txbx>
+                      <wps:bodyPr rot="0" spcFirstLastPara="0" vertOverflow="overflow" horzOverflow="overflow" vert="horz" wrap="square" lIns="91440" tIns="45720" rIns="91440" bIns="45720" numCol="1" spcCol="0" rtlCol="0" fromWordArt="0" anchor="t" anchorCtr="0" forceAA="0" compatLnSpc="1">
+                        <a:prstTxWarp prst="textNoShape">
+                          <a:avLst/>
+                        </a:prstTxWarp>
+                        <a:noAutofit/>
+                      </wps:bodyPr>
+                    </wps:wsp>
+                  </a:graphicData>
+                </a:graphic>
+                <wp14:sizeRelV relativeFrom="margin">
+                  <wp14:pctHeight>0</wp14:pctHeight>
+                </wp14:sizeRelV>
+              </wp:anchor>
+            </w:drawing>
+          </mc:Choice>
+          <mc:Fallback>
+            <w:pict>
+              <v:shape w14:anchorId="75553E20" id="_x0000_s1029" type="#_x0000_t202" style="position:absolute;margin-left:37.2pt;margin-top:295.2pt;width:237pt;height:22.2pt;z-index:251669504;visibility:visible;mso-wrap-style:square;mso-height-percent:0;mso-wrap-distance-left:9pt;mso-wrap-distance-top:0;mso-wrap-distance-right:9pt;mso-wrap-distance-bottom:0;mso-position-horizontal:absolute;mso-position-horizontal-relative:text;mso-position-vertical:absolute;mso-position-vertical-relative:text;mso-height-percent:0;mso-height-relative:margin;v-text-anchor:top" o:gfxdata="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" fillcolor="white [3201]" strokeweight=".5pt">
+                <v:textbox>
+                  <w:txbxContent>
+                    <w:p>
+                      <w:r>
+                        <w:t>22/05/2</w:t>
+                      </w:r>
+                      <w:r>
+                        <w:t>026</w:t>
+                      </w:r>
+                    </w:p>
+                  </w:txbxContent>
+                </v:textbox>
+              </v:shape>
+            </w:pict>
+          </mc:Fallback>
+        </mc:AlternateContent>
+      </w:r>
+      <w:r>
+        <w:rPr>
+          <w:noProof/>
+        </w:rPr>
+        <mc:AlternateContent>
+          <mc:Choice Requires="wps">
+            <w:drawing>
+              <wp:anchor distT="0" distB="0" distL="114300" distR="114300" simplePos="0" relativeHeight="251667456" behindDoc="0" locked="0" layoutInCell="1" allowOverlap="1" wp14:anchorId="59F72144" wp14:editId="4B9A2459">
+                <wp:simplePos x="0" y="0"/>
+                <wp:positionH relativeFrom="column">
+                  <wp:posOffset>464820</wp:posOffset>
+                </wp:positionH>
+                <wp:positionV relativeFrom="paragraph">
+                  <wp:posOffset>3307080</wp:posOffset>
+                </wp:positionV>
+                <wp:extent cx="3009900" cy="281940"/>
+                <wp:effectExtent l="0" t="0" r="19050" b="22860"/>
+                <wp:wrapNone/>
+                <wp:docPr id="376721596" name="Text Box 37"/>
+                <wp:cNvGraphicFramePr/>
+                <a:graphic xmlns:a="http://schemas.openxmlformats.org/drawingml/2006/main">
+                  <a:graphicData uri="http://schemas.microsoft.com/office/word/2010/wordprocessingShape">
+                    <wps:wsp>
+                      <wps:cNvSpPr txBox="1"/>
+                      <wps:spPr>
+                        <a:xfrm>
+                          <a:off x="0" y="0"/>
+                          <a:ext cx="3009900" cy="281940"/>
+                        </a:xfrm>
+                        <a:prstGeom prst="rect">
+                          <a:avLst/>
+                        </a:prstGeom>
+                        <a:solidFill>
+                          <a:schemeClr val="lt1"/>
+                        </a:solidFill>
+                        <a:ln w="6350">
+                          <a:solidFill>
+                            <a:prstClr val="black"/>
+                          </a:solidFill>
+                        </a:ln>
+                      </wps:spPr>
+                      <wps:txbx>
+                        <w:txbxContent>
+                          <w:p>
+                            <w:r>
+                              <w:t>WMD Assignment</w:t>
+                            </w:r>
+                            <w:r>
+                              <w:rPr>
+                                <w:noProof/>
+                              </w:rPr>
+                              <w:drawing>
+                                <wp:inline distT="0" distB="0" distL="0" distR="0" wp14:anchorId="3C55820A" wp14:editId="7AD3EDD3">
+                                  <wp:extent cx="1832610" cy="184150"/>
+                                  <wp:effectExtent l="0" t="0" r="0" b="6350"/>
+                                  <wp:docPr id="2038428848" name="Picture 39"/>
+                                  <wp:cNvGraphicFramePr>
+                                    <a:graphicFrameLocks xmlns:a="http://schemas.openxmlformats.org/drawingml/2006/main" noChangeAspect="1"/>
+                                  </wp:cNvGraphicFramePr>
+                                  <a:graphic xmlns:a="http://schemas.openxmlformats.org/drawingml/2006/main">
+                                    <a:graphicData uri="http://schemas.openxmlformats.org/drawingml/2006/picture">
+                                      <pic:pic xmlns:pic="http://schemas.openxmlformats.org/drawingml/2006/picture">
+                                        <pic:nvPicPr>
+                                          <pic:cNvPr id="0" name="Picture 11"/>
+                                          <pic:cNvPicPr>
+                                            <a:picLocks noChangeAspect="1" noChangeArrowheads="1"/>
+                                          </pic:cNvPicPr>
+                                        </pic:nvPicPr>
+                                        <pic:blipFill>
+                                          <a:blip r:embed="rId20">
+                                            <a:extLst>
+                                              <a:ext uri="{28A0092B-C50C-407E-A947-70E740481C1C}">
+                                                <a14:useLocalDpi xmlns:a14="http://schemas.microsoft.com/office/drawing/2010/main" val="0"/>
+                                              </a:ext>
+                                            </a:extLst>
+                                          </a:blip>
+                                          <a:srcRect/>
+                                          <a:stretch>
+                                            <a:fillRect/>
+                                          </a:stretch>
+                                        </pic:blipFill>
+                                        <pic:spPr bwMode="auto">
+                                          <a:xfrm>
+                                            <a:off x="0" y="0"/>
+                                            <a:ext cx="1832610" cy="184150"/>
+                                          </a:xfrm>
+                                          <a:prstGeom prst="rect">
+                                            <a:avLst/>
+                                          </a:prstGeom>
+                                          <a:noFill/>
+                                          <a:ln>
+                                            <a:noFill/>
+                                          </a:ln>
+                                        </pic:spPr>
+                                      </pic:pic>
+                                    </a:graphicData>
+                                  </a:graphic>
+                                </wp:inline>
+                              </w:drawing>
+                            </w:r>
+                            <w:r>
+                              <w:rPr>
+                                <w:noProof/>
+                              </w:rPr>
+                              <w:drawing>
+                                <wp:inline distT="0" distB="0" distL="0" distR="0" wp14:anchorId="2AF53561" wp14:editId="791769F6">
+                                  <wp:extent cx="1832610" cy="184150"/>
+                                  <wp:effectExtent l="0" t="0" r="0" b="6350"/>
+                                  <wp:docPr id="1648036092" name="Picture 40"/>
+                                  <wp:cNvGraphicFramePr>
+                                    <a:graphicFrameLocks xmlns:a="http://schemas.openxmlformats.org/drawingml/2006/main" noChangeAspect="1"/>
+                                  </wp:cNvGraphicFramePr>
+                                  <a:graphic xmlns:a="http://schemas.openxmlformats.org/drawingml/2006/main">
+                                    <a:graphicData uri="http://schemas.openxmlformats.org/drawingml/2006/picture">
+                                      <pic:pic xmlns:pic="http://schemas.openxmlformats.org/drawingml/2006/picture">
+                                        <pic:nvPicPr>
+                                          <pic:cNvPr id="0" name="Picture 12"/>
+                                          <pic:cNvPicPr>
+                                            <a:picLocks noChangeAspect="1" noChangeArrowheads="1"/>
+                                          </pic:cNvPicPr>
+                                        </pic:nvPicPr>
+                                        <pic:blipFill>
+                                          <a:blip r:embed="rId20">
+                                            <a:extLst>
+                                              <a:ext uri="{28A0092B-C50C-407E-A947-70E740481C1C}">
+                                                <a14:useLocalDpi xmlns:a14="http://schemas.microsoft.com/office/drawing/2010/main" val="0"/>
+                                              </a:ext>
+                                            </a:extLst>
+                                          </a:blip>
+                                          <a:srcRect/>
+                                          <a:stretch>
+                                            <a:fillRect/>
+                                          </a:stretch>
+                                        </pic:blipFill>
+                                        <pic:spPr bwMode="auto">
+                                          <a:xfrm>
+                                            <a:off x="0" y="0"/>
+                                            <a:ext cx="1832610" cy="184150"/>
+                                          </a:xfrm>
+                                          <a:prstGeom prst="rect">
+                                            <a:avLst/>
+                                          </a:prstGeom>
+                                          <a:noFill/>
+                                          <a:ln>
+                                            <a:noFill/>
+                                          </a:ln>
+                                        </pic:spPr>
+                                      </pic:pic>
+                                    </a:graphicData>
+                                  </a:graphic>
+                                </wp:inline>
+                              </w:drawing>
+                            </w:r>
+                          </w:p>
+                        </w:txbxContent>
+                      </wps:txbx>
+                      <wps:bodyPr rot="0" spcFirstLastPara="0" vertOverflow="overflow" horzOverflow="overflow" vert="horz" wrap="square" lIns="91440" tIns="45720" rIns="91440" bIns="45720" numCol="1" spcCol="0" rtlCol="0" fromWordArt="0" anchor="t" anchorCtr="0" forceAA="0" compatLnSpc="1">
+                        <a:prstTxWarp prst="textNoShape">
+                          <a:avLst/>
+                        </a:prstTxWarp>
+                        <a:noAutofit/>
+                      </wps:bodyPr>
+                    </wps:wsp>
+                  </a:graphicData>
+                </a:graphic>
+                <wp14:sizeRelV relativeFrom="margin">
+                  <wp14:pctHeight>0</wp14:pctHeight>
+                </wp14:sizeRelV>
+              </wp:anchor>
+            </w:drawing>
+          </mc:Choice>
+          <mc:Fallback>
+            <w:pict>
+              <v:shape w14:anchorId="59F72144" id="_x0000_s1030" type="#_x0000_t202" style="position:absolute;margin-left:36.6pt;margin-top:260.4pt;width:237pt;height:22.2pt;z-index:251667456;visibility:visible;mso-wrap-style:square;mso-height-percent:0;mso-wrap-distance-left:9pt;mso-wrap-distance-top:0;mso-wrap-distance-right:9pt;mso-wrap-distance-bottom:0;mso-position-horizontal:absolute;mso-position-horizontal-relative:text;mso-position-vertical:absolute;mso-position-vertical-relative:text;mso-height-percent:0;mso-height-relative:margin;v-text-anchor:top" o:gfxdata="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" fillcolor="white [3201]" strokeweight=".5pt">
+                <v:textbox>
+                  <w:txbxContent>
+                    <w:p>
+                      <w:r>
+                        <w:t>WMD Assignment</w:t>
+                      </w:r>
+                      <w:r>
+                        <w:rPr>
+                          <w:noProof/>
+                        </w:rPr>
+                        <w:drawing>
+                          <wp:inline distT="0" distB="0" distL="0" distR="0" wp14:anchorId="3C55820A" wp14:editId="7AD3EDD3">
+                            <wp:extent cx="1832610" cy="184150"/>
+                            <wp:effectExtent l="0" t="0" r="0" b="6350"/>
+                            <wp:docPr id="2038428848" name="Picture 39"/>
+                            <wp:cNvGraphicFramePr>
+                              <a:graphicFrameLocks xmlns:a="http://schemas.openxmlformats.org/drawingml/2006/main" noChangeAspect="1"/>
+                            </wp:cNvGraphicFramePr>
+                            <a:graphic xmlns:a="http://schemas.openxmlformats.org/drawingml/2006/main">
+                              <a:graphicData uri="http://schemas.openxmlformats.org/drawingml/2006/picture">
+                                <pic:pic xmlns:pic="http://schemas.openxmlformats.org/drawingml/2006/picture">
+                                  <pic:nvPicPr>
+                                    <pic:cNvPr id="0" name="Picture 11"/>
+                                    <pic:cNvPicPr>
+                                      <a:picLocks noChangeAspect="1" noChangeArrowheads="1"/>
+                                    </pic:cNvPicPr>
+                                  </pic:nvPicPr>
+                                  <pic:blipFill>
+                                    <a:blip r:embed="rId20">
+                                      <a:extLst>
+                                        <a:ext uri="{28A0092B-C50C-407E-A947-70E740481C1C}">
+                                          <a14:useLocalDpi xmlns:a14="http://schemas.microsoft.com/office/drawing/2010/main" val="0"/>
+                                        </a:ext>
+                                      </a:extLst>
+                                    </a:blip>
+                                    <a:srcRect/>
+                                    <a:stretch>
+                                      <a:fillRect/>
+                                    </a:stretch>
+                                  </pic:blipFill>
+                                  <pic:spPr bwMode="auto">
+                                    <a:xfrm>
+                                      <a:off x="0" y="0"/>
+                                      <a:ext cx="1832610" cy="184150"/>
+                                    </a:xfrm>
+                                    <a:prstGeom prst="rect">
+                                      <a:avLst/>
+                                    </a:prstGeom>
+                                    <a:noFill/>
+                                    <a:ln>
+                                      <a:noFill/>
+                                    </a:ln>
+                                  </pic:spPr>
+                                </pic:pic>
+                              </a:graphicData>
+                            </a:graphic>
+                          </wp:inline>
+                        </w:drawing>
+                      </w:r>
+                      <w:r>
+                        <w:rPr>
+                          <w:noProof/>
+                        </w:rPr>
+                        <w:drawing>
+                          <wp:inline distT="0" distB="0" distL="0" distR="0" wp14:anchorId="2AF53561" wp14:editId="791769F6">
+                            <wp:extent cx="1832610" cy="184150"/>
+                            <wp:effectExtent l="0" t="0" r="0" b="6350"/>
+                            <wp:docPr id="1648036092" name="Picture 40"/>
+                            <wp:cNvGraphicFramePr>
+                              <a:graphicFrameLocks xmlns:a="http://schemas.openxmlformats.org/drawingml/2006/main" noChangeAspect="1"/>
+                            </wp:cNvGraphicFramePr>
+                            <a:graphic xmlns:a="http://schemas.openxmlformats.org/drawingml/2006/main">
+                              <a:graphicData uri="http://schemas.openxmlformats.org/drawingml/2006/picture">
+                                <pic:pic xmlns:pic="http://schemas.openxmlformats.org/drawingml/2006/picture">
+                                  <pic:nvPicPr>
+                                    <pic:cNvPr id="0" name="Picture 12"/>
+                                    <pic:cNvPicPr>
+                                      <a:picLocks noChangeAspect="1" noChangeArrowheads="1"/>
+                                    </pic:cNvPicPr>
+                                  </pic:nvPicPr>
+                                  <pic:blipFill>
+                                    <a:blip r:embed="rId20">
+                                      <a:extLst>
+                                        <a:ext uri="{28A0092B-C50C-407E-A947-70E740481C1C}">
+                                          <a14:useLocalDpi xmlns:a14="http://schemas.microsoft.com/office/drawing/2010/main" val="0"/>
+                                        </a:ext>
+                                      </a:extLst>
+                                    </a:blip>
+                                    <a:srcRect/>
+                                    <a:stretch>
+                                      <a:fillRect/>
+                                    </a:stretch>
+                                  </pic:blipFill>
+                                  <pic:spPr bwMode="auto">
+                                    <a:xfrm>
+                                      <a:off x="0" y="0"/>
+                                      <a:ext cx="1832610" cy="184150"/>
+                                    </a:xfrm>
+                                    <a:prstGeom prst="rect">
+                                      <a:avLst/>
+                                    </a:prstGeom>
+                                    <a:noFill/>
+                                    <a:ln>
+                                      <a:noFill/>
+                                    </a:ln>
+                                  </pic:spPr>
+                                </pic:pic>
+                              </a:graphicData>
+                            </a:graphic>
+                          </wp:inline>
+                        </w:drawing>
+                      </w:r>
+                    </w:p>
+                  </w:txbxContent>
+                </v:textbox>
+              </v:shape>
+            </w:pict>
+          </mc:Fallback>
+        </mc:AlternateContent>
+      </w:r>
+      <w:r>
+        <w:rPr>
+          <w:noProof/>
+        </w:rPr>
+        <mc:AlternateContent>
+          <mc:Choice Requires="wps">
+            <w:drawing>
+              <wp:anchor distT="0" distB="0" distL="114300" distR="114300" simplePos="0" relativeHeight="251663360" behindDoc="0" locked="0" layoutInCell="1" allowOverlap="1" wp14:anchorId="35F29F5B" wp14:editId="0ACEFAB6">
+                <wp:simplePos x="0" y="0"/>
+                <wp:positionH relativeFrom="column">
+                  <wp:posOffset>487680</wp:posOffset>
+                </wp:positionH>
+                <wp:positionV relativeFrom="paragraph">
+                  <wp:posOffset>2857500</wp:posOffset>
+                </wp:positionV>
+                <wp:extent cx="3009900" cy="281940"/>
+                <wp:effectExtent l="0" t="0" r="19050" b="22860"/>
+                <wp:wrapNone/>
+                <wp:docPr id="267682721" name="Text Box 37"/>
+                <wp:cNvGraphicFramePr/>
+                <a:graphic xmlns:a="http://schemas.openxmlformats.org/drawingml/2006/main">
+                  <a:graphicData uri="http://schemas.microsoft.com/office/word/2010/wordprocessingShape">
+                    <wps:wsp>
+                      <wps:cNvSpPr txBox="1"/>
+                      <wps:spPr>
+                        <a:xfrm>
+                          <a:off x="0" y="0"/>
+                          <a:ext cx="3009900" cy="281940"/>
+                        </a:xfrm>
+                        <a:prstGeom prst="rect">
+                          <a:avLst/>
+                        </a:prstGeom>
+                        <a:solidFill>
+                          <a:schemeClr val="lt1"/>
+                        </a:solidFill>
+                        <a:ln w="6350">
+                          <a:solidFill>
+                            <a:prstClr val="black"/>
+                          </a:solidFill>
+                        </a:ln>
+                      </wps:spPr>
+                      <wps:txbx>
+                        <w:txbxContent>
+                          <w:p>
+                            <w:r>
+                              <w:t>Cse25-280</w:t>
+                            </w:r>
+                            <w:r>
+                              <w:t xml:space="preserve"> </w:t>
+                            </w:r>
+                            <w:r>
+                              <w:t>https:/github.com/</w:t>
+                            </w:r>
+                            <w:proofErr w:type="spellStart"/>
+                            <w:r>
+                              <w:t>TopsMolah</w:t>
+                            </w:r>
+                            <w:proofErr w:type="spellEnd"/>
+                            <w:r>
+                              <w:t>/cse25-280-WMD-Assignment</w:t>
+                            </w:r>
+                            <w:r>
+                              <w:t xml:space="preserve"> </w:t>
+                            </w:r>
+                            <w:r>
+                              <w:t>https:/github.com/</w:t>
+                            </w:r>
+                            <w:proofErr w:type="spellStart"/>
+                            <w:r>
+                              <w:t>TopsMolah</w:t>
+                            </w:r>
+                            <w:proofErr w:type="spellEnd"/>
+                            <w:r>
+                              <w:t>/cse25-280-WMD-Assignment</w:t>
+                            </w:r>
+                          </w:p>
+                        </w:txbxContent>
+                      </wps:txbx>
+                      <wps:bodyPr rot="0" spcFirstLastPara="0" vertOverflow="overflow" horzOverflow="overflow" vert="horz" wrap="square" lIns="91440" tIns="45720" rIns="91440" bIns="45720" numCol="1" spcCol="0" rtlCol="0" fromWordArt="0" anchor="t" anchorCtr="0" forceAA="0" compatLnSpc="1">
+                        <a:prstTxWarp prst="textNoShape">
+                          <a:avLst/>
+                        </a:prstTxWarp>
+                        <a:noAutofit/>
+                      </wps:bodyPr>
+                    </wps:wsp>
+                  </a:graphicData>
+                </a:graphic>
+                <wp14:sizeRelV relativeFrom="margin">
+                  <wp14:pctHeight>0</wp14:pctHeight>
+                </wp14:sizeRelV>
+              </wp:anchor>
+            </w:drawing>
+          </mc:Choice>
+          <mc:Fallback>
+            <w:pict>
+              <v:shape w14:anchorId="35F29F5B" id="_x0000_s1031" type="#_x0000_t202" style="position:absolute;margin-left:38.4pt;margin-top:225pt;width:237pt;height:22.2pt;z-index:251663360;visibility:visible;mso-wrap-style:square;mso-height-percent:0;mso-wrap-distance-left:9pt;mso-wrap-distance-top:0;mso-wrap-distance-right:9pt;mso-wrap-distance-bottom:0;mso-position-horizontal:absolute;mso-position-horizontal-relative:text;mso-position-vertical:absolute;mso-position-vertical-relative:text;mso-height-percent:0;mso-height-relative:margin;v-text-anchor:top" o:gfxdata="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" fillcolor="white [3201]" strokeweight=".5pt">
+                <v:textbox>
+                  <w:txbxContent>
+                    <w:p>
+                      <w:r>
+                        <w:t>Cse25-280</w:t>
+                      </w:r>
+                      <w:r>
+                        <w:t xml:space="preserve"> </w:t>
+                      </w:r>
+                      <w:r>
+                        <w:t>https:/github.com/</w:t>
+                      </w:r>
+                      <w:proofErr w:type="spellStart"/>
+                      <w:r>
+                        <w:t>TopsMolah</w:t>
+                      </w:r>
+                      <w:proofErr w:type="spellEnd"/>
+                      <w:r>
+                        <w:t>/cse25-280-WMD-Assignment</w:t>
+                      </w:r>
+                      <w:r>
+                        <w:t xml:space="preserve"> </w:t>
+                      </w:r>
+                      <w:r>
+                        <w:t>https:/github.com/</w:t>
+                      </w:r>
+                      <w:proofErr w:type="spellStart"/>
+                      <w:r>
+                        <w:t>TopsMolah</w:t>
+                      </w:r>
+                      <w:proofErr w:type="spellEnd"/>
+                      <w:r>
+                        <w:t>/cse25-280-WMD-Assignment</w:t>
+                      </w:r>
+                    </w:p>
+                  </w:txbxContent>
+                </v:textbox>
+              </v:shape>
+            </w:pict>
+          </mc:Fallback>
+        </mc:AlternateContent>
+      </w:r>
+      <w:r>
+        <w:rPr>
+          <w:noProof/>
+        </w:rPr>
+        <mc:AlternateContent>
+          <mc:Choice Requires="wps">
+            <w:drawing>
+              <wp:anchor distT="0" distB="0" distL="114300" distR="114300" simplePos="0" relativeHeight="251665408" behindDoc="0" locked="0" layoutInCell="1" allowOverlap="1" wp14:anchorId="1EE8E7EA" wp14:editId="6E15D98F">
+                <wp:simplePos x="0" y="0"/>
+                <wp:positionH relativeFrom="column">
+                  <wp:posOffset>480060</wp:posOffset>
+                </wp:positionH>
+                <wp:positionV relativeFrom="paragraph">
+                  <wp:posOffset>2423160</wp:posOffset>
+                </wp:positionV>
+                <wp:extent cx="3009900" cy="281940"/>
+                <wp:effectExtent l="0" t="0" r="19050" b="22860"/>
+                <wp:wrapNone/>
+                <wp:docPr id="568892175" name="Text Box 37"/>
+                <wp:cNvGraphicFramePr/>
+                <a:graphic xmlns:a="http://schemas.openxmlformats.org/drawingml/2006/main">
+                  <a:graphicData uri="http://schemas.microsoft.com/office/word/2010/wordprocessingShape">
+                    <wps:wsp>
+                      <wps:cNvSpPr txBox="1"/>
+                      <wps:spPr>
+                        <a:xfrm>
+                          <a:off x="0" y="0"/>
+                          <a:ext cx="3009900" cy="281940"/>
+                        </a:xfrm>
+                        <a:prstGeom prst="rect">
+                          <a:avLst/>
+                        </a:prstGeom>
+                        <a:solidFill>
+                          <a:schemeClr val="lt1"/>
+                        </a:solidFill>
+                        <a:ln w="6350">
+                          <a:solidFill>
+                            <a:prstClr val="black"/>
+                          </a:solidFill>
+                        </a:ln>
+                      </wps:spPr>
+                      <wps:txbx>
+                        <w:txbxContent>
+                          <w:p>
+                            <w:pPr>
+                              <w:spacing w:line="480" w:lineRule="auto"/>
+                            </w:pPr>
+                            <w:r>
+                              <w:t>Cse25</w:t>
+                            </w:r>
+                            <w:r>
+                              <w:t>-280@thuto.bac.ac.bw</w:t>
+                            </w:r>
+                          </w:p>
+                        </w:txbxContent>
+                      </wps:txbx>
+                      <wps:bodyPr rot="0" spcFirstLastPara="0" vertOverflow="overflow" horzOverflow="overflow" vert="horz" wrap="square" lIns="91440" tIns="45720" rIns="91440" bIns="45720" numCol="1" spcCol="0" rtlCol="0" fromWordArt="0" anchor="t" anchorCtr="0" forceAA="0" compatLnSpc="1">
+                        <a:prstTxWarp prst="textNoShape">
+                          <a:avLst/>
+                        </a:prstTxWarp>
+                        <a:noAutofit/>
+                      </wps:bodyPr>
+                    </wps:wsp>
+                  </a:graphicData>
+                </a:graphic>
+                <wp14:sizeRelV relativeFrom="margin">
+                  <wp14:pctHeight>0</wp14:pctHeight>
+                </wp14:sizeRelV>
+              </wp:anchor>
+            </w:drawing>
+          </mc:Choice>
+          <mc:Fallback>
+            <w:pict>
+              <v:shape w14:anchorId="1EE8E7EA" id="_x0000_s1032" type="#_x0000_t202" style="position:absolute;margin-left:37.8pt;margin-top:190.8pt;width:237pt;height:22.2pt;z-index:251665408;visibility:visible;mso-wrap-style:square;mso-height-percent:0;mso-wrap-distance-left:9pt;mso-wrap-distance-top:0;mso-wrap-distance-right:9pt;mso-wrap-distance-bottom:0;mso-position-horizontal:absolute;mso-position-horizontal-relative:text;mso-position-vertical:absolute;mso-position-vertical-relative:text;mso-height-percent:0;mso-height-relative:margin;v-text-anchor:top" o:gfxdata="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" fillcolor="white [3201]" strokeweight=".5pt">
+                <v:textbox>
+                  <w:txbxContent>
+                    <w:p>
+                      <w:pPr>
+                        <w:spacing w:line="480" w:lineRule="auto"/>
+                      </w:pPr>
+                      <w:r>
+                        <w:t>Cse25</w:t>
+                      </w:r>
+                      <w:r>
+                        <w:t>-280@thuto.bac.ac.bw</w:t>
+                      </w:r>
+                    </w:p>
+                  </w:txbxContent>
+                </v:textbox>
+              </v:shape>
+            </w:pict>
+          </mc:Fallback>
+        </mc:AlternateContent>
+      </w:r>
+      <w:r>
+        <w:rPr>
+          <w:noProof/>
+        </w:rPr>
+        <mc:AlternateContent>
+          <mc:Choice Requires="wps">
+            <w:drawing>
+              <wp:anchor distT="0" distB="0" distL="114300" distR="114300" simplePos="0" relativeHeight="251661312" behindDoc="0" locked="0" layoutInCell="1" allowOverlap="1" wp14:anchorId="4CC03230" wp14:editId="3FF77C4B">
+                <wp:simplePos x="0" y="0"/>
+                <wp:positionH relativeFrom="column">
+                  <wp:posOffset>472440</wp:posOffset>
+                </wp:positionH>
+                <wp:positionV relativeFrom="paragraph">
+                  <wp:posOffset>1988820</wp:posOffset>
+                </wp:positionV>
+                <wp:extent cx="3009900" cy="274320"/>
+                <wp:effectExtent l="0" t="0" r="19050" b="11430"/>
+                <wp:wrapNone/>
+                <wp:docPr id="994054948" name="Text Box 37"/>
+                <wp:cNvGraphicFramePr/>
+                <a:graphic xmlns:a="http://schemas.openxmlformats.org/drawingml/2006/main">
+                  <a:graphicData uri="http://schemas.microsoft.com/office/word/2010/wordprocessingShape">
+                    <wps:wsp>
+                      <wps:cNvSpPr txBox="1"/>
+                      <wps:spPr>
+                        <a:xfrm>
+                          <a:off x="0" y="0"/>
+                          <a:ext cx="3009900" cy="274320"/>
+                        </a:xfrm>
+                        <a:prstGeom prst="rect">
+                          <a:avLst/>
+                        </a:prstGeom>
+                        <a:solidFill>
+                          <a:schemeClr val="lt1"/>
+                        </a:solidFill>
+                        <a:ln w="6350">
+                          <a:solidFill>
+                            <a:prstClr val="black"/>
+                          </a:solidFill>
+                        </a:ln>
+                      </wps:spPr>
+                      <wps:txbx>
+                        <w:txbxContent>
+                          <w:p>
+                            <w:r>
+                              <w:t>Tlotso Ofile Pearl Molamoledi</w:t>
+                            </w:r>
+                            <w:r>
+                              <w:rPr>
+                                <w:noProof/>
+                              </w:rPr>
+                              <w:drawing>
+                                <wp:inline distT="0" distB="0" distL="0" distR="0" wp14:anchorId="53C76A3E" wp14:editId="59060DFD">
+                                  <wp:extent cx="1849120" cy="176530"/>
+                                  <wp:effectExtent l="0" t="0" r="0" b="0"/>
+                                  <wp:docPr id="803182283" name="Picture 38"/>
+                                  <wp:cNvGraphicFramePr>
+                                    <a:graphicFrameLocks xmlns:a="http://schemas.openxmlformats.org/drawingml/2006/main" noChangeAspect="1"/>
+                                  </wp:cNvGraphicFramePr>
+                                  <a:graphic xmlns:a="http://schemas.openxmlformats.org/drawingml/2006/main">
+                                    <a:graphicData uri="http://schemas.openxmlformats.org/drawingml/2006/picture">
+                                      <pic:pic xmlns:pic="http://schemas.openxmlformats.org/drawingml/2006/picture">
+                                        <pic:nvPicPr>
+                                          <pic:cNvPr id="0" name="Picture 10"/>
+                                          <pic:cNvPicPr>
+                                            <a:picLocks noChangeAspect="1" noChangeArrowheads="1"/>
+                                          </pic:cNvPicPr>
+                                        </pic:nvPicPr>
+                                        <pic:blipFill>
+                                          <a:blip r:embed="rId21">
+                                            <a:extLst>
+                                              <a:ext uri="{28A0092B-C50C-407E-A947-70E740481C1C}">
+                                                <a14:useLocalDpi xmlns:a14="http://schemas.microsoft.com/office/drawing/2010/main" val="0"/>
+                                              </a:ext>
+                                            </a:extLst>
+                                          </a:blip>
+                                          <a:srcRect/>
+                                          <a:stretch>
+                                            <a:fillRect/>
+                                          </a:stretch>
+                                        </pic:blipFill>
+                                        <pic:spPr bwMode="auto">
+                                          <a:xfrm>
+                                            <a:off x="0" y="0"/>
+                                            <a:ext cx="1849120" cy="176530"/>
+                                          </a:xfrm>
+                                          <a:prstGeom prst="rect">
+                                            <a:avLst/>
+                                          </a:prstGeom>
+                                          <a:noFill/>
+                                          <a:ln>
+                                            <a:noFill/>
+                                          </a:ln>
+                                        </pic:spPr>
+                                      </pic:pic>
+                                    </a:graphicData>
+                                  </a:graphic>
+                                </wp:inline>
+                              </w:drawing>
+                            </w:r>
+                          </w:p>
+                        </w:txbxContent>
+                      </wps:txbx>
+                      <wps:bodyPr rot="0" spcFirstLastPara="0" vertOverflow="overflow" horzOverflow="overflow" vert="horz" wrap="square" lIns="91440" tIns="45720" rIns="91440" bIns="45720" numCol="1" spcCol="0" rtlCol="0" fromWordArt="0" anchor="t" anchorCtr="0" forceAA="0" compatLnSpc="1">
+                        <a:prstTxWarp prst="textNoShape">
+                          <a:avLst/>
+                        </a:prstTxWarp>
+                        <a:noAutofit/>
+                      </wps:bodyPr>
+                    </wps:wsp>
+                  </a:graphicData>
+                </a:graphic>
+              </wp:anchor>
+            </w:drawing>
+          </mc:Choice>
+          <mc:Fallback>
+            <w:pict>
+              <v:shape w14:anchorId="4CC03230" id="_x0000_s1033" type="#_x0000_t202" style="position:absolute;margin-left:37.2pt;margin-top:156.6pt;width:237pt;height:21.6pt;z-index:251661312;visibility:visible;mso-wrap-style:square;mso-wrap-distance-left:9pt;mso-wrap-distance-top:0;mso-wrap-distance-right:9pt;mso-wrap-distance-bottom:0;mso-position-horizontal:absolute;mso-position-horizontal-relative:text;mso-position-vertical:absolute;mso-position-vertical-relative:text;v-text-anchor:top" o:gfxdata="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" fillcolor="white [3201]" strokeweight=".5pt">
+                <v:textbox>
+                  <w:txbxContent>
+                    <w:p>
+                      <w:r>
+                        <w:t>Tlotso Ofile Pearl Molamoledi</w:t>
+                      </w:r>
+                      <w:r>
+                        <w:rPr>
+                          <w:noProof/>
+                        </w:rPr>
+                        <w:drawing>
+                          <wp:inline distT="0" distB="0" distL="0" distR="0" wp14:anchorId="53C76A3E" wp14:editId="59060DFD">
+                            <wp:extent cx="1849120" cy="176530"/>
+                            <wp:effectExtent l="0" t="0" r="0" b="0"/>
+                            <wp:docPr id="803182283" name="Picture 38"/>
+                            <wp:cNvGraphicFramePr>
+                              <a:graphicFrameLocks xmlns:a="http://schemas.openxmlformats.org/drawingml/2006/main" noChangeAspect="1"/>
+                            </wp:cNvGraphicFramePr>
+                            <a:graphic xmlns:a="http://schemas.openxmlformats.org/drawingml/2006/main">
+                              <a:graphicData uri="http://schemas.openxmlformats.org/drawingml/2006/picture">
+                                <pic:pic xmlns:pic="http://schemas.openxmlformats.org/drawingml/2006/picture">
+                                  <pic:nvPicPr>
+                                    <pic:cNvPr id="0" name="Picture 10"/>
+                                    <pic:cNvPicPr>
+                                      <a:picLocks noChangeAspect="1" noChangeArrowheads="1"/>
+                                    </pic:cNvPicPr>
+                                  </pic:nvPicPr>
+                                  <pic:blipFill>
+                                    <a:blip r:embed="rId21">
+                                      <a:extLst>
+                                        <a:ext uri="{28A0092B-C50C-407E-A947-70E740481C1C}">
+                                          <a14:useLocalDpi xmlns:a14="http://schemas.microsoft.com/office/drawing/2010/main" val="0"/>
+                                        </a:ext>
+                                      </a:extLst>
+                                    </a:blip>
+                                    <a:srcRect/>
+                                    <a:stretch>
+                                      <a:fillRect/>
+                                    </a:stretch>
+                                  </pic:blipFill>
+                                  <pic:spPr bwMode="auto">
+                                    <a:xfrm>
+                                      <a:off x="0" y="0"/>
+                                      <a:ext cx="1849120" cy="176530"/>
+                                    </a:xfrm>
+                                    <a:prstGeom prst="rect">
+                                      <a:avLst/>
+                                    </a:prstGeom>
+                                    <a:noFill/>
+                                    <a:ln>
+                                      <a:noFill/>
+                                    </a:ln>
+                                  </pic:spPr>
+                                </pic:pic>
+                              </a:graphicData>
+                            </a:graphic>
+                          </wp:inline>
+                        </w:drawing>
+                      </w:r>
+                    </w:p>
+                  </w:txbxContent>
+                </v:textbox>
+              </v:shape>
+            </w:pict>
+          </mc:Fallback>
+        </mc:AlternateContent>
+      </w:r>
+      <w:r>
+        <w:rPr>
+          <w:noProof/>
+        </w:rPr>
+        <mc:AlternateContent>
+          <mc:Choice Requires="wps">
+            <w:drawing>
+              <wp:anchor distT="0" distB="0" distL="114300" distR="114300" simplePos="0" relativeHeight="251659264" behindDoc="0" locked="0" layoutInCell="1" allowOverlap="1" wp14:anchorId="51628799" wp14:editId="4DAD2F3D">
+                <wp:simplePos x="0" y="0"/>
+                <wp:positionH relativeFrom="column">
+                  <wp:posOffset>541020</wp:posOffset>
+                </wp:positionH>
+                <wp:positionV relativeFrom="paragraph">
+                  <wp:posOffset>1546860</wp:posOffset>
+                </wp:positionV>
+                <wp:extent cx="3009900" cy="274320"/>
+                <wp:effectExtent l="0" t="0" r="19050" b="11430"/>
+                <wp:wrapNone/>
+                <wp:docPr id="605163811" name="Text Box 37"/>
+                <wp:cNvGraphicFramePr/>
+                <a:graphic xmlns:a="http://schemas.openxmlformats.org/drawingml/2006/main">
+                  <a:graphicData uri="http://schemas.microsoft.com/office/word/2010/wordprocessingShape">
+                    <wps:wsp>
+                      <wps:cNvSpPr txBox="1"/>
+                      <wps:spPr>
+                        <a:xfrm>
+                          <a:off x="0" y="0"/>
+                          <a:ext cx="3009900" cy="274320"/>
+                        </a:xfrm>
+                        <a:prstGeom prst="rect">
+                          <a:avLst/>
+                        </a:prstGeom>
+                        <a:solidFill>
+                          <a:schemeClr val="lt1"/>
+                        </a:solidFill>
+                        <a:ln w="6350">
+                          <a:solidFill>
+                            <a:prstClr val="black"/>
+                          </a:solidFill>
+                        </a:ln>
+                      </wps:spPr>
+                      <wps:txbx>
+                        <w:txbxContent>
+                          <w:p>
+                            <w:r>
+                              <w:t>Cse25-280</w:t>
+                            </w:r>
+                            <w:r>
+                              <w:t xml:space="preserve"> </w:t>
+                            </w:r>
+                            <w:r>
+                              <w:t>https:/github.com/</w:t>
+                            </w:r>
+                            <w:proofErr w:type="spellStart"/>
+                            <w:r>
+                              <w:t>TopsMolah</w:t>
+                            </w:r>
+                            <w:proofErr w:type="spellEnd"/>
+                            <w:r>
+                              <w:t>/cse25-280-WMD-Assignment</w:t>
+                            </w:r>
+                            <w:r>
+                              <w:t xml:space="preserve"> </w:t>
+                            </w:r>
+                            <w:r>
+                              <w:t>https:/github.com/</w:t>
+                            </w:r>
+                            <w:proofErr w:type="spellStart"/>
+                            <w:r>
+                              <w:t>TopsMolah</w:t>
+                            </w:r>
+                            <w:proofErr w:type="spellEnd"/>
+                            <w:r>
+                              <w:t>/cse25-280-WMD-Assignment</w:t>
+                            </w:r>
+                          </w:p>
+                        </w:txbxContent>
+                      </wps:txbx>
+                      <wps:bodyPr rot="0" spcFirstLastPara="0" vertOverflow="overflow" horzOverflow="overflow" vert="horz" wrap="square" lIns="91440" tIns="45720" rIns="91440" bIns="45720" numCol="1" spcCol="0" rtlCol="0" fromWordArt="0" anchor="t" anchorCtr="0" forceAA="0" compatLnSpc="1">
+                        <a:prstTxWarp prst="textNoShape">
+                          <a:avLst/>
+                        </a:prstTxWarp>
+                        <a:noAutofit/>
+                      </wps:bodyPr>
+                    </wps:wsp>
+                  </a:graphicData>
+                </a:graphic>
+              </wp:anchor>
+            </w:drawing>
+          </mc:Choice>
+          <mc:Fallback>
+            <w:pict>
+              <v:shape w14:anchorId="51628799" id="_x0000_s1034" type="#_x0000_t202" style="position:absolute;margin-left:42.6pt;margin-top:121.8pt;width:237pt;height:21.6pt;z-index:251659264;visibility:visible;mso-wrap-style:square;mso-wrap-distance-left:9pt;mso-wrap-distance-top:0;mso-wrap-distance-right:9pt;mso-wrap-distance-bottom:0;mso-position-horizontal:absolute;mso-position-horizontal-relative:text;mso-position-vertical:absolute;mso-position-vertical-relative:text;v-text-anchor:top" o:gfxdata="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" fillcolor="white [3201]" strokeweight=".5pt">
+                <v:textbox>
+                  <w:txbxContent>
+                    <w:p>
+                      <w:r>
+                        <w:t>Cse25-280</w:t>
+                      </w:r>
+                      <w:r>
+                        <w:t xml:space="preserve"> </w:t>
+                      </w:r>
+                      <w:r>
+                        <w:t>https:/github.com/</w:t>
+                      </w:r>
+                      <w:proofErr w:type="spellStart"/>
+                      <w:r>
+                        <w:t>TopsMolah</w:t>
+                      </w:r>
+                      <w:proofErr w:type="spellEnd"/>
+                      <w:r>
+                        <w:t>/cse25-280-WMD-Assignment</w:t>
+                      </w:r>
+                      <w:r>
+                        <w:t xml:space="preserve"> </w:t>
+                      </w:r>
+                      <w:r>
+                        <w:t>https:/github.com/</w:t>
+                      </w:r>
+                      <w:proofErr w:type="spellStart"/>
+                      <w:r>
+                        <w:t>TopsMolah</w:t>
+                      </w:r>
+                      <w:proofErr w:type="spellEnd"/>
+                      <w:r>
+                        <w:t>/cse25-280-WMD-Assignment</w:t>
+                      </w:r>
+                    </w:p>
+                  </w:txbxContent>
+                </v:textbox>
+              </v:shape>
+            </w:pict>
+          </mc:Fallback>
+        </mc:AlternateContent>
+      </w:r>
+      <w:r>
+        <w:rPr>
+          <w:noProof/>
+        </w:rPr>
+        <w:drawing>
+          <wp:inline distT="0" distB="0" distL="0" distR="0" wp14:anchorId="5EF58011" wp14:editId="2EEE43D7">
+            <wp:extent cx="5249008" cy="7525800"/>
+            <wp:effectExtent l="0" t="0" r="8890" b="0"/>
+            <wp:docPr id="912975962" name="Picture 36"/>
+            <wp:cNvGraphicFramePr>
+              <a:graphicFrameLocks xmlns:a="http://schemas.openxmlformats.org/drawingml/2006/main" noChangeAspect="1"/>
+            </wp:cNvGraphicFramePr>
+            <a:graphic xmlns:a="http://schemas.openxmlformats.org/drawingml/2006/main">
+              <a:graphicData uri="http://schemas.openxmlformats.org/drawingml/2006/picture">
+                <pic:pic xmlns:pic="http://schemas.openxmlformats.org/drawingml/2006/picture">
+                  <pic:nvPicPr>
+                    <pic:cNvPr id="912975962" name="Picture 912975962"/>
+                    <pic:cNvPicPr/>
+                  </pic:nvPicPr>
+                  <pic:blipFill>
+                    <a:blip r:embed="rId22">
+                      <a:extLst>
+                        <a:ext uri="{28A0092B-C50C-407E-A947-70E740481C1C}">
+                          <a14:useLocalDpi xmlns:a14="http://schemas.microsoft.com/office/drawing/2010/main" val="0"/>
+                        </a:ext>
+                      </a:extLst>
+                    </a:blip>
+                    <a:stretch>
+                      <a:fillRect/>
+                    </a:stretch>
+                  </pic:blipFill>
+                  <pic:spPr>
+                    <a:xfrm>
+                      <a:off x="0" y="0"/>
+                      <a:ext cx="5249008" cy="7525800"/>
+                    </a:xfrm>
+                    <a:prstGeom prst="rect">
+                      <a:avLst/>
+                    </a:prstGeom>
+                  </pic:spPr>
+                </pic:pic>
+              </a:graphicData>
+            </a:graphic>
+          </wp:inline>
+        </w:drawing>
+      </w:r>
       <w:r>
         <w:t>WEB SPECIFICATIONS</w:t>
       </w:r>
@@ -38,7 +1719,14 @@
     </w:p>
     <w:p>
       <w:r>
-        <w:t>The aim of this website is to inform people about diseases related to menstruation in an easy and understandable manner. There are people, especially teenagers and young adults, who do not possess enough information about menstruation due to various reasons. This website aims to break the barrier by providing information about diseases such as Endometriosis and Polycystic Ovary Syndrome in a simple and easy manner that can be understood by anyone.</w:t>
+        <w:lastRenderedPageBreak/>
+        <w:t xml:space="preserve">The aim of this </w:t>
+      </w:r>
+      <w:r>
+        <w:t xml:space="preserve">TLOTSO </w:t>
+      </w:r>
+      <w:r>
+        <w:t>website is to inform people about diseases related to menstruation in an easy and understandable manner. There are people, especially teenagers and young adults, who do not possess enough information about menstruation due to various reasons. This website aims to break the barrier by providing information about diseases such as Endometriosis and Polycystic Ovary Syndrome in a simple and easy manner that can be understood by anyone.</w:t>
       </w:r>
     </w:p>
     <w:p/>
@@ -239,13 +1927,16 @@
         </w:numPr>
       </w:pPr>
       <w:r>
-        <w:lastRenderedPageBreak/>
         <w:t>Providing guidance and information</w:t>
       </w:r>
     </w:p>
-    <w:p>
-      <w:r>
-        <w:t xml:space="preserve">2. </w:t>
+    <w:p/>
+    <w:p>
+      <w:r>
+        <w:t>2</w:t>
+      </w:r>
+      <w:r>
+        <w:t xml:space="preserve">. </w:t>
       </w:r>
       <w:r>
         <w:rPr>
@@ -260,6 +1951,7 @@
     </w:p>
     <w:p>
       <w:r>
+        <w:lastRenderedPageBreak/>
         <w:t xml:space="preserve">a. Information Architecture </w:t>
       </w:r>
     </w:p>
@@ -289,10 +1981,7 @@
         </w:numPr>
       </w:pPr>
       <w:r>
-        <w:t>Overview of diseases related to menstruatio</w:t>
-      </w:r>
-      <w:r>
-        <w:t>n</w:t>
+        <w:t>Overview of diseases related to menstruation</w:t>
       </w:r>
     </w:p>
     <w:p>
@@ -333,10 +2022,7 @@
         </w:numPr>
       </w:pPr>
       <w:r>
-        <w:t>Dysmenorrhe</w:t>
-      </w:r>
-      <w:r>
-        <w:t>a</w:t>
+        <w:t>Dysmenorrhea</w:t>
       </w:r>
     </w:p>
     <w:p>
@@ -596,8 +2282,44 @@
         </w:numPr>
       </w:pPr>
       <w:r>
+        <w:t>Subcategory: Pain-related Disorders</w:t>
+      </w:r>
+    </w:p>
+    <w:p>
+      <w:pPr>
+        <w:pStyle w:val="ListParagraph"/>
+        <w:numPr>
+          <w:ilvl w:val="0"/>
+          <w:numId w:val="2"/>
+        </w:numPr>
+      </w:pPr>
+      <w:r>
+        <w:t>Subcategory: Bleeding Disorders</w:t>
+      </w:r>
+    </w:p>
+    <w:p>
+      <w:pPr>
+        <w:pStyle w:val="ListParagraph"/>
+        <w:numPr>
+          <w:ilvl w:val="0"/>
+          <w:numId w:val="2"/>
+        </w:numPr>
+      </w:pPr>
+      <w:r>
+        <w:t>Subcategory: Causes</w:t>
+      </w:r>
+    </w:p>
+    <w:p>
+      <w:pPr>
+        <w:pStyle w:val="ListParagraph"/>
+        <w:numPr>
+          <w:ilvl w:val="0"/>
+          <w:numId w:val="2"/>
+        </w:numPr>
+      </w:pPr>
+      <w:r>
         <w:lastRenderedPageBreak/>
-        <w:t>Subcategory: Pain-related Disorders</w:t>
+        <w:t>Subcategory: Symptom</w:t>
       </w:r>
     </w:p>
     <w:p>
@@ -609,7 +2331,7 @@
         </w:numPr>
       </w:pPr>
       <w:r>
-        <w:t>Subcategory: Bleeding Disorders</w:t>
+        <w:t>Subcategory: Treatment</w:t>
       </w:r>
     </w:p>
     <w:p>
@@ -621,54 +2343,853 @@
         </w:numPr>
       </w:pPr>
       <w:r>
-        <w:t>Subcategory: Causes</w:t>
-      </w:r>
-    </w:p>
-    <w:p>
-      <w:pPr>
-        <w:pStyle w:val="ListParagraph"/>
-        <w:numPr>
-          <w:ilvl w:val="0"/>
-          <w:numId w:val="2"/>
-        </w:numPr>
-      </w:pPr>
-      <w:r>
-        <w:t>Subcategory: Symptom</w:t>
-      </w:r>
-    </w:p>
-    <w:p>
-      <w:pPr>
-        <w:pStyle w:val="ListParagraph"/>
-        <w:numPr>
-          <w:ilvl w:val="0"/>
-          <w:numId w:val="2"/>
-        </w:numPr>
-      </w:pPr>
-      <w:r>
-        <w:t>Subcategory: Treatment</w:t>
-      </w:r>
-    </w:p>
-    <w:p>
-      <w:pPr>
-        <w:pStyle w:val="ListParagraph"/>
-        <w:numPr>
-          <w:ilvl w:val="0"/>
-          <w:numId w:val="2"/>
-        </w:numPr>
-      </w:pPr>
-      <w:r>
         <w:t>Subcategory: Prevention</w:t>
       </w:r>
     </w:p>
-    <w:p>
-      <w:pPr>
+    <w:p/>
+    <w:p/>
+    <w:p/>
+    <w:p>
+      <w:pPr>
+        <w:rPr>
+          <w:noProof/>
+        </w:rPr>
+      </w:pPr>
+      <w:r>
+        <w:lastRenderedPageBreak/>
+        <w:t>3</w:t>
+      </w:r>
+      <w:r>
+        <w:t>.</w:t>
+      </w:r>
+      <w:r>
+        <w:rPr>
+          <w:noProof/>
+        </w:rPr>
+        <w:t xml:space="preserve"> </w:t>
+      </w:r>
+      <w:r>
+        <w:rPr>
+          <w:b/>
+          <w:bCs/>
+          <w:noProof/>
+        </w:rPr>
+        <w:t>Page Template Design</w:t>
+      </w:r>
+      <w:r>
+        <w:rPr>
+          <w:noProof/>
+        </w:rPr>
+        <w:drawing>
+          <wp:inline distT="0" distB="0" distL="0" distR="0" wp14:anchorId="3082576F" wp14:editId="1360FE84">
+            <wp:extent cx="8589522" cy="7863898"/>
+            <wp:effectExtent l="0" t="0" r="2540" b="3810"/>
+            <wp:docPr id="385741837" name="Picture 1"/>
+            <wp:cNvGraphicFramePr>
+              <a:graphicFrameLocks xmlns:a="http://schemas.openxmlformats.org/drawingml/2006/main" noChangeAspect="1"/>
+            </wp:cNvGraphicFramePr>
+            <a:graphic xmlns:a="http://schemas.openxmlformats.org/drawingml/2006/main">
+              <a:graphicData uri="http://schemas.openxmlformats.org/drawingml/2006/picture">
+                <pic:pic xmlns:pic="http://schemas.openxmlformats.org/drawingml/2006/picture">
+                  <pic:nvPicPr>
+                    <pic:cNvPr id="385741837" name="Picture 385741837"/>
+                    <pic:cNvPicPr/>
+                  </pic:nvPicPr>
+                  <pic:blipFill>
+                    <a:blip r:embed="rId23" cstate="print">
+                      <a:extLst>
+                        <a:ext uri="{28A0092B-C50C-407E-A947-70E740481C1C}">
+                          <a14:useLocalDpi xmlns:a14="http://schemas.microsoft.com/office/drawing/2010/main" val="0"/>
+                        </a:ext>
+                      </a:extLst>
+                    </a:blip>
+                    <a:stretch>
+                      <a:fillRect/>
+                    </a:stretch>
+                  </pic:blipFill>
+                  <pic:spPr>
+                    <a:xfrm>
+                      <a:off x="0" y="0"/>
+                      <a:ext cx="8611641" cy="7884149"/>
+                    </a:xfrm>
+                    <a:prstGeom prst="rect">
+                      <a:avLst/>
+                    </a:prstGeom>
+                  </pic:spPr>
+                </pic:pic>
+              </a:graphicData>
+            </a:graphic>
+          </wp:inline>
+        </w:drawing>
+      </w:r>
+    </w:p>
+    <w:p/>
+    <w:p/>
+    <w:p>
+      <w:pPr>
+        <w:tabs>
+          <w:tab w:val="left" w:pos="2095"/>
+        </w:tabs>
+      </w:pPr>
+      <w:r>
+        <w:lastRenderedPageBreak/>
+        <w:tab/>
+      </w:r>
+    </w:p>
+    <w:p>
+      <w:pPr>
+        <w:tabs>
+          <w:tab w:val="left" w:pos="3796"/>
+        </w:tabs>
+      </w:pPr>
+      <w:r>
+        <w:tab/>
+      </w:r>
+      <w:r>
+        <w:rPr>
+          <w:noProof/>
+        </w:rPr>
+        <w:drawing>
+          <wp:inline distT="0" distB="0" distL="0" distR="0" wp14:anchorId="0B10C27B" wp14:editId="1D01A8D3">
+            <wp:extent cx="5514109" cy="8330422"/>
+            <wp:effectExtent l="0" t="0" r="0" b="0"/>
+            <wp:docPr id="1135496903" name="Picture 2"/>
+            <wp:cNvGraphicFramePr>
+              <a:graphicFrameLocks xmlns:a="http://schemas.openxmlformats.org/drawingml/2006/main" noChangeAspect="1"/>
+            </wp:cNvGraphicFramePr>
+            <a:graphic xmlns:a="http://schemas.openxmlformats.org/drawingml/2006/main">
+              <a:graphicData uri="http://schemas.openxmlformats.org/drawingml/2006/picture">
+                <pic:pic xmlns:pic="http://schemas.openxmlformats.org/drawingml/2006/picture">
+                  <pic:nvPicPr>
+                    <pic:cNvPr id="1135496903" name="Picture 1135496903"/>
+                    <pic:cNvPicPr/>
+                  </pic:nvPicPr>
+                  <pic:blipFill>
+                    <a:blip r:embed="rId24" cstate="print">
+                      <a:extLst>
+                        <a:ext uri="{28A0092B-C50C-407E-A947-70E740481C1C}">
+                          <a14:useLocalDpi xmlns:a14="http://schemas.microsoft.com/office/drawing/2010/main" val="0"/>
+                        </a:ext>
+                      </a:extLst>
+                    </a:blip>
+                    <a:stretch>
+                      <a:fillRect/>
+                    </a:stretch>
+                  </pic:blipFill>
+                  <pic:spPr>
+                    <a:xfrm>
+                      <a:off x="0" y="0"/>
+                      <a:ext cx="5516615" cy="8334208"/>
+                    </a:xfrm>
+                    <a:prstGeom prst="rect">
+                      <a:avLst/>
+                    </a:prstGeom>
+                  </pic:spPr>
+                </pic:pic>
+              </a:graphicData>
+            </a:graphic>
+          </wp:inline>
+        </w:drawing>
+      </w:r>
+    </w:p>
+    <w:p>
+      <w:pPr>
+        <w:tabs>
+          <w:tab w:val="left" w:pos="2095"/>
+        </w:tabs>
+      </w:pPr>
+      <w:r>
+        <w:rPr>
+          <w:noProof/>
+        </w:rPr>
+        <w:lastRenderedPageBreak/>
+        <w:drawing>
+          <wp:inline distT="0" distB="0" distL="0" distR="0" wp14:anchorId="63B66CB5" wp14:editId="663185A8">
+            <wp:extent cx="5731510" cy="8658860"/>
+            <wp:effectExtent l="0" t="0" r="2540" b="8890"/>
+            <wp:docPr id="2008864542" name="Picture 3"/>
+            <wp:cNvGraphicFramePr>
+              <a:graphicFrameLocks xmlns:a="http://schemas.openxmlformats.org/drawingml/2006/main" noChangeAspect="1"/>
+            </wp:cNvGraphicFramePr>
+            <a:graphic xmlns:a="http://schemas.openxmlformats.org/drawingml/2006/main">
+              <a:graphicData uri="http://schemas.openxmlformats.org/drawingml/2006/picture">
+                <pic:pic xmlns:pic="http://schemas.openxmlformats.org/drawingml/2006/picture">
+                  <pic:nvPicPr>
+                    <pic:cNvPr id="2008864542" name="Picture 2008864542"/>
+                    <pic:cNvPicPr/>
+                  </pic:nvPicPr>
+                  <pic:blipFill>
+                    <a:blip r:embed="rId25" cstate="print">
+                      <a:extLst>
+                        <a:ext uri="{28A0092B-C50C-407E-A947-70E740481C1C}">
+                          <a14:useLocalDpi xmlns:a14="http://schemas.microsoft.com/office/drawing/2010/main" val="0"/>
+                        </a:ext>
+                      </a:extLst>
+                    </a:blip>
+                    <a:stretch>
+                      <a:fillRect/>
+                    </a:stretch>
+                  </pic:blipFill>
+                  <pic:spPr>
+                    <a:xfrm>
+                      <a:off x="0" y="0"/>
+                      <a:ext cx="5731510" cy="8658860"/>
+                    </a:xfrm>
+                    <a:prstGeom prst="rect">
+                      <a:avLst/>
+                    </a:prstGeom>
+                  </pic:spPr>
+                </pic:pic>
+              </a:graphicData>
+            </a:graphic>
+          </wp:inline>
+        </w:drawing>
+      </w:r>
+    </w:p>
+    <w:p>
+      <w:r>
+        <w:br w:type="page"/>
+      </w:r>
+      <w:r>
+        <w:rPr>
+          <w:noProof/>
+        </w:rPr>
+        <w:lastRenderedPageBreak/>
+        <w:drawing>
+          <wp:inline distT="0" distB="0" distL="0" distR="0" wp14:anchorId="786142AA" wp14:editId="46477888">
+            <wp:extent cx="5731510" cy="8658860"/>
+            <wp:effectExtent l="0" t="0" r="2540" b="8890"/>
+            <wp:docPr id="1470043384" name="Picture 4"/>
+            <wp:cNvGraphicFramePr>
+              <a:graphicFrameLocks xmlns:a="http://schemas.openxmlformats.org/drawingml/2006/main" noChangeAspect="1"/>
+            </wp:cNvGraphicFramePr>
+            <a:graphic xmlns:a="http://schemas.openxmlformats.org/drawingml/2006/main">
+              <a:graphicData uri="http://schemas.openxmlformats.org/drawingml/2006/picture">
+                <pic:pic xmlns:pic="http://schemas.openxmlformats.org/drawingml/2006/picture">
+                  <pic:nvPicPr>
+                    <pic:cNvPr id="1470043384" name="Picture 1470043384"/>
+                    <pic:cNvPicPr/>
+                  </pic:nvPicPr>
+                  <pic:blipFill>
+                    <a:blip r:embed="rId26" cstate="print">
+                      <a:extLst>
+                        <a:ext uri="{28A0092B-C50C-407E-A947-70E740481C1C}">
+                          <a14:useLocalDpi xmlns:a14="http://schemas.microsoft.com/office/drawing/2010/main" val="0"/>
+                        </a:ext>
+                      </a:extLst>
+                    </a:blip>
+                    <a:stretch>
+                      <a:fillRect/>
+                    </a:stretch>
+                  </pic:blipFill>
+                  <pic:spPr>
+                    <a:xfrm>
+                      <a:off x="0" y="0"/>
+                      <a:ext cx="5731510" cy="8658860"/>
+                    </a:xfrm>
+                    <a:prstGeom prst="rect">
+                      <a:avLst/>
+                    </a:prstGeom>
+                  </pic:spPr>
+                </pic:pic>
+              </a:graphicData>
+            </a:graphic>
+          </wp:inline>
+        </w:drawing>
+      </w:r>
+    </w:p>
+    <w:p>
+      <w:pPr>
+        <w:rPr>
+          <w:noProof/>
+        </w:rPr>
+      </w:pPr>
+      <w:r>
+        <w:br w:type="page"/>
+      </w:r>
+      <w:r>
+        <w:rPr>
+          <w:noProof/>
+        </w:rPr>
+        <w:lastRenderedPageBreak/>
+        <mc:AlternateContent>
+          <mc:Choice Requires="wps">
+            <w:drawing>
+              <wp:inline distT="0" distB="0" distL="0" distR="0" wp14:anchorId="43327D9A" wp14:editId="4B4A3C61">
+                <wp:extent cx="304800" cy="304800"/>
+                <wp:effectExtent l="0" t="0" r="0" b="0"/>
+                <wp:docPr id="413784366" name="Rectangle 31"/>
+                <wp:cNvGraphicFramePr>
+                  <a:graphicFrameLocks xmlns:a="http://schemas.openxmlformats.org/drawingml/2006/main" noChangeAspect="1"/>
+                </wp:cNvGraphicFramePr>
+                <a:graphic xmlns:a="http://schemas.openxmlformats.org/drawingml/2006/main">
+                  <a:graphicData uri="http://schemas.microsoft.com/office/word/2010/wordprocessingShape">
+                    <wps:wsp>
+                      <wps:cNvSpPr>
+                        <a:spLocks noChangeAspect="1" noChangeArrowheads="1"/>
+                      </wps:cNvSpPr>
+                      <wps:spPr bwMode="auto">
+                        <a:xfrm>
+                          <a:off x="0" y="0"/>
+                          <a:ext cx="304800" cy="304800"/>
+                        </a:xfrm>
+                        <a:prstGeom prst="rect">
+                          <a:avLst/>
+                        </a:prstGeom>
+                        <a:noFill/>
+                        <a:ln>
+                          <a:noFill/>
+                        </a:ln>
+                        <a:extLst>
+                          <a:ext uri="{909E8E84-426E-40DD-AFC4-6F175D3DCCD1}">
+                            <a14:hiddenFill xmlns:a14="http://schemas.microsoft.com/office/drawing/2010/main">
+                              <a:solidFill>
+                                <a:srgbClr val="FFFFFF"/>
+                              </a:solidFill>
+                            </a14:hiddenFill>
+                          </a:ext>
+                          <a:ext uri="{91240B29-F687-4F45-9708-019B960494DF}">
+                            <a14:hiddenLine xmlns:a14="http://schemas.microsoft.com/office/drawing/2010/main" w="9525">
+                              <a:solidFill>
+                                <a:srgbClr val="000000"/>
+                              </a:solidFill>
+                              <a:miter lim="800000"/>
+                              <a:headEnd/>
+                              <a:tailEnd/>
+                            </a14:hiddenLine>
+                          </a:ext>
+                        </a:extLst>
+                      </wps:spPr>
+                      <wps:bodyPr rot="0" vert="horz" wrap="square" lIns="91440" tIns="45720" rIns="91440" bIns="45720" anchor="t" anchorCtr="0" upright="1">
+                        <a:noAutofit/>
+                      </wps:bodyPr>
+                    </wps:wsp>
+                  </a:graphicData>
+                </a:graphic>
+              </wp:inline>
+            </w:drawing>
+          </mc:Choice>
+          <mc:Fallback>
+            <w:pict>
+              <v:rect w14:anchorId="61B684B9" id="Rectangle 31" o:spid="_x0000_s1026" style="width:24pt;height:24pt;visibility:visible;mso-wrap-style:square;mso-left-percent:-10001;mso-top-percent:-10001;mso-position-horizontal:absolute;mso-position-horizontal-relative:char;mso-position-vertical:absolute;mso-position-vertical-relative:line;mso-left-percent:-10001;mso-top-percent:-10001;v-text-anchor:top" o:gfxdata="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" filled="f" stroked="f">
+                <o:lock v:ext="edit" aspectratio="t"/>
+                <w10:anchorlock/>
+              </v:rect>
+            </w:pict>
+          </mc:Fallback>
+        </mc:AlternateContent>
+      </w:r>
+      <w:r>
+        <w:rPr>
+          <w:noProof/>
+        </w:rPr>
+        <w:t xml:space="preserve"> </w:t>
+      </w:r>
+    </w:p>
+    <w:p>
+      <w:pPr>
+        <w:rPr>
+          <w:noProof/>
+        </w:rPr>
+      </w:pPr>
+      <w:r>
+        <w:rPr>
+          <w:noProof/>
+        </w:rPr>
+        <w:drawing>
+          <wp:inline distT="0" distB="0" distL="0" distR="0" wp14:anchorId="50AA1EE0" wp14:editId="6938035A">
+            <wp:extent cx="5151120" cy="8092440"/>
+            <wp:effectExtent l="0" t="0" r="0" b="3810"/>
+            <wp:docPr id="1523124163" name="Picture 33"/>
+            <wp:cNvGraphicFramePr>
+              <a:graphicFrameLocks xmlns:a="http://schemas.openxmlformats.org/drawingml/2006/main" noChangeAspect="1"/>
+            </wp:cNvGraphicFramePr>
+            <a:graphic xmlns:a="http://schemas.openxmlformats.org/drawingml/2006/main">
+              <a:graphicData uri="http://schemas.openxmlformats.org/drawingml/2006/picture">
+                <pic:pic xmlns:pic="http://schemas.openxmlformats.org/drawingml/2006/picture">
+                  <pic:nvPicPr>
+                    <pic:cNvPr id="1523124163" name="Picture 1523124163"/>
+                    <pic:cNvPicPr/>
+                  </pic:nvPicPr>
+                  <pic:blipFill>
+                    <a:blip r:embed="rId27">
+                      <a:extLst>
+                        <a:ext uri="{28A0092B-C50C-407E-A947-70E740481C1C}">
+                          <a14:useLocalDpi xmlns:a14="http://schemas.microsoft.com/office/drawing/2010/main" val="0"/>
+                        </a:ext>
+                      </a:extLst>
+                    </a:blip>
+                    <a:stretch>
+                      <a:fillRect/>
+                    </a:stretch>
+                  </pic:blipFill>
+                  <pic:spPr>
+                    <a:xfrm>
+                      <a:off x="0" y="0"/>
+                      <a:ext cx="5151120" cy="8092440"/>
+                    </a:xfrm>
+                    <a:prstGeom prst="rect">
+                      <a:avLst/>
+                    </a:prstGeom>
+                  </pic:spPr>
+                </pic:pic>
+              </a:graphicData>
+            </a:graphic>
+          </wp:inline>
+        </w:drawing>
+      </w:r>
+      <w:r>
+        <w:rPr>
+          <w:noProof/>
+        </w:rPr>
+        <w:br w:type="page"/>
+      </w:r>
+      <w:r>
+        <w:rPr>
+          <w:noProof/>
+        </w:rPr>
+        <w:lastRenderedPageBreak/>
+        <mc:AlternateContent>
+          <mc:Choice Requires="wps">
+            <w:drawing>
+              <wp:inline distT="0" distB="0" distL="0" distR="0" wp14:anchorId="3622BEB8" wp14:editId="0DD0329A">
+                <wp:extent cx="304800" cy="304800"/>
+                <wp:effectExtent l="0" t="0" r="0" b="0"/>
+                <wp:docPr id="797152657" name="Rectangle 32"/>
+                <wp:cNvGraphicFramePr>
+                  <a:graphicFrameLocks xmlns:a="http://schemas.openxmlformats.org/drawingml/2006/main" noChangeAspect="1"/>
+                </wp:cNvGraphicFramePr>
+                <a:graphic xmlns:a="http://schemas.openxmlformats.org/drawingml/2006/main">
+                  <a:graphicData uri="http://schemas.microsoft.com/office/word/2010/wordprocessingShape">
+                    <wps:wsp>
+                      <wps:cNvSpPr>
+                        <a:spLocks noChangeAspect="1" noChangeArrowheads="1"/>
+                      </wps:cNvSpPr>
+                      <wps:spPr bwMode="auto">
+                        <a:xfrm>
+                          <a:off x="0" y="0"/>
+                          <a:ext cx="304800" cy="304800"/>
+                        </a:xfrm>
+                        <a:prstGeom prst="rect">
+                          <a:avLst/>
+                        </a:prstGeom>
+                        <a:noFill/>
+                        <a:ln>
+                          <a:noFill/>
+                        </a:ln>
+                        <a:extLst>
+                          <a:ext uri="{909E8E84-426E-40DD-AFC4-6F175D3DCCD1}">
+                            <a14:hiddenFill xmlns:a14="http://schemas.microsoft.com/office/drawing/2010/main">
+                              <a:solidFill>
+                                <a:srgbClr val="FFFFFF"/>
+                              </a:solidFill>
+                            </a14:hiddenFill>
+                          </a:ext>
+                          <a:ext uri="{91240B29-F687-4F45-9708-019B960494DF}">
+                            <a14:hiddenLine xmlns:a14="http://schemas.microsoft.com/office/drawing/2010/main" w="9525">
+                              <a:solidFill>
+                                <a:srgbClr val="000000"/>
+                              </a:solidFill>
+                              <a:miter lim="800000"/>
+                              <a:headEnd/>
+                              <a:tailEnd/>
+                            </a14:hiddenLine>
+                          </a:ext>
+                        </a:extLst>
+                      </wps:spPr>
+                      <wps:bodyPr rot="0" vert="horz" wrap="square" lIns="91440" tIns="45720" rIns="91440" bIns="45720" anchor="t" anchorCtr="0" upright="1">
+                        <a:noAutofit/>
+                      </wps:bodyPr>
+                    </wps:wsp>
+                  </a:graphicData>
+                </a:graphic>
+              </wp:inline>
+            </w:drawing>
+          </mc:Choice>
+          <mc:Fallback>
+            <w:pict>
+              <v:rect w14:anchorId="5A206482" id="Rectangle 32" o:spid="_x0000_s1026" style="width:24pt;height:24pt;visibility:visible;mso-wrap-style:square;mso-left-percent:-10001;mso-top-percent:-10001;mso-position-horizontal:absolute;mso-position-horizontal-relative:char;mso-position-vertical:absolute;mso-position-vertical-relative:line;mso-left-percent:-10001;mso-top-percent:-10001;v-text-anchor:top" o:gfxdata="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" filled="f" stroked="f">
+                <o:lock v:ext="edit" aspectratio="t"/>
+                <w10:anchorlock/>
+              </v:rect>
+            </w:pict>
+          </mc:Fallback>
+        </mc:AlternateContent>
+      </w:r>
+    </w:p>
+    <w:p>
+      <w:r>
+        <w:t>3</w:t>
+      </w:r>
+      <w:r>
+        <w:t xml:space="preserve">. </w:t>
+      </w:r>
+      <w:r>
         <w:rPr>
           <w:b/>
           <w:bCs/>
         </w:rPr>
-      </w:pPr>
-      <w:r>
-        <w:t xml:space="preserve">3. </w:t>
+        <w:t>Information Design &amp; Taxonomy</w:t>
+      </w:r>
+      <w:r>
+        <w:t xml:space="preserve"> </w:t>
+      </w:r>
+    </w:p>
+    <w:p>
+      <w:r>
+        <w:t xml:space="preserve">a. Information Architecture </w:t>
+      </w:r>
+    </w:p>
+    <w:p>
+      <w:r>
+        <w:t>Home Page</w:t>
+      </w:r>
+    </w:p>
+    <w:p>
+      <w:pPr>
+        <w:pStyle w:val="ListParagraph"/>
+        <w:numPr>
+          <w:ilvl w:val="0"/>
+          <w:numId w:val="7"/>
+        </w:numPr>
+      </w:pPr>
+      <w:r>
+        <w:t>Introduction to Menstrual Health</w:t>
+      </w:r>
+    </w:p>
+    <w:p>
+      <w:pPr>
+        <w:pStyle w:val="ListParagraph"/>
+        <w:numPr>
+          <w:ilvl w:val="0"/>
+          <w:numId w:val="7"/>
+        </w:numPr>
+      </w:pPr>
+      <w:r>
+        <w:t>Overview of diseases related to menstruatio</w:t>
+      </w:r>
+      <w:r>
+        <w:t>n</w:t>
+      </w:r>
+    </w:p>
+    <w:p>
+      <w:r>
+        <w:t>Diseases Page</w:t>
+      </w:r>
+    </w:p>
+    <w:p>
+      <w:pPr>
+        <w:pStyle w:val="ListParagraph"/>
+        <w:numPr>
+          <w:ilvl w:val="0"/>
+          <w:numId w:val="6"/>
+        </w:numPr>
+      </w:pPr>
+      <w:r>
+        <w:t>Endometriosis</w:t>
+      </w:r>
+    </w:p>
+    <w:p>
+      <w:pPr>
+        <w:pStyle w:val="ListParagraph"/>
+        <w:numPr>
+          <w:ilvl w:val="0"/>
+          <w:numId w:val="6"/>
+        </w:numPr>
+      </w:pPr>
+      <w:r>
+        <w:t>Polycystic Ovary Syndrome</w:t>
+      </w:r>
+    </w:p>
+    <w:p>
+      <w:pPr>
+        <w:pStyle w:val="ListParagraph"/>
+        <w:numPr>
+          <w:ilvl w:val="0"/>
+          <w:numId w:val="6"/>
+        </w:numPr>
+      </w:pPr>
+      <w:r>
+        <w:t>Dysmenorrhe</w:t>
+      </w:r>
+      <w:r>
+        <w:t>a</w:t>
+      </w:r>
+    </w:p>
+    <w:p>
+      <w:pPr>
+        <w:pStyle w:val="ListParagraph"/>
+        <w:numPr>
+          <w:ilvl w:val="0"/>
+          <w:numId w:val="6"/>
+        </w:numPr>
+      </w:pPr>
+      <w:r>
+        <w:t>Menorrhagia</w:t>
+      </w:r>
+    </w:p>
+    <w:p>
+      <w:pPr>
+        <w:pStyle w:val="ListParagraph"/>
+        <w:numPr>
+          <w:ilvl w:val="0"/>
+          <w:numId w:val="6"/>
+        </w:numPr>
+      </w:pPr>
+      <w:r>
+        <w:t>Amenorrhea</w:t>
+      </w:r>
+    </w:p>
+    <w:p>
+      <w:r>
+        <w:t>Symptoms Page</w:t>
+      </w:r>
+    </w:p>
+    <w:p>
+      <w:pPr>
+        <w:pStyle w:val="ListParagraph"/>
+        <w:numPr>
+          <w:ilvl w:val="0"/>
+          <w:numId w:val="5"/>
+        </w:numPr>
+      </w:pPr>
+      <w:r>
+        <w:t>Common Symptoms</w:t>
+      </w:r>
+    </w:p>
+    <w:p>
+      <w:pPr>
+        <w:pStyle w:val="ListParagraph"/>
+        <w:numPr>
+          <w:ilvl w:val="0"/>
+          <w:numId w:val="5"/>
+        </w:numPr>
+      </w:pPr>
+      <w:r>
+        <w:t>Warning Signs</w:t>
+      </w:r>
+    </w:p>
+    <w:p>
+      <w:pPr>
+        <w:pStyle w:val="ListParagraph"/>
+        <w:numPr>
+          <w:ilvl w:val="0"/>
+          <w:numId w:val="5"/>
+        </w:numPr>
+      </w:pPr>
+      <w:r>
+        <w:t>Prevention &amp; Care</w:t>
+      </w:r>
+    </w:p>
+    <w:p>
+      <w:pPr>
+        <w:pStyle w:val="ListParagraph"/>
+        <w:numPr>
+          <w:ilvl w:val="0"/>
+          <w:numId w:val="5"/>
+        </w:numPr>
+      </w:pPr>
+      <w:r>
+        <w:t>Hygiene Tips</w:t>
+      </w:r>
+    </w:p>
+    <w:p>
+      <w:pPr>
+        <w:pStyle w:val="ListParagraph"/>
+        <w:numPr>
+          <w:ilvl w:val="0"/>
+          <w:numId w:val="5"/>
+        </w:numPr>
+      </w:pPr>
+      <w:r>
+        <w:t>Diet and lifestyle</w:t>
+      </w:r>
+    </w:p>
+    <w:p>
+      <w:r>
+        <w:t>Resources</w:t>
+      </w:r>
+    </w:p>
+    <w:p>
+      <w:pPr>
+        <w:pStyle w:val="ListParagraph"/>
+        <w:numPr>
+          <w:ilvl w:val="0"/>
+          <w:numId w:val="4"/>
+        </w:numPr>
+      </w:pPr>
+      <w:r>
+        <w:t>Contact Form</w:t>
+      </w:r>
+    </w:p>
+    <w:p>
+      <w:r>
+        <w:t>b. Navigation Paths</w:t>
+      </w:r>
+    </w:p>
+    <w:p>
+      <w:pPr>
+        <w:pStyle w:val="ListParagraph"/>
+        <w:numPr>
+          <w:ilvl w:val="0"/>
+          <w:numId w:val="3"/>
+        </w:numPr>
+      </w:pPr>
+      <w:r>
+        <w:t>Top navigation bar for all main pages</w:t>
+      </w:r>
+    </w:p>
+    <w:p>
+      <w:pPr>
+        <w:pStyle w:val="ListParagraph"/>
+        <w:numPr>
+          <w:ilvl w:val="0"/>
+          <w:numId w:val="3"/>
+        </w:numPr>
+      </w:pPr>
+      <w:r>
+        <w:t>Dropdown menu under "Diseases"</w:t>
+      </w:r>
+    </w:p>
+    <w:p>
+      <w:pPr>
+        <w:pStyle w:val="ListParagraph"/>
+        <w:numPr>
+          <w:ilvl w:val="0"/>
+          <w:numId w:val="3"/>
+        </w:numPr>
+      </w:pPr>
+      <w:r>
+        <w:t>Internal links for related pages</w:t>
+      </w:r>
+    </w:p>
+    <w:p>
+      <w:pPr>
+        <w:pStyle w:val="ListParagraph"/>
+        <w:numPr>
+          <w:ilvl w:val="0"/>
+          <w:numId w:val="3"/>
+        </w:numPr>
+      </w:pPr>
+      <w:r>
+        <w:t>Footer navigation for quick access</w:t>
+      </w:r>
+    </w:p>
+    <w:p>
+      <w:r>
+        <w:t>c. Taxonomy (Content Organization)</w:t>
+      </w:r>
+    </w:p>
+    <w:p>
+      <w:pPr>
+        <w:pStyle w:val="ListParagraph"/>
+        <w:numPr>
+          <w:ilvl w:val="0"/>
+          <w:numId w:val="2"/>
+        </w:numPr>
+      </w:pPr>
+      <w:r>
+        <w:t>Main Category: Menstrual Health</w:t>
+      </w:r>
+    </w:p>
+    <w:p>
+      <w:pPr>
+        <w:pStyle w:val="ListParagraph"/>
+        <w:numPr>
+          <w:ilvl w:val="0"/>
+          <w:numId w:val="2"/>
+        </w:numPr>
+      </w:pPr>
+      <w:r>
+        <w:t>Subcategory: Diseases</w:t>
+      </w:r>
+    </w:p>
+    <w:p>
+      <w:pPr>
+        <w:pStyle w:val="ListParagraph"/>
+        <w:numPr>
+          <w:ilvl w:val="0"/>
+          <w:numId w:val="2"/>
+        </w:numPr>
+      </w:pPr>
+      <w:r>
+        <w:t>Subcategory: Hormonal Disorders</w:t>
+      </w:r>
+    </w:p>
+    <w:p>
+      <w:pPr>
+        <w:pStyle w:val="ListParagraph"/>
+        <w:numPr>
+          <w:ilvl w:val="0"/>
+          <w:numId w:val="2"/>
+        </w:numPr>
+      </w:pPr>
+      <w:r>
+        <w:t>Subcategory: Pain-related Disorders</w:t>
+      </w:r>
+    </w:p>
+    <w:p>
+      <w:pPr>
+        <w:pStyle w:val="ListParagraph"/>
+        <w:numPr>
+          <w:ilvl w:val="0"/>
+          <w:numId w:val="2"/>
+        </w:numPr>
+      </w:pPr>
+      <w:r>
+        <w:t>Subcategory: Bleeding Disorders</w:t>
+      </w:r>
+    </w:p>
+    <w:p>
+      <w:pPr>
+        <w:pStyle w:val="ListParagraph"/>
+        <w:numPr>
+          <w:ilvl w:val="0"/>
+          <w:numId w:val="2"/>
+        </w:numPr>
+      </w:pPr>
+      <w:r>
+        <w:t>Subcategory: Causes</w:t>
+      </w:r>
+    </w:p>
+    <w:p>
+      <w:pPr>
+        <w:pStyle w:val="ListParagraph"/>
+        <w:numPr>
+          <w:ilvl w:val="0"/>
+          <w:numId w:val="2"/>
+        </w:numPr>
+      </w:pPr>
+      <w:r>
+        <w:lastRenderedPageBreak/>
+        <w:t>Subcategory: Symptom</w:t>
+      </w:r>
+    </w:p>
+    <w:p>
+      <w:pPr>
+        <w:pStyle w:val="ListParagraph"/>
+        <w:numPr>
+          <w:ilvl w:val="0"/>
+          <w:numId w:val="2"/>
+        </w:numPr>
+      </w:pPr>
+      <w:r>
+        <w:t>Subcategory: Treatment</w:t>
+      </w:r>
+    </w:p>
+    <w:p/>
+    <w:p>
+      <w:pPr>
+        <w:rPr>
+          <w:b/>
+          <w:bCs/>
+        </w:rPr>
+      </w:pPr>
+      <w:r>
+        <w:t>4</w:t>
+      </w:r>
+      <w:r>
+        <w:t xml:space="preserve">. </w:t>
       </w:r>
       <w:r>
         <w:rPr>
@@ -788,168 +3309,1828 @@
         </w:numPr>
       </w:pPr>
       <w:r>
-        <w:t>Browser (Google Chrome for testing)</w:t>
+        <w:t xml:space="preserve">Browser </w:t>
+      </w:r>
+      <w:r>
+        <w:t>(Microsoft</w:t>
+      </w:r>
+      <w:r>
+        <w:t xml:space="preserve"> Edge</w:t>
+      </w:r>
+      <w:r>
+        <w:t xml:space="preserve"> for testing)</w:t>
+      </w:r>
+    </w:p>
+    <w:p>
+      <w:pPr>
+        <w:pStyle w:val="ListParagraph"/>
+        <w:numPr>
+          <w:ilvl w:val="0"/>
+          <w:numId w:val="15"/>
+        </w:numPr>
+      </w:pPr>
+      <w:r>
+        <w:t xml:space="preserve">GitHub </w:t>
+      </w:r>
+      <w:r>
+        <w:t>Desktop (</w:t>
+      </w:r>
+      <w:r>
+        <w:t>publish website pages</w:t>
+      </w:r>
+      <w:r>
+        <w:t>)</w:t>
+      </w:r>
+    </w:p>
+    <w:p>
+      <w:pPr>
+        <w:pStyle w:val="ListParagraph"/>
+        <w:numPr>
+          <w:ilvl w:val="0"/>
+          <w:numId w:val="15"/>
+        </w:numPr>
+      </w:pPr>
+      <w:r>
+        <w:t>GitHub</w:t>
+      </w:r>
+      <w:r>
+        <w:t xml:space="preserve"> </w:t>
+      </w:r>
+      <w:r>
+        <w:t xml:space="preserve">Pages </w:t>
+      </w:r>
+      <w:r>
+        <w:t>(</w:t>
+      </w:r>
+      <w:r>
+        <w:t xml:space="preserve">deploy and </w:t>
+      </w:r>
+      <w:r>
+        <w:t>publish the live website</w:t>
+      </w:r>
+      <w:r>
+        <w:t>)</w:t>
+      </w:r>
+    </w:p>
+    <w:p>
+      <w:pPr>
+        <w:pStyle w:val="ListParagraph"/>
+        <w:numPr>
+          <w:ilvl w:val="0"/>
+          <w:numId w:val="15"/>
+        </w:numPr>
+      </w:pPr>
+      <w:proofErr w:type="spellStart"/>
+      <w:r>
+        <w:t>Lucidchart</w:t>
+      </w:r>
+      <w:proofErr w:type="spellEnd"/>
+      <w:r>
+        <w:t xml:space="preserve"> (wireframes)</w:t>
       </w:r>
     </w:p>
     <w:p/>
     <w:p>
       <w:r>
-        <w:t>c. Features of the Website</w:t>
-      </w:r>
-    </w:p>
-    <w:p>
-      <w:pPr>
-        <w:pStyle w:val="ListParagraph"/>
-        <w:numPr>
-          <w:ilvl w:val="0"/>
-          <w:numId w:val="14"/>
-        </w:numPr>
-      </w:pPr>
-      <w:r>
-        <w:t>Responsive design (mobile and desktop support)</w:t>
-      </w:r>
-    </w:p>
-    <w:p>
-      <w:pPr>
-        <w:pStyle w:val="ListParagraph"/>
-        <w:numPr>
-          <w:ilvl w:val="0"/>
-          <w:numId w:val="14"/>
-        </w:numPr>
-      </w:pPr>
-      <w:r>
-        <w:t>Easy navigation</w:t>
-      </w:r>
-    </w:p>
-    <w:p>
-      <w:pPr>
-        <w:pStyle w:val="ListParagraph"/>
-        <w:numPr>
-          <w:ilvl w:val="0"/>
-          <w:numId w:val="14"/>
-        </w:numPr>
-      </w:pPr>
-      <w:r>
-        <w:t>Search facility</w:t>
-      </w:r>
-    </w:p>
-    <w:p>
-      <w:pPr>
-        <w:pStyle w:val="ListParagraph"/>
-        <w:numPr>
-          <w:ilvl w:val="0"/>
-          <w:numId w:val="14"/>
-        </w:numPr>
-      </w:pPr>
-      <w:r>
-        <w:t>Informative content pages</w:t>
-      </w:r>
-    </w:p>
-    <w:p>
-      <w:pPr>
-        <w:pStyle w:val="ListParagraph"/>
-        <w:numPr>
-          <w:ilvl w:val="0"/>
-          <w:numId w:val="14"/>
-        </w:numPr>
-      </w:pPr>
-      <w:r>
-        <w:t>Contact form</w:t>
+        <w:t>External resources</w:t>
+      </w:r>
+    </w:p>
+    <w:p>
+      <w:pPr>
+        <w:pStyle w:val="ListParagraph"/>
+        <w:numPr>
+          <w:ilvl w:val="0"/>
+          <w:numId w:val="18"/>
+        </w:numPr>
+      </w:pPr>
+      <w:r>
+        <w:t xml:space="preserve">All the Read More </w:t>
+      </w:r>
+      <w:r>
+        <w:t>Buttons</w:t>
+      </w:r>
+      <w:r>
+        <w:t xml:space="preserve"> on the Disease page link to Mao Clinic articles for credible medical information: Mayo Clinic</w:t>
+      </w:r>
+    </w:p>
+    <w:p>
+      <w:pPr>
+        <w:pStyle w:val="ListParagraph"/>
+        <w:numPr>
+          <w:ilvl w:val="0"/>
+          <w:numId w:val="18"/>
+        </w:numPr>
+      </w:pPr>
+      <w:r>
+        <w:t xml:space="preserve">Icons </w:t>
+      </w:r>
+    </w:p>
+    <w:p>
+      <w:r>
+        <w:t>Hardware requirements</w:t>
+      </w:r>
+    </w:p>
+    <w:p>
+      <w:pPr>
+        <w:pStyle w:val="ListParagraph"/>
+        <w:numPr>
+          <w:ilvl w:val="0"/>
+          <w:numId w:val="20"/>
+        </w:numPr>
+      </w:pPr>
+      <w:r>
+        <w:t>Laptop or computer</w:t>
+      </w:r>
+    </w:p>
+    <w:p>
+      <w:pPr>
+        <w:pStyle w:val="ListParagraph"/>
+        <w:numPr>
+          <w:ilvl w:val="0"/>
+          <w:numId w:val="20"/>
+        </w:numPr>
+      </w:pPr>
+      <w:r>
+        <w:t>Smartphone</w:t>
+      </w:r>
+    </w:p>
+    <w:p>
+      <w:pPr>
+        <w:pStyle w:val="ListParagraph"/>
+        <w:numPr>
+          <w:ilvl w:val="0"/>
+          <w:numId w:val="20"/>
+        </w:numPr>
+      </w:pPr>
+      <w:r>
+        <w:t>Internet connection</w:t>
       </w:r>
     </w:p>
     <w:p/>
     <w:p>
       <w:r>
-        <w:t>d. Performance Requirements</w:t>
-      </w:r>
-    </w:p>
-    <w:p>
-      <w:pPr>
-        <w:pStyle w:val="ListParagraph"/>
-        <w:numPr>
-          <w:ilvl w:val="0"/>
-          <w:numId w:val="13"/>
-        </w:numPr>
-      </w:pPr>
-      <w:r>
-        <w:t>Fast page loading</w:t>
-      </w:r>
-    </w:p>
-    <w:p>
-      <w:pPr>
-        <w:pStyle w:val="ListParagraph"/>
-        <w:numPr>
-          <w:ilvl w:val="0"/>
-          <w:numId w:val="13"/>
-        </w:numPr>
-      </w:pPr>
-      <w:r>
-        <w:t>Optimized images</w:t>
-      </w:r>
-    </w:p>
-    <w:p>
-      <w:pPr>
-        <w:pStyle w:val="ListParagraph"/>
-        <w:numPr>
-          <w:ilvl w:val="0"/>
-          <w:numId w:val="13"/>
-        </w:numPr>
-      </w:pPr>
-      <w:r>
-        <w:t>Efficient and clean code</w:t>
+        <w:t>f. Justification of the Software Tools</w:t>
+      </w:r>
+    </w:p>
+    <w:p>
+      <w:r>
+        <w:t>The tools chosen for the project are appropriate since they are simple and sufficient for a project of this nature. They are also commonly used and meet the needs of a student project.</w:t>
       </w:r>
     </w:p>
     <w:p/>
     <w:p>
       <w:r>
-        <w:t>e. Security Requirements</w:t>
-      </w:r>
-    </w:p>
-    <w:p>
-      <w:pPr>
-        <w:pStyle w:val="ListParagraph"/>
-        <w:numPr>
-          <w:ilvl w:val="0"/>
-          <w:numId w:val="12"/>
-        </w:numPr>
-      </w:pPr>
-      <w:r>
-        <w:t>Input validation for forms</w:t>
-      </w:r>
-    </w:p>
-    <w:p>
-      <w:pPr>
-        <w:pStyle w:val="ListParagraph"/>
-        <w:numPr>
-          <w:ilvl w:val="0"/>
-          <w:numId w:val="12"/>
-        </w:numPr>
-      </w:pPr>
-      <w:r>
+        <w:t>5</w:t>
+      </w:r>
+      <w:r>
+        <w:t>. Quality Assurance</w:t>
+      </w:r>
+    </w:p>
+    <w:p>
+      <w:r>
+        <w:t xml:space="preserve">Browser </w:t>
+      </w:r>
+      <w:r>
+        <w:t>Compatibility</w:t>
+      </w:r>
+      <w:r>
+        <w:t xml:space="preserve"> </w:t>
+      </w:r>
+      <w:r>
+        <w:t>Testing</w:t>
+      </w:r>
+    </w:p>
+    <w:tbl>
+      <w:tblPr>
+        <w:tblStyle w:val="TableGrid"/>
+        <w:tblW w:w="0" w:type="auto"/>
+        <w:tblLook w:val="04A0" w:firstRow="1" w:lastRow="0" w:firstColumn="1" w:lastColumn="0" w:noHBand="0" w:noVBand="1"/>
+      </w:tblPr>
+      <w:tblGrid>
+        <w:gridCol w:w="2254"/>
+        <w:gridCol w:w="2254"/>
+        <w:gridCol w:w="2254"/>
+        <w:gridCol w:w="2254"/>
+      </w:tblGrid>
+      <w:tr>
+        <w:tc>
+          <w:tcPr>
+            <w:tcW w:w="2254" w:type="dxa"/>
+          </w:tcPr>
+          <w:p>
+            <w:r>
+              <w:t>Browser</w:t>
+            </w:r>
+          </w:p>
+        </w:tc>
+        <w:tc>
+          <w:tcPr>
+            <w:tcW w:w="2254" w:type="dxa"/>
+          </w:tcPr>
+          <w:p>
+            <w:r>
+              <w:t>Version</w:t>
+            </w:r>
+          </w:p>
+        </w:tc>
+        <w:tc>
+          <w:tcPr>
+            <w:tcW w:w="2254" w:type="dxa"/>
+          </w:tcPr>
+          <w:p>
+            <w:r>
+              <w:t>Result</w:t>
+            </w:r>
+          </w:p>
+        </w:tc>
+        <w:tc>
+          <w:tcPr>
+            <w:tcW w:w="2254" w:type="dxa"/>
+          </w:tcPr>
+          <w:p>
+            <w:r>
+              <w:t>Feedback</w:t>
+            </w:r>
+          </w:p>
+        </w:tc>
+      </w:tr>
+      <w:tr>
+        <w:tc>
+          <w:tcPr>
+            <w:tcW w:w="2254" w:type="dxa"/>
+          </w:tcPr>
+          <w:p>
+            <w:r>
+              <w:t>Google Chrome</w:t>
+            </w:r>
+          </w:p>
+        </w:tc>
+        <w:tc>
+          <w:tcPr>
+            <w:tcW w:w="2254" w:type="dxa"/>
+          </w:tcPr>
+          <w:p>
+            <w:r>
+              <w:t>Latest</w:t>
+            </w:r>
+          </w:p>
+        </w:tc>
+        <w:tc>
+          <w:tcPr>
+            <w:tcW w:w="2254" w:type="dxa"/>
+          </w:tcPr>
+          <w:p>
+            <w:r>
+              <w:t>Pass</w:t>
+            </w:r>
+          </w:p>
+        </w:tc>
+        <w:tc>
+          <w:tcPr>
+            <w:tcW w:w="2254" w:type="dxa"/>
+          </w:tcPr>
+          <w:p>
+            <w:r>
+              <w:t>All pages render correctly</w:t>
+            </w:r>
+          </w:p>
+        </w:tc>
+      </w:tr>
+      <w:tr>
+        <w:tc>
+          <w:tcPr>
+            <w:tcW w:w="2254" w:type="dxa"/>
+          </w:tcPr>
+          <w:p>
+            <w:r>
+              <w:t>Microsoft Edge</w:t>
+            </w:r>
+          </w:p>
+        </w:tc>
+        <w:tc>
+          <w:tcPr>
+            <w:tcW w:w="2254" w:type="dxa"/>
+          </w:tcPr>
+          <w:p>
+            <w:r>
+              <w:t>Latest</w:t>
+            </w:r>
+          </w:p>
+        </w:tc>
+        <w:tc>
+          <w:tcPr>
+            <w:tcW w:w="2254" w:type="dxa"/>
+          </w:tcPr>
+          <w:p>
+            <w:r>
+              <w:t>Pass</w:t>
+            </w:r>
+          </w:p>
+        </w:tc>
+        <w:tc>
+          <w:tcPr>
+            <w:tcW w:w="2254" w:type="dxa"/>
+          </w:tcPr>
+          <w:p>
+            <w:r>
+              <w:t>Layout and navigation work correctly</w:t>
+            </w:r>
+          </w:p>
+        </w:tc>
+      </w:tr>
+      <w:tr>
+        <w:tc>
+          <w:tcPr>
+            <w:tcW w:w="2254" w:type="dxa"/>
+          </w:tcPr>
+          <w:p>
+            <w:r>
+              <w:t>Mozilla Firefox</w:t>
+            </w:r>
+          </w:p>
+        </w:tc>
+        <w:tc>
+          <w:tcPr>
+            <w:tcW w:w="2254" w:type="dxa"/>
+          </w:tcPr>
+          <w:p>
+            <w:r>
+              <w:t>Latest</w:t>
+            </w:r>
+          </w:p>
+        </w:tc>
+        <w:tc>
+          <w:tcPr>
+            <w:tcW w:w="2254" w:type="dxa"/>
+          </w:tcPr>
+          <w:p>
+            <w:r>
+              <w:t>Pass</w:t>
+            </w:r>
+          </w:p>
+        </w:tc>
+        <w:tc>
+          <w:tcPr>
+            <w:tcW w:w="2254" w:type="dxa"/>
+          </w:tcPr>
+          <w:p>
+            <w:r>
+              <w:t>C</w:t>
+            </w:r>
+            <w:r>
+              <w:t>SS</w:t>
+            </w:r>
+            <w:r>
+              <w:t xml:space="preserve"> Grid and </w:t>
+            </w:r>
+            <w:r>
+              <w:t xml:space="preserve">Flexbox supported </w:t>
+            </w:r>
+          </w:p>
+        </w:tc>
+      </w:tr>
+      <w:tr>
+        <w:tc>
+          <w:tcPr>
+            <w:tcW w:w="2254" w:type="dxa"/>
+          </w:tcPr>
+          <w:p>
+            <w:r>
+              <w:t>Mobile Chrome</w:t>
+            </w:r>
+          </w:p>
+        </w:tc>
+        <w:tc>
+          <w:tcPr>
+            <w:tcW w:w="2254" w:type="dxa"/>
+          </w:tcPr>
+          <w:p>
+            <w:r>
+              <w:t>Latest</w:t>
+            </w:r>
+          </w:p>
+        </w:tc>
+        <w:tc>
+          <w:tcPr>
+            <w:tcW w:w="2254" w:type="dxa"/>
+          </w:tcPr>
+          <w:p>
+            <w:r>
+              <w:t>Pass</w:t>
+            </w:r>
+          </w:p>
+        </w:tc>
+        <w:tc>
+          <w:tcPr>
+            <w:tcW w:w="2254" w:type="dxa"/>
+          </w:tcPr>
+          <w:p>
+            <w:proofErr w:type="gramStart"/>
+            <w:r>
+              <w:t>Res[</w:t>
+            </w:r>
+            <w:proofErr w:type="gramEnd"/>
+            <w:r>
+              <w:t>pensive on mobile screen</w:t>
+            </w:r>
+          </w:p>
+        </w:tc>
+      </w:tr>
+    </w:tbl>
+    <w:p/>
+    <w:p>
+      <w:r>
+        <w:t xml:space="preserve">Mobile </w:t>
+      </w:r>
+      <w:r>
+        <w:t>D</w:t>
+      </w:r>
+      <w:r>
+        <w:t xml:space="preserve">evice </w:t>
+      </w:r>
+      <w:r>
+        <w:t>Test</w:t>
+      </w:r>
+      <w:r>
+        <w:t>s</w:t>
+      </w:r>
+    </w:p>
+    <w:p>
+      <w:pPr>
+        <w:pStyle w:val="ListParagraph"/>
+        <w:numPr>
+          <w:ilvl w:val="0"/>
+          <w:numId w:val="18"/>
+        </w:numPr>
+      </w:pPr>
+      <w:r>
+        <w:t>Android smartphone (HP laptop via dev t</w:t>
+      </w:r>
+      <w:r>
+        <w:t>ools mobile simulator</w:t>
+      </w:r>
+      <w:r>
+        <w:t>)</w:t>
+      </w:r>
+    </w:p>
+    <w:p>
+      <w:pPr>
+        <w:pStyle w:val="ListParagraph"/>
+        <w:numPr>
+          <w:ilvl w:val="0"/>
+          <w:numId w:val="18"/>
+        </w:numPr>
+      </w:pPr>
+      <w:r>
+        <w:t>Test remains readable without horizontal scrolling on screens</w:t>
+      </w:r>
+      <w:r>
+        <w:t xml:space="preserve"> 360em and above</w:t>
+      </w:r>
+    </w:p>
+    <w:p>
+      <w:r>
+        <w:rPr>
+          <w:noProof/>
+        </w:rPr>
+        <w:drawing>
+          <wp:inline distT="0" distB="0" distL="0" distR="0" wp14:anchorId="487340F6" wp14:editId="7EFF65F6">
+            <wp:extent cx="5731510" cy="2529205"/>
+            <wp:effectExtent l="0" t="0" r="2540" b="4445"/>
+            <wp:docPr id="1508900360" name="Picture 34"/>
+            <wp:cNvGraphicFramePr>
+              <a:graphicFrameLocks xmlns:a="http://schemas.openxmlformats.org/drawingml/2006/main" noChangeAspect="1"/>
+            </wp:cNvGraphicFramePr>
+            <a:graphic xmlns:a="http://schemas.openxmlformats.org/drawingml/2006/main">
+              <a:graphicData uri="http://schemas.openxmlformats.org/drawingml/2006/picture">
+                <pic:pic xmlns:pic="http://schemas.openxmlformats.org/drawingml/2006/picture">
+                  <pic:nvPicPr>
+                    <pic:cNvPr id="1508900360" name="Picture 1508900360"/>
+                    <pic:cNvPicPr/>
+                  </pic:nvPicPr>
+                  <pic:blipFill>
+                    <a:blip r:embed="rId28" cstate="print">
+                      <a:extLst>
+                        <a:ext uri="{28A0092B-C50C-407E-A947-70E740481C1C}">
+                          <a14:useLocalDpi xmlns:a14="http://schemas.microsoft.com/office/drawing/2010/main" val="0"/>
+                        </a:ext>
+                      </a:extLst>
+                    </a:blip>
+                    <a:stretch>
+                      <a:fillRect/>
+                    </a:stretch>
+                  </pic:blipFill>
+                  <pic:spPr>
+                    <a:xfrm>
+                      <a:off x="0" y="0"/>
+                      <a:ext cx="5731510" cy="2529205"/>
+                    </a:xfrm>
+                    <a:prstGeom prst="rect">
+                      <a:avLst/>
+                    </a:prstGeom>
+                  </pic:spPr>
+                </pic:pic>
+              </a:graphicData>
+            </a:graphic>
+          </wp:inline>
+        </w:drawing>
+      </w:r>
+    </w:p>
+    <w:p>
+      <w:r>
+        <w:t>Functional Tests</w:t>
+      </w:r>
+    </w:p>
+    <w:p>
+      <w:pPr>
+        <w:pStyle w:val="ListParagraph"/>
+        <w:numPr>
+          <w:ilvl w:val="0"/>
+          <w:numId w:val="19"/>
+        </w:numPr>
+      </w:pPr>
+      <w:r>
+        <w:t xml:space="preserve">Navigation </w:t>
+      </w:r>
+      <w:r>
+        <w:t>links: All 5 navigate to the correct pages</w:t>
+      </w:r>
+    </w:p>
+    <w:p>
+      <w:r>
+        <w:rPr>
+          <w:noProof/>
+        </w:rPr>
         <w:lastRenderedPageBreak/>
-        <w:t>Prevention of spam</w:t>
-      </w:r>
-    </w:p>
-    <w:p>
-      <w:pPr>
-        <w:pStyle w:val="ListParagraph"/>
-        <w:numPr>
-          <w:ilvl w:val="0"/>
-          <w:numId w:val="12"/>
-        </w:numPr>
-      </w:pPr>
-      <w:r>
-        <w:t>Secure hosting via GitHub Pages</w:t>
-      </w:r>
-    </w:p>
-    <w:p>
-      <w:r>
-        <w:t>f. Justification of the Software Tools</w:t>
-      </w:r>
-    </w:p>
-    <w:p>
-      <w:r>
-        <w:t>The tools chosen for the project are appropriate since they are simple and sufficient for a project of this nature. They are also commonly used and meet the needs of a student project.</w:t>
+        <w:drawing>
+          <wp:inline distT="0" distB="0" distL="0" distR="0" wp14:anchorId="48D9E9BE" wp14:editId="77A75B82">
+            <wp:extent cx="5731510" cy="2522220"/>
+            <wp:effectExtent l="0" t="0" r="2540" b="0"/>
+            <wp:docPr id="990692277" name="Picture 2"/>
+            <wp:cNvGraphicFramePr>
+              <a:graphicFrameLocks xmlns:a="http://schemas.openxmlformats.org/drawingml/2006/main" noChangeAspect="1"/>
+            </wp:cNvGraphicFramePr>
+            <a:graphic xmlns:a="http://schemas.openxmlformats.org/drawingml/2006/main">
+              <a:graphicData uri="http://schemas.openxmlformats.org/drawingml/2006/picture">
+                <pic:pic xmlns:pic="http://schemas.openxmlformats.org/drawingml/2006/picture">
+                  <pic:nvPicPr>
+                    <pic:cNvPr id="990692277" name="Picture 990692277"/>
+                    <pic:cNvPicPr/>
+                  </pic:nvPicPr>
+                  <pic:blipFill>
+                    <a:blip r:embed="rId29" cstate="print">
+                      <a:extLst>
+                        <a:ext uri="{28A0092B-C50C-407E-A947-70E740481C1C}">
+                          <a14:useLocalDpi xmlns:a14="http://schemas.microsoft.com/office/drawing/2010/main" val="0"/>
+                        </a:ext>
+                      </a:extLst>
+                    </a:blip>
+                    <a:stretch>
+                      <a:fillRect/>
+                    </a:stretch>
+                  </pic:blipFill>
+                  <pic:spPr>
+                    <a:xfrm>
+                      <a:off x="0" y="0"/>
+                      <a:ext cx="5731510" cy="2522220"/>
+                    </a:xfrm>
+                    <a:prstGeom prst="rect">
+                      <a:avLst/>
+                    </a:prstGeom>
+                  </pic:spPr>
+                </pic:pic>
+              </a:graphicData>
+            </a:graphic>
+          </wp:inline>
+        </w:drawing>
+      </w:r>
+      <w:r>
+        <w:rPr>
+          <w:noProof/>
+        </w:rPr>
+        <w:drawing>
+          <wp:inline distT="0" distB="0" distL="0" distR="0" wp14:anchorId="16B73FFA" wp14:editId="66A9ACB8">
+            <wp:extent cx="5731510" cy="2617470"/>
+            <wp:effectExtent l="0" t="0" r="2540" b="0"/>
+            <wp:docPr id="71110704" name="Picture 3"/>
+            <wp:cNvGraphicFramePr>
+              <a:graphicFrameLocks xmlns:a="http://schemas.openxmlformats.org/drawingml/2006/main" noChangeAspect="1"/>
+            </wp:cNvGraphicFramePr>
+            <a:graphic xmlns:a="http://schemas.openxmlformats.org/drawingml/2006/main">
+              <a:graphicData uri="http://schemas.openxmlformats.org/drawingml/2006/picture">
+                <pic:pic xmlns:pic="http://schemas.openxmlformats.org/drawingml/2006/picture">
+                  <pic:nvPicPr>
+                    <pic:cNvPr id="71110704" name="Picture 71110704"/>
+                    <pic:cNvPicPr/>
+                  </pic:nvPicPr>
+                  <pic:blipFill>
+                    <a:blip r:embed="rId30" cstate="print">
+                      <a:extLst>
+                        <a:ext uri="{28A0092B-C50C-407E-A947-70E740481C1C}">
+                          <a14:useLocalDpi xmlns:a14="http://schemas.microsoft.com/office/drawing/2010/main" val="0"/>
+                        </a:ext>
+                      </a:extLst>
+                    </a:blip>
+                    <a:stretch>
+                      <a:fillRect/>
+                    </a:stretch>
+                  </pic:blipFill>
+                  <pic:spPr>
+                    <a:xfrm>
+                      <a:off x="0" y="0"/>
+                      <a:ext cx="5731510" cy="2617470"/>
+                    </a:xfrm>
+                    <a:prstGeom prst="rect">
+                      <a:avLst/>
+                    </a:prstGeom>
+                  </pic:spPr>
+                </pic:pic>
+              </a:graphicData>
+            </a:graphic>
+          </wp:inline>
+        </w:drawing>
+      </w:r>
+      <w:r>
+        <w:rPr>
+          <w:noProof/>
+        </w:rPr>
+        <w:drawing>
+          <wp:inline distT="0" distB="0" distL="0" distR="0" wp14:anchorId="798FAE58" wp14:editId="75A4FE04">
+            <wp:extent cx="5731510" cy="2230120"/>
+            <wp:effectExtent l="0" t="0" r="2540" b="0"/>
+            <wp:docPr id="1458732693" name="Picture 5"/>
+            <wp:cNvGraphicFramePr>
+              <a:graphicFrameLocks xmlns:a="http://schemas.openxmlformats.org/drawingml/2006/main" noChangeAspect="1"/>
+            </wp:cNvGraphicFramePr>
+            <a:graphic xmlns:a="http://schemas.openxmlformats.org/drawingml/2006/main">
+              <a:graphicData uri="http://schemas.openxmlformats.org/drawingml/2006/picture">
+                <pic:pic xmlns:pic="http://schemas.openxmlformats.org/drawingml/2006/picture">
+                  <pic:nvPicPr>
+                    <pic:cNvPr id="1458732693" name="Picture 1458732693"/>
+                    <pic:cNvPicPr/>
+                  </pic:nvPicPr>
+                  <pic:blipFill>
+                    <a:blip r:embed="rId31" cstate="print">
+                      <a:extLst>
+                        <a:ext uri="{28A0092B-C50C-407E-A947-70E740481C1C}">
+                          <a14:useLocalDpi xmlns:a14="http://schemas.microsoft.com/office/drawing/2010/main" val="0"/>
+                        </a:ext>
+                      </a:extLst>
+                    </a:blip>
+                    <a:stretch>
+                      <a:fillRect/>
+                    </a:stretch>
+                  </pic:blipFill>
+                  <pic:spPr>
+                    <a:xfrm>
+                      <a:off x="0" y="0"/>
+                      <a:ext cx="5731510" cy="2230120"/>
+                    </a:xfrm>
+                    <a:prstGeom prst="rect">
+                      <a:avLst/>
+                    </a:prstGeom>
+                  </pic:spPr>
+                </pic:pic>
+              </a:graphicData>
+            </a:graphic>
+          </wp:inline>
+        </w:drawing>
+      </w:r>
+      <w:r>
+        <w:rPr>
+          <w:noProof/>
+        </w:rPr>
+        <w:lastRenderedPageBreak/>
+        <w:drawing>
+          <wp:inline distT="0" distB="0" distL="0" distR="0" wp14:anchorId="3015DDD2" wp14:editId="47F703B0">
+            <wp:extent cx="5731510" cy="2512695"/>
+            <wp:effectExtent l="0" t="0" r="2540" b="1905"/>
+            <wp:docPr id="1724471616" name="Picture 6"/>
+            <wp:cNvGraphicFramePr>
+              <a:graphicFrameLocks xmlns:a="http://schemas.openxmlformats.org/drawingml/2006/main" noChangeAspect="1"/>
+            </wp:cNvGraphicFramePr>
+            <a:graphic xmlns:a="http://schemas.openxmlformats.org/drawingml/2006/main">
+              <a:graphicData uri="http://schemas.openxmlformats.org/drawingml/2006/picture">
+                <pic:pic xmlns:pic="http://schemas.openxmlformats.org/drawingml/2006/picture">
+                  <pic:nvPicPr>
+                    <pic:cNvPr id="1724471616" name="Picture 1724471616"/>
+                    <pic:cNvPicPr/>
+                  </pic:nvPicPr>
+                  <pic:blipFill>
+                    <a:blip r:embed="rId32" cstate="print">
+                      <a:extLst>
+                        <a:ext uri="{28A0092B-C50C-407E-A947-70E740481C1C}">
+                          <a14:useLocalDpi xmlns:a14="http://schemas.microsoft.com/office/drawing/2010/main" val="0"/>
+                        </a:ext>
+                      </a:extLst>
+                    </a:blip>
+                    <a:stretch>
+                      <a:fillRect/>
+                    </a:stretch>
+                  </pic:blipFill>
+                  <pic:spPr>
+                    <a:xfrm>
+                      <a:off x="0" y="0"/>
+                      <a:ext cx="5731510" cy="2512695"/>
+                    </a:xfrm>
+                    <a:prstGeom prst="rect">
+                      <a:avLst/>
+                    </a:prstGeom>
+                  </pic:spPr>
+                </pic:pic>
+              </a:graphicData>
+            </a:graphic>
+          </wp:inline>
+        </w:drawing>
+      </w:r>
+      <w:r>
+        <w:rPr>
+          <w:noProof/>
+        </w:rPr>
+        <w:drawing>
+          <wp:inline distT="0" distB="0" distL="0" distR="0" wp14:anchorId="28ADCECA" wp14:editId="24A738BA">
+            <wp:extent cx="5731510" cy="2019300"/>
+            <wp:effectExtent l="0" t="0" r="2540" b="0"/>
+            <wp:docPr id="898794473" name="Picture 8"/>
+            <wp:cNvGraphicFramePr>
+              <a:graphicFrameLocks xmlns:a="http://schemas.openxmlformats.org/drawingml/2006/main" noChangeAspect="1"/>
+            </wp:cNvGraphicFramePr>
+            <a:graphic xmlns:a="http://schemas.openxmlformats.org/drawingml/2006/main">
+              <a:graphicData uri="http://schemas.openxmlformats.org/drawingml/2006/picture">
+                <pic:pic xmlns:pic="http://schemas.openxmlformats.org/drawingml/2006/picture">
+                  <pic:nvPicPr>
+                    <pic:cNvPr id="898794473" name="Picture 898794473"/>
+                    <pic:cNvPicPr/>
+                  </pic:nvPicPr>
+                  <pic:blipFill>
+                    <a:blip r:embed="rId33" cstate="print">
+                      <a:extLst>
+                        <a:ext uri="{28A0092B-C50C-407E-A947-70E740481C1C}">
+                          <a14:useLocalDpi xmlns:a14="http://schemas.microsoft.com/office/drawing/2010/main" val="0"/>
+                        </a:ext>
+                      </a:extLst>
+                    </a:blip>
+                    <a:stretch>
+                      <a:fillRect/>
+                    </a:stretch>
+                  </pic:blipFill>
+                  <pic:spPr>
+                    <a:xfrm>
+                      <a:off x="0" y="0"/>
+                      <a:ext cx="5731510" cy="2019300"/>
+                    </a:xfrm>
+                    <a:prstGeom prst="rect">
+                      <a:avLst/>
+                    </a:prstGeom>
+                  </pic:spPr>
+                </pic:pic>
+              </a:graphicData>
+            </a:graphic>
+          </wp:inline>
+        </w:drawing>
+      </w:r>
+    </w:p>
+    <w:p>
+      <w:pPr>
+        <w:pStyle w:val="ListParagraph"/>
+        <w:numPr>
+          <w:ilvl w:val="0"/>
+          <w:numId w:val="19"/>
+        </w:numPr>
+      </w:pPr>
+      <w:r>
+        <w:t xml:space="preserve">Active nav </w:t>
+      </w:r>
+      <w:r>
+        <w:t>highlight: Active</w:t>
+      </w:r>
+      <w:r>
+        <w:t xml:space="preserve"> </w:t>
+      </w:r>
+      <w:r>
+        <w:t>pages are highlighted in bold</w:t>
+      </w:r>
+    </w:p>
+    <w:p>
+      <w:r>
+        <w:rPr>
+          <w:noProof/>
+        </w:rPr>
+        <w:drawing>
+          <wp:inline distT="0" distB="0" distL="0" distR="0" wp14:anchorId="665E59DE" wp14:editId="1CB61927">
+            <wp:extent cx="5731510" cy="396875"/>
+            <wp:effectExtent l="0" t="0" r="2540" b="3175"/>
+            <wp:docPr id="1995518597" name="Picture 12"/>
+            <wp:cNvGraphicFramePr>
+              <a:graphicFrameLocks xmlns:a="http://schemas.openxmlformats.org/drawingml/2006/main" noChangeAspect="1"/>
+            </wp:cNvGraphicFramePr>
+            <a:graphic xmlns:a="http://schemas.openxmlformats.org/drawingml/2006/main">
+              <a:graphicData uri="http://schemas.openxmlformats.org/drawingml/2006/picture">
+                <pic:pic xmlns:pic="http://schemas.openxmlformats.org/drawingml/2006/picture">
+                  <pic:nvPicPr>
+                    <pic:cNvPr id="1995518597" name="Picture 1995518597"/>
+                    <pic:cNvPicPr/>
+                  </pic:nvPicPr>
+                  <pic:blipFill>
+                    <a:blip r:embed="rId34">
+                      <a:extLst>
+                        <a:ext uri="{28A0092B-C50C-407E-A947-70E740481C1C}">
+                          <a14:useLocalDpi xmlns:a14="http://schemas.microsoft.com/office/drawing/2010/main" val="0"/>
+                        </a:ext>
+                      </a:extLst>
+                    </a:blip>
+                    <a:stretch>
+                      <a:fillRect/>
+                    </a:stretch>
+                  </pic:blipFill>
+                  <pic:spPr>
+                    <a:xfrm>
+                      <a:off x="0" y="0"/>
+                      <a:ext cx="5731510" cy="396875"/>
+                    </a:xfrm>
+                    <a:prstGeom prst="rect">
+                      <a:avLst/>
+                    </a:prstGeom>
+                  </pic:spPr>
+                </pic:pic>
+              </a:graphicData>
+            </a:graphic>
+          </wp:inline>
+        </w:drawing>
+      </w:r>
+      <w:r>
+        <w:rPr>
+          <w:noProof/>
+        </w:rPr>
+        <w:drawing>
+          <wp:inline distT="0" distB="0" distL="0" distR="0" wp14:anchorId="4996D85D" wp14:editId="3AF74FF0">
+            <wp:extent cx="5731510" cy="441960"/>
+            <wp:effectExtent l="0" t="0" r="2540" b="0"/>
+            <wp:docPr id="1016759043" name="Picture 1"/>
+            <wp:cNvGraphicFramePr>
+              <a:graphicFrameLocks xmlns:a="http://schemas.openxmlformats.org/drawingml/2006/main" noChangeAspect="1"/>
+            </wp:cNvGraphicFramePr>
+            <a:graphic xmlns:a="http://schemas.openxmlformats.org/drawingml/2006/main">
+              <a:graphicData uri="http://schemas.openxmlformats.org/drawingml/2006/picture">
+                <pic:pic xmlns:pic="http://schemas.openxmlformats.org/drawingml/2006/picture">
+                  <pic:nvPicPr>
+                    <pic:cNvPr id="1016759043" name=""/>
+                    <pic:cNvPicPr/>
+                  </pic:nvPicPr>
+                  <pic:blipFill>
+                    <a:blip r:embed="rId35"/>
+                    <a:stretch>
+                      <a:fillRect/>
+                    </a:stretch>
+                  </pic:blipFill>
+                  <pic:spPr>
+                    <a:xfrm>
+                      <a:off x="0" y="0"/>
+                      <a:ext cx="5731510" cy="441960"/>
+                    </a:xfrm>
+                    <a:prstGeom prst="rect">
+                      <a:avLst/>
+                    </a:prstGeom>
+                  </pic:spPr>
+                </pic:pic>
+              </a:graphicData>
+            </a:graphic>
+          </wp:inline>
+        </w:drawing>
+      </w:r>
+      <w:r>
+        <w:rPr>
+          <w:noProof/>
+        </w:rPr>
+        <w:t xml:space="preserve"> </w:t>
+      </w:r>
+      <w:r>
+        <w:rPr>
+          <w:noProof/>
+        </w:rPr>
+        <w:drawing>
+          <wp:inline distT="0" distB="0" distL="0" distR="0" wp14:anchorId="07E5D12F" wp14:editId="11773B78">
+            <wp:extent cx="5731510" cy="448945"/>
+            <wp:effectExtent l="0" t="0" r="2540" b="8255"/>
+            <wp:docPr id="892671815" name="Picture 17"/>
+            <wp:cNvGraphicFramePr>
+              <a:graphicFrameLocks xmlns:a="http://schemas.openxmlformats.org/drawingml/2006/main" noChangeAspect="1"/>
+            </wp:cNvGraphicFramePr>
+            <a:graphic xmlns:a="http://schemas.openxmlformats.org/drawingml/2006/main">
+              <a:graphicData uri="http://schemas.openxmlformats.org/drawingml/2006/picture">
+                <pic:pic xmlns:pic="http://schemas.openxmlformats.org/drawingml/2006/picture">
+                  <pic:nvPicPr>
+                    <pic:cNvPr id="892671815" name="Picture 892671815"/>
+                    <pic:cNvPicPr/>
+                  </pic:nvPicPr>
+                  <pic:blipFill>
+                    <a:blip r:embed="rId36" cstate="print">
+                      <a:extLst>
+                        <a:ext uri="{28A0092B-C50C-407E-A947-70E740481C1C}">
+                          <a14:useLocalDpi xmlns:a14="http://schemas.microsoft.com/office/drawing/2010/main" val="0"/>
+                        </a:ext>
+                      </a:extLst>
+                    </a:blip>
+                    <a:stretch>
+                      <a:fillRect/>
+                    </a:stretch>
+                  </pic:blipFill>
+                  <pic:spPr>
+                    <a:xfrm>
+                      <a:off x="0" y="0"/>
+                      <a:ext cx="5731510" cy="448945"/>
+                    </a:xfrm>
+                    <a:prstGeom prst="rect">
+                      <a:avLst/>
+                    </a:prstGeom>
+                  </pic:spPr>
+                </pic:pic>
+              </a:graphicData>
+            </a:graphic>
+          </wp:inline>
+        </w:drawing>
+      </w:r>
+      <w:r>
+        <w:rPr>
+          <w:noProof/>
+        </w:rPr>
+        <w:drawing>
+          <wp:inline distT="0" distB="0" distL="0" distR="0" wp14:anchorId="7AF55C59" wp14:editId="540BA9F3">
+            <wp:extent cx="5731510" cy="431800"/>
+            <wp:effectExtent l="0" t="0" r="2540" b="6350"/>
+            <wp:docPr id="92784106" name="Picture 14"/>
+            <wp:cNvGraphicFramePr>
+              <a:graphicFrameLocks xmlns:a="http://schemas.openxmlformats.org/drawingml/2006/main" noChangeAspect="1"/>
+            </wp:cNvGraphicFramePr>
+            <a:graphic xmlns:a="http://schemas.openxmlformats.org/drawingml/2006/main">
+              <a:graphicData uri="http://schemas.openxmlformats.org/drawingml/2006/picture">
+                <pic:pic xmlns:pic="http://schemas.openxmlformats.org/drawingml/2006/picture">
+                  <pic:nvPicPr>
+                    <pic:cNvPr id="92784106" name="Picture 92784106"/>
+                    <pic:cNvPicPr/>
+                  </pic:nvPicPr>
+                  <pic:blipFill>
+                    <a:blip r:embed="rId37" cstate="print">
+                      <a:extLst>
+                        <a:ext uri="{28A0092B-C50C-407E-A947-70E740481C1C}">
+                          <a14:useLocalDpi xmlns:a14="http://schemas.microsoft.com/office/drawing/2010/main" val="0"/>
+                        </a:ext>
+                      </a:extLst>
+                    </a:blip>
+                    <a:stretch>
+                      <a:fillRect/>
+                    </a:stretch>
+                  </pic:blipFill>
+                  <pic:spPr>
+                    <a:xfrm>
+                      <a:off x="0" y="0"/>
+                      <a:ext cx="5731510" cy="431800"/>
+                    </a:xfrm>
+                    <a:prstGeom prst="rect">
+                      <a:avLst/>
+                    </a:prstGeom>
+                  </pic:spPr>
+                </pic:pic>
+              </a:graphicData>
+            </a:graphic>
+          </wp:inline>
+        </w:drawing>
+      </w:r>
+      <w:r>
+        <w:rPr>
+          <w:noProof/>
+        </w:rPr>
+        <w:drawing>
+          <wp:inline distT="0" distB="0" distL="0" distR="0" wp14:anchorId="6E229B5B" wp14:editId="3C8645D3">
+            <wp:extent cx="5731510" cy="433070"/>
+            <wp:effectExtent l="0" t="0" r="2540" b="5080"/>
+            <wp:docPr id="569105382" name="Picture 15"/>
+            <wp:cNvGraphicFramePr>
+              <a:graphicFrameLocks xmlns:a="http://schemas.openxmlformats.org/drawingml/2006/main" noChangeAspect="1"/>
+            </wp:cNvGraphicFramePr>
+            <a:graphic xmlns:a="http://schemas.openxmlformats.org/drawingml/2006/main">
+              <a:graphicData uri="http://schemas.openxmlformats.org/drawingml/2006/picture">
+                <pic:pic xmlns:pic="http://schemas.openxmlformats.org/drawingml/2006/picture">
+                  <pic:nvPicPr>
+                    <pic:cNvPr id="569105382" name="Picture 569105382"/>
+                    <pic:cNvPicPr/>
+                  </pic:nvPicPr>
+                  <pic:blipFill>
+                    <a:blip r:embed="rId38" cstate="print">
+                      <a:extLst>
+                        <a:ext uri="{28A0092B-C50C-407E-A947-70E740481C1C}">
+                          <a14:useLocalDpi xmlns:a14="http://schemas.microsoft.com/office/drawing/2010/main" val="0"/>
+                        </a:ext>
+                      </a:extLst>
+                    </a:blip>
+                    <a:stretch>
+                      <a:fillRect/>
+                    </a:stretch>
+                  </pic:blipFill>
+                  <pic:spPr>
+                    <a:xfrm>
+                      <a:off x="0" y="0"/>
+                      <a:ext cx="5731510" cy="433070"/>
+                    </a:xfrm>
+                    <a:prstGeom prst="rect">
+                      <a:avLst/>
+                    </a:prstGeom>
+                  </pic:spPr>
+                </pic:pic>
+              </a:graphicData>
+            </a:graphic>
+          </wp:inline>
+        </w:drawing>
+      </w:r>
+    </w:p>
+    <w:p>
+      <w:pPr>
+        <w:pStyle w:val="ListParagraph"/>
+        <w:numPr>
+          <w:ilvl w:val="0"/>
+          <w:numId w:val="19"/>
+        </w:numPr>
+      </w:pPr>
+      <w:r>
+        <w:t xml:space="preserve">Read More buttons: </w:t>
+      </w:r>
+      <w:r>
+        <w:t>All Read More buttons lead to Mayo Clinic</w:t>
+      </w:r>
+      <w:r>
+        <w:t xml:space="preserve"> </w:t>
+      </w:r>
+      <w:proofErr w:type="gramStart"/>
+      <w:r>
+        <w:t>URL’s</w:t>
+      </w:r>
+      <w:proofErr w:type="gramEnd"/>
+      <w:r>
+        <w:t xml:space="preserve"> in a new tab</w:t>
+      </w:r>
+    </w:p>
+    <w:p>
+      <w:pPr>
+        <w:ind w:left="360"/>
+      </w:pPr>
+      <w:r>
+        <w:t>(</w:t>
+      </w:r>
+      <w:r>
+        <w:t>sample example</w:t>
+      </w:r>
+      <w:r>
+        <w:t>)</w:t>
+      </w:r>
+    </w:p>
+    <w:p>
+      <w:r>
+        <w:rPr>
+          <w:noProof/>
+        </w:rPr>
+        <w:lastRenderedPageBreak/>
+        <w:drawing>
+          <wp:inline distT="0" distB="0" distL="0" distR="0" wp14:anchorId="5B9FE9F4" wp14:editId="4E0073B6">
+            <wp:extent cx="5731510" cy="3223895"/>
+            <wp:effectExtent l="0" t="0" r="2540" b="0"/>
+            <wp:docPr id="61954889" name="Picture 19"/>
+            <wp:cNvGraphicFramePr>
+              <a:graphicFrameLocks xmlns:a="http://schemas.openxmlformats.org/drawingml/2006/main" noChangeAspect="1"/>
+            </wp:cNvGraphicFramePr>
+            <a:graphic xmlns:a="http://schemas.openxmlformats.org/drawingml/2006/main">
+              <a:graphicData uri="http://schemas.openxmlformats.org/drawingml/2006/picture">
+                <pic:pic xmlns:pic="http://schemas.openxmlformats.org/drawingml/2006/picture">
+                  <pic:nvPicPr>
+                    <pic:cNvPr id="61954889" name="Picture 61954889"/>
+                    <pic:cNvPicPr/>
+                  </pic:nvPicPr>
+                  <pic:blipFill>
+                    <a:blip r:embed="rId39" cstate="print">
+                      <a:extLst>
+                        <a:ext uri="{28A0092B-C50C-407E-A947-70E740481C1C}">
+                          <a14:useLocalDpi xmlns:a14="http://schemas.microsoft.com/office/drawing/2010/main" val="0"/>
+                        </a:ext>
+                      </a:extLst>
+                    </a:blip>
+                    <a:stretch>
+                      <a:fillRect/>
+                    </a:stretch>
+                  </pic:blipFill>
+                  <pic:spPr>
+                    <a:xfrm>
+                      <a:off x="0" y="0"/>
+                      <a:ext cx="5731510" cy="3223895"/>
+                    </a:xfrm>
+                    <a:prstGeom prst="rect">
+                      <a:avLst/>
+                    </a:prstGeom>
+                  </pic:spPr>
+                </pic:pic>
+              </a:graphicData>
+            </a:graphic>
+          </wp:inline>
+        </w:drawing>
+      </w:r>
+      <w:r>
+        <w:rPr>
+          <w:noProof/>
+        </w:rPr>
+        <w:drawing>
+          <wp:inline distT="0" distB="0" distL="0" distR="0" wp14:anchorId="62C3E532" wp14:editId="25872E1A">
+            <wp:extent cx="5731510" cy="3223895"/>
+            <wp:effectExtent l="0" t="0" r="2540" b="0"/>
+            <wp:docPr id="1564475928" name="Picture 20"/>
+            <wp:cNvGraphicFramePr>
+              <a:graphicFrameLocks xmlns:a="http://schemas.openxmlformats.org/drawingml/2006/main" noChangeAspect="1"/>
+            </wp:cNvGraphicFramePr>
+            <a:graphic xmlns:a="http://schemas.openxmlformats.org/drawingml/2006/main">
+              <a:graphicData uri="http://schemas.openxmlformats.org/drawingml/2006/picture">
+                <pic:pic xmlns:pic="http://schemas.openxmlformats.org/drawingml/2006/picture">
+                  <pic:nvPicPr>
+                    <pic:cNvPr id="1564475928" name="Picture 1564475928"/>
+                    <pic:cNvPicPr/>
+                  </pic:nvPicPr>
+                  <pic:blipFill>
+                    <a:blip r:embed="rId40" cstate="print">
+                      <a:extLst>
+                        <a:ext uri="{28A0092B-C50C-407E-A947-70E740481C1C}">
+                          <a14:useLocalDpi xmlns:a14="http://schemas.microsoft.com/office/drawing/2010/main" val="0"/>
+                        </a:ext>
+                      </a:extLst>
+                    </a:blip>
+                    <a:stretch>
+                      <a:fillRect/>
+                    </a:stretch>
+                  </pic:blipFill>
+                  <pic:spPr>
+                    <a:xfrm>
+                      <a:off x="0" y="0"/>
+                      <a:ext cx="5731510" cy="3223895"/>
+                    </a:xfrm>
+                    <a:prstGeom prst="rect">
+                      <a:avLst/>
+                    </a:prstGeom>
+                  </pic:spPr>
+                </pic:pic>
+              </a:graphicData>
+            </a:graphic>
+          </wp:inline>
+        </w:drawing>
+      </w:r>
+    </w:p>
+    <w:p>
+      <w:pPr>
+        <w:pStyle w:val="ListParagraph"/>
+        <w:numPr>
+          <w:ilvl w:val="0"/>
+          <w:numId w:val="19"/>
+        </w:numPr>
+      </w:pPr>
+      <w:r>
+        <w:t xml:space="preserve">Contact form: </w:t>
+      </w:r>
+      <w:r>
+        <w:t xml:space="preserve">Fields accept input; </w:t>
+      </w:r>
+      <w:r>
+        <w:drawing>
+          <wp:inline distT="0" distB="0" distL="0" distR="0" wp14:anchorId="49885B97" wp14:editId="48A5C5C2">
+            <wp:extent cx="5731510" cy="2026285"/>
+            <wp:effectExtent l="0" t="0" r="2540" b="0"/>
+            <wp:docPr id="1516891597" name="Picture 1"/>
+            <wp:cNvGraphicFramePr>
+              <a:graphicFrameLocks xmlns:a="http://schemas.openxmlformats.org/drawingml/2006/main" noChangeAspect="1"/>
+            </wp:cNvGraphicFramePr>
+            <a:graphic xmlns:a="http://schemas.openxmlformats.org/drawingml/2006/main">
+              <a:graphicData uri="http://schemas.openxmlformats.org/drawingml/2006/picture">
+                <pic:pic xmlns:pic="http://schemas.openxmlformats.org/drawingml/2006/picture">
+                  <pic:nvPicPr>
+                    <pic:cNvPr id="1516891597" name=""/>
+                    <pic:cNvPicPr/>
+                  </pic:nvPicPr>
+                  <pic:blipFill>
+                    <a:blip r:embed="rId41"/>
+                    <a:stretch>
+                      <a:fillRect/>
+                    </a:stretch>
+                  </pic:blipFill>
+                  <pic:spPr>
+                    <a:xfrm>
+                      <a:off x="0" y="0"/>
+                      <a:ext cx="5731510" cy="2026285"/>
+                    </a:xfrm>
+                    <a:prstGeom prst="rect">
+                      <a:avLst/>
+                    </a:prstGeom>
+                  </pic:spPr>
+                </pic:pic>
+              </a:graphicData>
+            </a:graphic>
+          </wp:inline>
+        </w:drawing>
+      </w:r>
+    </w:p>
+    <w:p>
+      <w:pPr>
+        <w:ind w:left="360"/>
+      </w:pPr>
+      <w:r>
+        <w:lastRenderedPageBreak/>
+        <w:t xml:space="preserve">Logo </w:t>
+      </w:r>
+      <w:r>
+        <w:t>display: Logo renders correctly in all pages</w:t>
+      </w:r>
+      <w:r>
+        <w:rPr>
+          <w:noProof/>
+        </w:rPr>
+        <w:drawing>
+          <wp:inline distT="0" distB="0" distL="0" distR="0" wp14:anchorId="117823CE" wp14:editId="42821BCD">
+            <wp:extent cx="5731510" cy="396875"/>
+            <wp:effectExtent l="0" t="0" r="2540" b="3175"/>
+            <wp:docPr id="565309676" name="Picture 21"/>
+            <wp:cNvGraphicFramePr>
+              <a:graphicFrameLocks xmlns:a="http://schemas.openxmlformats.org/drawingml/2006/main" noChangeAspect="1"/>
+            </wp:cNvGraphicFramePr>
+            <a:graphic xmlns:a="http://schemas.openxmlformats.org/drawingml/2006/main">
+              <a:graphicData uri="http://schemas.openxmlformats.org/drawingml/2006/picture">
+                <pic:pic xmlns:pic="http://schemas.openxmlformats.org/drawingml/2006/picture">
+                  <pic:nvPicPr>
+                    <pic:cNvPr id="565309676" name="Picture 565309676"/>
+                    <pic:cNvPicPr/>
+                  </pic:nvPicPr>
+                  <pic:blipFill>
+                    <a:blip r:embed="rId34">
+                      <a:extLst>
+                        <a:ext uri="{28A0092B-C50C-407E-A947-70E740481C1C}">
+                          <a14:useLocalDpi xmlns:a14="http://schemas.microsoft.com/office/drawing/2010/main" val="0"/>
+                        </a:ext>
+                      </a:extLst>
+                    </a:blip>
+                    <a:stretch>
+                      <a:fillRect/>
+                    </a:stretch>
+                  </pic:blipFill>
+                  <pic:spPr>
+                    <a:xfrm>
+                      <a:off x="0" y="0"/>
+                      <a:ext cx="5731510" cy="396875"/>
+                    </a:xfrm>
+                    <a:prstGeom prst="rect">
+                      <a:avLst/>
+                    </a:prstGeom>
+                  </pic:spPr>
+                </pic:pic>
+              </a:graphicData>
+            </a:graphic>
+          </wp:inline>
+        </w:drawing>
+      </w:r>
+      <w:r>
+        <w:t xml:space="preserve">                     </w:t>
+      </w:r>
+    </w:p>
+    <w:p>
+      <w:pPr>
+        <w:ind w:left="360"/>
+      </w:pPr>
+      <w:r>
+        <w:rPr>
+          <w:noProof/>
+        </w:rPr>
+        <w:drawing>
+          <wp:inline distT="0" distB="0" distL="0" distR="0" wp14:anchorId="5C385580" wp14:editId="3CA5136E">
+            <wp:extent cx="5731510" cy="431800"/>
+            <wp:effectExtent l="0" t="0" r="2540" b="6350"/>
+            <wp:docPr id="1977987554" name="Picture 23"/>
+            <wp:cNvGraphicFramePr>
+              <a:graphicFrameLocks xmlns:a="http://schemas.openxmlformats.org/drawingml/2006/main" noChangeAspect="1"/>
+            </wp:cNvGraphicFramePr>
+            <a:graphic xmlns:a="http://schemas.openxmlformats.org/drawingml/2006/main">
+              <a:graphicData uri="http://schemas.openxmlformats.org/drawingml/2006/picture">
+                <pic:pic xmlns:pic="http://schemas.openxmlformats.org/drawingml/2006/picture">
+                  <pic:nvPicPr>
+                    <pic:cNvPr id="1977987554" name="Picture 1977987554"/>
+                    <pic:cNvPicPr/>
+                  </pic:nvPicPr>
+                  <pic:blipFill>
+                    <a:blip r:embed="rId37" cstate="print">
+                      <a:extLst>
+                        <a:ext uri="{28A0092B-C50C-407E-A947-70E740481C1C}">
+                          <a14:useLocalDpi xmlns:a14="http://schemas.microsoft.com/office/drawing/2010/main" val="0"/>
+                        </a:ext>
+                      </a:extLst>
+                    </a:blip>
+                    <a:stretch>
+                      <a:fillRect/>
+                    </a:stretch>
+                  </pic:blipFill>
+                  <pic:spPr>
+                    <a:xfrm>
+                      <a:off x="0" y="0"/>
+                      <a:ext cx="5731510" cy="431800"/>
+                    </a:xfrm>
+                    <a:prstGeom prst="rect">
+                      <a:avLst/>
+                    </a:prstGeom>
+                  </pic:spPr>
+                </pic:pic>
+              </a:graphicData>
+            </a:graphic>
+          </wp:inline>
+        </w:drawing>
+      </w:r>
+      <w:r>
+        <w:rPr>
+          <w:noProof/>
+        </w:rPr>
+        <w:drawing>
+          <wp:inline distT="0" distB="0" distL="0" distR="0" wp14:anchorId="06891358" wp14:editId="4BF622E2">
+            <wp:extent cx="5731510" cy="433070"/>
+            <wp:effectExtent l="0" t="0" r="2540" b="5080"/>
+            <wp:docPr id="647113023" name="Picture 24"/>
+            <wp:cNvGraphicFramePr>
+              <a:graphicFrameLocks xmlns:a="http://schemas.openxmlformats.org/drawingml/2006/main" noChangeAspect="1"/>
+            </wp:cNvGraphicFramePr>
+            <a:graphic xmlns:a="http://schemas.openxmlformats.org/drawingml/2006/main">
+              <a:graphicData uri="http://schemas.openxmlformats.org/drawingml/2006/picture">
+                <pic:pic xmlns:pic="http://schemas.openxmlformats.org/drawingml/2006/picture">
+                  <pic:nvPicPr>
+                    <pic:cNvPr id="647113023" name="Picture 647113023"/>
+                    <pic:cNvPicPr/>
+                  </pic:nvPicPr>
+                  <pic:blipFill>
+                    <a:blip r:embed="rId38" cstate="print">
+                      <a:extLst>
+                        <a:ext uri="{28A0092B-C50C-407E-A947-70E740481C1C}">
+                          <a14:useLocalDpi xmlns:a14="http://schemas.microsoft.com/office/drawing/2010/main" val="0"/>
+                        </a:ext>
+                      </a:extLst>
+                    </a:blip>
+                    <a:stretch>
+                      <a:fillRect/>
+                    </a:stretch>
+                  </pic:blipFill>
+                  <pic:spPr>
+                    <a:xfrm>
+                      <a:off x="0" y="0"/>
+                      <a:ext cx="5731510" cy="433070"/>
+                    </a:xfrm>
+                    <a:prstGeom prst="rect">
+                      <a:avLst/>
+                    </a:prstGeom>
+                  </pic:spPr>
+                </pic:pic>
+              </a:graphicData>
+            </a:graphic>
+          </wp:inline>
+        </w:drawing>
+      </w:r>
+      <w:r>
+        <w:rPr>
+          <w:noProof/>
+        </w:rPr>
+        <w:drawing>
+          <wp:inline distT="0" distB="0" distL="0" distR="0" wp14:anchorId="08ACAB8E" wp14:editId="03D2E05E">
+            <wp:extent cx="5731510" cy="431800"/>
+            <wp:effectExtent l="0" t="0" r="2540" b="6350"/>
+            <wp:docPr id="1800929209" name="Picture 25"/>
+            <wp:cNvGraphicFramePr>
+              <a:graphicFrameLocks xmlns:a="http://schemas.openxmlformats.org/drawingml/2006/main" noChangeAspect="1"/>
+            </wp:cNvGraphicFramePr>
+            <a:graphic xmlns:a="http://schemas.openxmlformats.org/drawingml/2006/main">
+              <a:graphicData uri="http://schemas.openxmlformats.org/drawingml/2006/picture">
+                <pic:pic xmlns:pic="http://schemas.openxmlformats.org/drawingml/2006/picture">
+                  <pic:nvPicPr>
+                    <pic:cNvPr id="1800929209" name="Picture 1800929209"/>
+                    <pic:cNvPicPr/>
+                  </pic:nvPicPr>
+                  <pic:blipFill>
+                    <a:blip r:embed="rId42" cstate="print">
+                      <a:extLst>
+                        <a:ext uri="{28A0092B-C50C-407E-A947-70E740481C1C}">
+                          <a14:useLocalDpi xmlns:a14="http://schemas.microsoft.com/office/drawing/2010/main" val="0"/>
+                        </a:ext>
+                      </a:extLst>
+                    </a:blip>
+                    <a:stretch>
+                      <a:fillRect/>
+                    </a:stretch>
+                  </pic:blipFill>
+                  <pic:spPr>
+                    <a:xfrm>
+                      <a:off x="0" y="0"/>
+                      <a:ext cx="5731510" cy="431800"/>
+                    </a:xfrm>
+                    <a:prstGeom prst="rect">
+                      <a:avLst/>
+                    </a:prstGeom>
+                  </pic:spPr>
+                </pic:pic>
+              </a:graphicData>
+            </a:graphic>
+          </wp:inline>
+        </w:drawing>
+      </w:r>
+      <w:r>
+        <w:rPr>
+          <w:noProof/>
+        </w:rPr>
+        <w:drawing>
+          <wp:inline distT="0" distB="0" distL="0" distR="0" wp14:anchorId="2F148442" wp14:editId="0308CDFC">
+            <wp:extent cx="5731510" cy="448945"/>
+            <wp:effectExtent l="0" t="0" r="2540" b="8255"/>
+            <wp:docPr id="1603927040" name="Picture 26"/>
+            <wp:cNvGraphicFramePr>
+              <a:graphicFrameLocks xmlns:a="http://schemas.openxmlformats.org/drawingml/2006/main" noChangeAspect="1"/>
+            </wp:cNvGraphicFramePr>
+            <a:graphic xmlns:a="http://schemas.openxmlformats.org/drawingml/2006/main">
+              <a:graphicData uri="http://schemas.openxmlformats.org/drawingml/2006/picture">
+                <pic:pic xmlns:pic="http://schemas.openxmlformats.org/drawingml/2006/picture">
+                  <pic:nvPicPr>
+                    <pic:cNvPr id="1603927040" name="Picture 1603927040"/>
+                    <pic:cNvPicPr/>
+                  </pic:nvPicPr>
+                  <pic:blipFill>
+                    <a:blip r:embed="rId36" cstate="print">
+                      <a:extLst>
+                        <a:ext uri="{28A0092B-C50C-407E-A947-70E740481C1C}">
+                          <a14:useLocalDpi xmlns:a14="http://schemas.microsoft.com/office/drawing/2010/main" val="0"/>
+                        </a:ext>
+                      </a:extLst>
+                    </a:blip>
+                    <a:stretch>
+                      <a:fillRect/>
+                    </a:stretch>
+                  </pic:blipFill>
+                  <pic:spPr>
+                    <a:xfrm>
+                      <a:off x="0" y="0"/>
+                      <a:ext cx="5731510" cy="448945"/>
+                    </a:xfrm>
+                    <a:prstGeom prst="rect">
+                      <a:avLst/>
+                    </a:prstGeom>
+                  </pic:spPr>
+                </pic:pic>
+              </a:graphicData>
+            </a:graphic>
+          </wp:inline>
+        </w:drawing>
+      </w:r>
+      <w:r>
+        <w:rPr>
+          <w:noProof/>
+        </w:rPr>
+        <w:drawing>
+          <wp:inline distT="0" distB="0" distL="0" distR="0" wp14:anchorId="6A94F5A0" wp14:editId="5ED355A5">
+            <wp:extent cx="5731510" cy="441960"/>
+            <wp:effectExtent l="0" t="0" r="2540" b="0"/>
+            <wp:docPr id="550658886" name="Picture 28"/>
+            <wp:cNvGraphicFramePr>
+              <a:graphicFrameLocks xmlns:a="http://schemas.openxmlformats.org/drawingml/2006/main" noChangeAspect="1"/>
+            </wp:cNvGraphicFramePr>
+            <a:graphic xmlns:a="http://schemas.openxmlformats.org/drawingml/2006/main">
+              <a:graphicData uri="http://schemas.openxmlformats.org/drawingml/2006/picture">
+                <pic:pic xmlns:pic="http://schemas.openxmlformats.org/drawingml/2006/picture">
+                  <pic:nvPicPr>
+                    <pic:cNvPr id="550658886" name="Picture 550658886"/>
+                    <pic:cNvPicPr/>
+                  </pic:nvPicPr>
+                  <pic:blipFill>
+                    <a:blip r:embed="rId43" cstate="print">
+                      <a:extLst>
+                        <a:ext uri="{28A0092B-C50C-407E-A947-70E740481C1C}">
+                          <a14:useLocalDpi xmlns:a14="http://schemas.microsoft.com/office/drawing/2010/main" val="0"/>
+                        </a:ext>
+                      </a:extLst>
+                    </a:blip>
+                    <a:stretch>
+                      <a:fillRect/>
+                    </a:stretch>
+                  </pic:blipFill>
+                  <pic:spPr>
+                    <a:xfrm>
+                      <a:off x="0" y="0"/>
+                      <a:ext cx="5731510" cy="441960"/>
+                    </a:xfrm>
+                    <a:prstGeom prst="rect">
+                      <a:avLst/>
+                    </a:prstGeom>
+                  </pic:spPr>
+                </pic:pic>
+              </a:graphicData>
+            </a:graphic>
+          </wp:inline>
+        </w:drawing>
+      </w:r>
+    </w:p>
+    <w:p/>
+    <w:p/>
+    <w:p/>
+    <w:p/>
+    <w:p/>
+    <w:p/>
+    <w:p/>
+    <w:p/>
+    <w:p/>
+    <w:p/>
+    <w:p/>
+    <w:p/>
+    <w:p/>
+    <w:p/>
+    <w:p/>
+    <w:p/>
+    <w:p/>
+    <w:p/>
+    <w:p/>
+    <w:p/>
+    <w:p/>
+    <w:p>
+      <w:r>
+        <w:t xml:space="preserve">6. Publishing and </w:t>
+      </w:r>
+      <w:r>
+        <w:t>promotion</w:t>
+      </w:r>
+    </w:p>
+    <w:p>
+      <w:pPr>
+        <w:pStyle w:val="ListParagraph"/>
+        <w:numPr>
+          <w:ilvl w:val="0"/>
+          <w:numId w:val="17"/>
+        </w:numPr>
+      </w:pPr>
+      <w:r>
+        <w:t>Hosted on GitHub Pages</w:t>
+      </w:r>
+    </w:p>
+    <w:p>
+      <w:pPr>
+        <w:pStyle w:val="ListParagraph"/>
+        <w:numPr>
+          <w:ilvl w:val="0"/>
+          <w:numId w:val="17"/>
+        </w:numPr>
+      </w:pPr>
+      <w:r>
+        <w:t xml:space="preserve">Repository </w:t>
+      </w:r>
+      <w:proofErr w:type="spellStart"/>
+      <w:proofErr w:type="gramStart"/>
+      <w:r>
+        <w:t>name:</w:t>
+      </w:r>
+      <w:r>
+        <w:t>https</w:t>
+      </w:r>
+      <w:proofErr w:type="spellEnd"/>
+      <w:r>
+        <w:t>:/gi</w:t>
+      </w:r>
+      <w:r>
+        <w:t>thub.com/</w:t>
+      </w:r>
+      <w:proofErr w:type="spellStart"/>
+      <w:r>
+        <w:t>TopsMolah</w:t>
+      </w:r>
+      <w:proofErr w:type="spellEnd"/>
+      <w:r>
+        <w:t>/cse25-280-WMD-Assignment-</w:t>
+      </w:r>
+      <w:proofErr w:type="gramEnd"/>
+    </w:p>
+    <w:p>
+      <w:pPr>
+        <w:pStyle w:val="ListParagraph"/>
+        <w:numPr>
+          <w:ilvl w:val="0"/>
+          <w:numId w:val="17"/>
+        </w:numPr>
+      </w:pPr>
+      <w:r>
+        <w:t xml:space="preserve">Live </w:t>
+      </w:r>
+      <w:r>
+        <w:t>URL: https:/topsmolah.github.io/cse25-280-WMD-Assignment-/</w:t>
+      </w:r>
+    </w:p>
+    <w:p/>
+    <w:p>
+      <w:r>
+        <w:t>GitHub commands used</w:t>
+      </w:r>
+    </w:p>
+    <w:p>
+      <w:pPr>
+        <w:pStyle w:val="ListParagraph"/>
+        <w:numPr>
+          <w:ilvl w:val="0"/>
+          <w:numId w:val="22"/>
+        </w:numPr>
+      </w:pPr>
+      <w:r>
+        <w:t xml:space="preserve">Git </w:t>
+      </w:r>
+      <w:proofErr w:type="gramStart"/>
+      <w:r>
+        <w:t>add</w:t>
+      </w:r>
+      <w:proofErr w:type="gramEnd"/>
+    </w:p>
+    <w:p>
+      <w:pPr>
+        <w:pStyle w:val="ListParagraph"/>
+        <w:numPr>
+          <w:ilvl w:val="0"/>
+          <w:numId w:val="22"/>
+        </w:numPr>
+      </w:pPr>
+      <w:r>
+        <w:t xml:space="preserve">Git </w:t>
+      </w:r>
+      <w:proofErr w:type="spellStart"/>
+      <w:r>
+        <w:t>init</w:t>
+      </w:r>
+      <w:proofErr w:type="spellEnd"/>
+    </w:p>
+    <w:p>
+      <w:pPr>
+        <w:pStyle w:val="ListParagraph"/>
+        <w:numPr>
+          <w:ilvl w:val="0"/>
+          <w:numId w:val="22"/>
+        </w:numPr>
+      </w:pPr>
+      <w:r>
+        <w:t>https:/github.com/</w:t>
+      </w:r>
+      <w:proofErr w:type="spellStart"/>
+      <w:r>
+        <w:t>TopsMolah</w:t>
+      </w:r>
+      <w:proofErr w:type="spellEnd"/>
+      <w:r>
+        <w:t>/cse25-280-WMD-Assignment</w:t>
+      </w:r>
+    </w:p>
+    <w:p/>
+    <w:p>
+      <w:r>
+        <w:t>Promotion</w:t>
+      </w:r>
+    </w:p>
+    <w:p>
+      <w:pPr>
+        <w:pStyle w:val="ListParagraph"/>
+        <w:numPr>
+          <w:ilvl w:val="0"/>
+          <w:numId w:val="23"/>
+        </w:numPr>
+      </w:pPr>
+      <w:r>
+        <w:t>Sharing the link via WhatsApp for a wide reach</w:t>
+      </w:r>
+    </w:p>
+    <w:p/>
+    <w:p/>
+    <w:p/>
+    <w:p/>
+    <w:p/>
+    <w:p/>
+    <w:p/>
+    <w:p/>
+    <w:p/>
+    <w:p/>
+    <w:p/>
+    <w:p/>
+    <w:p/>
+    <w:p/>
+    <w:p/>
+    <w:p/>
+    <w:p/>
+    <w:p/>
+    <w:p/>
+    <w:p>
+      <w:r>
+        <w:t>7. Future Developments/Recommend</w:t>
+      </w:r>
+    </w:p>
+    <w:p>
+      <w:r>
+        <w:t>Further improvement to the website can be done using the following future developments:</w:t>
+      </w:r>
+    </w:p>
+    <w:p/>
+    <w:p>
+      <w:pPr>
+        <w:pStyle w:val="ListParagraph"/>
+        <w:numPr>
+          <w:ilvl w:val="0"/>
+          <w:numId w:val="23"/>
+        </w:numPr>
+      </w:pPr>
+      <w:r>
+        <w:t>User Accounts – For individualized services</w:t>
+      </w:r>
+    </w:p>
+    <w:p>
+      <w:pPr>
+        <w:pStyle w:val="ListParagraph"/>
+        <w:numPr>
+          <w:ilvl w:val="0"/>
+          <w:numId w:val="23"/>
+        </w:numPr>
+      </w:pPr>
+      <w:r>
+        <w:t>Symptom checker system – To check symptoms</w:t>
+      </w:r>
+    </w:p>
+    <w:p>
+      <w:pPr>
+        <w:pStyle w:val="ListParagraph"/>
+        <w:numPr>
+          <w:ilvl w:val="0"/>
+          <w:numId w:val="23"/>
+        </w:numPr>
+      </w:pPr>
+      <w:r>
+        <w:t>Chatbot – For general health queries</w:t>
+      </w:r>
+    </w:p>
+    <w:p>
+      <w:pPr>
+        <w:pStyle w:val="ListParagraph"/>
+        <w:numPr>
+          <w:ilvl w:val="0"/>
+          <w:numId w:val="23"/>
+        </w:numPr>
+      </w:pPr>
+      <w:r>
+        <w:t>Videos – Educational videos and tutorials</w:t>
+      </w:r>
+    </w:p>
+    <w:p>
+      <w:pPr>
+        <w:pStyle w:val="ListParagraph"/>
+        <w:numPr>
+          <w:ilvl w:val="0"/>
+          <w:numId w:val="23"/>
+        </w:numPr>
+      </w:pPr>
+      <w:r>
+        <w:t>Multi-Language Support – For wider range of people</w:t>
+      </w:r>
+    </w:p>
+    <w:p>
+      <w:pPr>
+        <w:pStyle w:val="ListParagraph"/>
+        <w:numPr>
+          <w:ilvl w:val="0"/>
+          <w:numId w:val="23"/>
+        </w:numPr>
+      </w:pPr>
+      <w:r>
+        <w:t>Search Feature – To search easily</w:t>
+      </w:r>
+    </w:p>
+    <w:p>
+      <w:pPr>
+        <w:pStyle w:val="ListParagraph"/>
+        <w:numPr>
+          <w:ilvl w:val="0"/>
+          <w:numId w:val="23"/>
+        </w:numPr>
+      </w:pPr>
+      <w:r>
+        <w:t>Accessibility – Make site accessible to disabled</w:t>
+      </w:r>
+    </w:p>
+    <w:p>
+      <w:pPr>
+        <w:pStyle w:val="ListParagraph"/>
+        <w:numPr>
+          <w:ilvl w:val="0"/>
+          <w:numId w:val="23"/>
+        </w:numPr>
+      </w:pPr>
+      <w:r>
+        <w:t>Links to health facilities and specialists – To get direct access to health specialists</w:t>
+      </w:r>
+    </w:p>
+    <w:p/>
+    <w:p>
+      <w:r>
+        <w:t>Conclusion</w:t>
+      </w:r>
+    </w:p>
+    <w:p>
+      <w:r>
+        <w:t>The TLOTSO website seeks to equip users with reliable information on diseases associated with menstruation using an interactive, easy-to-use, and aesthetically pleasing website. The website will play a significant role in raising more awareness on menstrual health diseases.</w:t>
       </w:r>
     </w:p>
     <w:p/>
@@ -963,9 +5144,172 @@
 </w:document>
 </file>
 
+<file path=word/endnotes.xml><?xml version="1.0" encoding="utf-8"?>
+<w:endnotes xmlns:wpc="http://schemas.microsoft.com/office/word/2010/wordprocessingCanvas" xmlns:cx="http://schemas.microsoft.com/office/drawing/2014/chartex" xmlns:cx1="http://schemas.microsoft.com/office/drawing/2015/9/8/chartex" xmlns:cx2="http://schemas.microsoft.com/office/drawing/2015/10/21/chartex" xmlns:cx3="http://schemas.microsoft.com/office/drawing/2016/5/9/chartex" xmlns:cx4="http://schemas.microsoft.com/office/drawing/2016/5/10/chartex" xmlns:cx5="http://schemas.microsoft.com/office/drawing/2016/5/11/chartex" xmlns:cx6="http://schemas.microsoft.com/office/drawing/2016/5/12/chartex" xmlns:cx7="http://schemas.microsoft.com/office/drawing/2016/5/13/chartex" xmlns:cx8="http://schemas.microsoft.com/office/drawing/2016/5/14/chartex" xmlns:mc="http://schemas.openxmlformats.org/markup-compatibility/2006" xmlns:aink="http://schemas.microsoft.com/office/drawing/2016/ink" xmlns:am3d="http://schemas.microsoft.com/office/drawing/2017/model3d" xmlns:o="urn:schemas-microsoft-com:office:office" xmlns:oel="http://schemas.microsoft.com/office/2019/extlst" xmlns:r="http://schemas.openxmlformats.org/officeDocument/2006/relationships" xmlns:m="http://schemas.openxmlformats.org/officeDocument/2006/math" xmlns:v="urn:schemas-microsoft-com:vml" xmlns:wp14="http://schemas.microsoft.com/office/word/2010/wordprocessingDrawing" xmlns:wp="http://schemas.openxmlformats.org/drawingml/2006/wordprocessingDrawing" xmlns:w10="urn:schemas-microsoft-com:office:word" xmlns:w="http://schemas.openxmlformats.org/wordprocessingml/2006/main" xmlns:w14="http://schemas.microsoft.com/office/word/2010/wordml" xmlns:w15="http://schemas.microsoft.com/office/word/2012/wordml" xmlns:w16cex="http://schemas.microsoft.com/office/word/2018/wordml/cex" xmlns:w16cid="http://schemas.microsoft.com/office/word/2016/wordml/cid" xmlns:w16="http://schemas.microsoft.com/office/word/2018/wordml" xmlns:w16du="http://schemas.microsoft.com/office/word/2023/wordml/word16du" xmlns:w16sdtdh="http://schemas.microsoft.com/office/word/2020/wordml/sdtdatahash" xmlns:w16sdtfl="http://schemas.microsoft.com/office/word/2024/wordml/sdtformatlock" xmlns:w16se="http://schemas.microsoft.com/office/word/2015/wordml/symex" xmlns:wpg="http://schemas.microsoft.com/office/word/2010/wordprocessingGroup" xmlns:wpi="http://schemas.microsoft.com/office/word/2010/wordprocessingInk" xmlns:wne="http://schemas.microsoft.com/office/word/2006/wordml" xmlns:wps="http://schemas.microsoft.com/office/word/2010/wordprocessingShape" mc:Ignorable="w14 w15 w16se w16cid w16 w16cex w16sdtdh w16sdtfl w16du wp14">
+  <w:endnote w:type="separator" w:id="-1">
+    <w:p>
+      <w:pPr>
+        <w:spacing w:after="0" w:line="240" w:lineRule="auto"/>
+      </w:pPr>
+      <w:r>
+        <w:separator/>
+      </w:r>
+    </w:p>
+  </w:endnote>
+  <w:endnote w:type="continuationSeparator" w:id="0">
+    <w:p>
+      <w:pPr>
+        <w:spacing w:after="0" w:line="240" w:lineRule="auto"/>
+      </w:pPr>
+      <w:r>
+        <w:continuationSeparator/>
+      </w:r>
+    </w:p>
+  </w:endnote>
+</w:endnotes>
+</file>
+
+<file path=word/footnotes.xml><?xml version="1.0" encoding="utf-8"?>
+<w:footnotes xmlns:wpc="http://schemas.microsoft.com/office/word/2010/wordprocessingCanvas" xmlns:cx="http://schemas.microsoft.com/office/drawing/2014/chartex" xmlns:cx1="http://schemas.microsoft.com/office/drawing/2015/9/8/chartex" xmlns:cx2="http://schemas.microsoft.com/office/drawing/2015/10/21/chartex" xmlns:cx3="http://schemas.microsoft.com/office/drawing/2016/5/9/chartex" xmlns:cx4="http://schemas.microsoft.com/office/drawing/2016/5/10/chartex" xmlns:cx5="http://schemas.microsoft.com/office/drawing/2016/5/11/chartex" xmlns:cx6="http://schemas.microsoft.com/office/drawing/2016/5/12/chartex" xmlns:cx7="http://schemas.microsoft.com/office/drawing/2016/5/13/chartex" xmlns:cx8="http://schemas.microsoft.com/office/drawing/2016/5/14/chartex" xmlns:mc="http://schemas.openxmlformats.org/markup-compatibility/2006" xmlns:aink="http://schemas.microsoft.com/office/drawing/2016/ink" xmlns:am3d="http://schemas.microsoft.com/office/drawing/2017/model3d" xmlns:o="urn:schemas-microsoft-com:office:office" xmlns:oel="http://schemas.microsoft.com/office/2019/extlst" xmlns:r="http://schemas.openxmlformats.org/officeDocument/2006/relationships" xmlns:m="http://schemas.openxmlformats.org/officeDocument/2006/math" xmlns:v="urn:schemas-microsoft-com:vml" xmlns:wp14="http://schemas.microsoft.com/office/word/2010/wordprocessingDrawing" xmlns:wp="http://schemas.openxmlformats.org/drawingml/2006/wordprocessingDrawing" xmlns:w10="urn:schemas-microsoft-com:office:word" xmlns:w="http://schemas.openxmlformats.org/wordprocessingml/2006/main" xmlns:w14="http://schemas.microsoft.com/office/word/2010/wordml" xmlns:w15="http://schemas.microsoft.com/office/word/2012/wordml" xmlns:w16cex="http://schemas.microsoft.com/office/word/2018/wordml/cex" xmlns:w16cid="http://schemas.microsoft.com/office/word/2016/wordml/cid" xmlns:w16="http://schemas.microsoft.com/office/word/2018/wordml" xmlns:w16du="http://schemas.microsoft.com/office/word/2023/wordml/word16du" xmlns:w16sdtdh="http://schemas.microsoft.com/office/word/2020/wordml/sdtdatahash" xmlns:w16sdtfl="http://schemas.microsoft.com/office/word/2024/wordml/sdtformatlock" xmlns:w16se="http://schemas.microsoft.com/office/word/2015/wordml/symex" xmlns:wpg="http://schemas.microsoft.com/office/word/2010/wordprocessingGroup" xmlns:wpi="http://schemas.microsoft.com/office/word/2010/wordprocessingInk" xmlns:wne="http://schemas.microsoft.com/office/word/2006/wordml" xmlns:wps="http://schemas.microsoft.com/office/word/2010/wordprocessingShape" mc:Ignorable="w14 w15 w16se w16cid w16 w16cex w16sdtdh w16sdtfl w16du wp14">
+  <w:footnote w:type="separator" w:id="-1">
+    <w:p>
+      <w:pPr>
+        <w:spacing w:after="0" w:line="240" w:lineRule="auto"/>
+      </w:pPr>
+      <w:r>
+        <w:separator/>
+      </w:r>
+    </w:p>
+  </w:footnote>
+  <w:footnote w:type="continuationSeparator" w:id="0">
+    <w:p>
+      <w:pPr>
+        <w:spacing w:after="0" w:line="240" w:lineRule="auto"/>
+      </w:pPr>
+      <w:r>
+        <w:continuationSeparator/>
+      </w:r>
+    </w:p>
+  </w:footnote>
+</w:footnotes>
+</file>
+
 <file path=word/numbering.xml><?xml version="1.0" encoding="utf-8"?>
 <w:numbering xmlns:wpc="http://schemas.microsoft.com/office/word/2010/wordprocessingCanvas" xmlns:cx="http://schemas.microsoft.com/office/drawing/2014/chartex" xmlns:cx1="http://schemas.microsoft.com/office/drawing/2015/9/8/chartex" xmlns:cx2="http://schemas.microsoft.com/office/drawing/2015/10/21/chartex" xmlns:cx3="http://schemas.microsoft.com/office/drawing/2016/5/9/chartex" xmlns:cx4="http://schemas.microsoft.com/office/drawing/2016/5/10/chartex" xmlns:cx5="http://schemas.microsoft.com/office/drawing/2016/5/11/chartex" xmlns:cx6="http://schemas.microsoft.com/office/drawing/2016/5/12/chartex" xmlns:cx7="http://schemas.microsoft.com/office/drawing/2016/5/13/chartex" xmlns:cx8="http://schemas.microsoft.com/office/drawing/2016/5/14/chartex" xmlns:mc="http://schemas.openxmlformats.org/markup-compatibility/2006" xmlns:aink="http://schemas.microsoft.com/office/drawing/2016/ink" xmlns:am3d="http://schemas.microsoft.com/office/drawing/2017/model3d" xmlns:o="urn:schemas-microsoft-com:office:office" xmlns:oel="http://schemas.microsoft.com/office/2019/extlst" xmlns:r="http://schemas.openxmlformats.org/officeDocument/2006/relationships" xmlns:m="http://schemas.openxmlformats.org/officeDocument/2006/math" xmlns:v="urn:schemas-microsoft-com:vml" xmlns:wp14="http://schemas.microsoft.com/office/word/2010/wordprocessingDrawing" xmlns:wp="http://schemas.openxmlformats.org/drawingml/2006/wordprocessingDrawing" xmlns:w10="urn:schemas-microsoft-com:office:word" xmlns:w="http://schemas.openxmlformats.org/wordprocessingml/2006/main" xmlns:w14="http://schemas.microsoft.com/office/word/2010/wordml" xmlns:w15="http://schemas.microsoft.com/office/word/2012/wordml" xmlns:w16cex="http://schemas.microsoft.com/office/word/2018/wordml/cex" xmlns:w16cid="http://schemas.microsoft.com/office/word/2016/wordml/cid" xmlns:w16="http://schemas.microsoft.com/office/word/2018/wordml" xmlns:w16du="http://schemas.microsoft.com/office/word/2023/wordml/word16du" xmlns:w16sdtdh="http://schemas.microsoft.com/office/word/2020/wordml/sdtdatahash" xmlns:w16sdtfl="http://schemas.microsoft.com/office/word/2024/wordml/sdtformatlock" xmlns:w16se="http://schemas.microsoft.com/office/word/2015/wordml/symex" xmlns:wpg="http://schemas.microsoft.com/office/word/2010/wordprocessingGroup" xmlns:wpi="http://schemas.microsoft.com/office/word/2010/wordprocessingInk" xmlns:wne="http://schemas.microsoft.com/office/word/2006/wordml" xmlns:wps="http://schemas.microsoft.com/office/word/2010/wordprocessingShape" mc:Ignorable="w14 w15 w16se w16cid w16 w16cex w16sdtdh w16sdtfl w16du wp14">
   <w:abstractNum w:abstractNumId="0" w15:restartNumberingAfterBreak="0">
+    <w:nsid w:val="0BA44B43"/>
+    <w:multiLevelType w:val="hybridMultilevel"/>
+    <w:tmpl w:val="085C2D1C"/>
+    <w:lvl w:ilvl="0" w:tplc="1C090001">
+      <w:start w:val="1"/>
+      <w:numFmt w:val="bullet"/>
+      <w:lvlText w:val=""/>
+      <w:lvlJc w:val="left"/>
+      <w:pPr>
+        <w:ind w:left="720" w:hanging="360"/>
+      </w:pPr>
+      <w:rPr>
+        <w:rFonts w:ascii="Symbol" w:hAnsi="Symbol" w:hint="default"/>
+      </w:rPr>
+    </w:lvl>
+    <w:lvl w:ilvl="1" w:tplc="1C090003" w:tentative="1">
+      <w:start w:val="1"/>
+      <w:numFmt w:val="bullet"/>
+      <w:lvlText w:val="o"/>
+      <w:lvlJc w:val="left"/>
+      <w:pPr>
+        <w:ind w:left="1440" w:hanging="360"/>
+      </w:pPr>
+      <w:rPr>
+        <w:rFonts w:ascii="Courier New" w:hAnsi="Courier New" w:cs="Courier New" w:hint="default"/>
+      </w:rPr>
+    </w:lvl>
+    <w:lvl w:ilvl="2" w:tplc="1C090005" w:tentative="1">
+      <w:start w:val="1"/>
+      <w:numFmt w:val="bullet"/>
+      <w:lvlText w:val=""/>
+      <w:lvlJc w:val="left"/>
+      <w:pPr>
+        <w:ind w:left="2160" w:hanging="360"/>
+      </w:pPr>
+      <w:rPr>
+        <w:rFonts w:ascii="Wingdings" w:hAnsi="Wingdings" w:hint="default"/>
+      </w:rPr>
+    </w:lvl>
+    <w:lvl w:ilvl="3" w:tplc="1C090001" w:tentative="1">
+      <w:start w:val="1"/>
+      <w:numFmt w:val="bullet"/>
+      <w:lvlText w:val=""/>
+      <w:lvlJc w:val="left"/>
+      <w:pPr>
+        <w:ind w:left="2880" w:hanging="360"/>
+      </w:pPr>
+      <w:rPr>
+        <w:rFonts w:ascii="Symbol" w:hAnsi="Symbol" w:hint="default"/>
+      </w:rPr>
+    </w:lvl>
+    <w:lvl w:ilvl="4" w:tplc="1C090003" w:tentative="1">
+      <w:start w:val="1"/>
+      <w:numFmt w:val="bullet"/>
+      <w:lvlText w:val="o"/>
+      <w:lvlJc w:val="left"/>
+      <w:pPr>
+        <w:ind w:left="3600" w:hanging="360"/>
+      </w:pPr>
+      <w:rPr>
+        <w:rFonts w:ascii="Courier New" w:hAnsi="Courier New" w:cs="Courier New" w:hint="default"/>
+      </w:rPr>
+    </w:lvl>
+    <w:lvl w:ilvl="5" w:tplc="1C090005" w:tentative="1">
+      <w:start w:val="1"/>
+      <w:numFmt w:val="bullet"/>
+      <w:lvlText w:val=""/>
+      <w:lvlJc w:val="left"/>
+      <w:pPr>
+        <w:ind w:left="4320" w:hanging="360"/>
+      </w:pPr>
+      <w:rPr>
+        <w:rFonts w:ascii="Wingdings" w:hAnsi="Wingdings" w:hint="default"/>
+      </w:rPr>
+    </w:lvl>
+    <w:lvl w:ilvl="6" w:tplc="1C090001" w:tentative="1">
+      <w:start w:val="1"/>
+      <w:numFmt w:val="bullet"/>
+      <w:lvlText w:val=""/>
+      <w:lvlJc w:val="left"/>
+      <w:pPr>
+        <w:ind w:left="5040" w:hanging="360"/>
+      </w:pPr>
+      <w:rPr>
+        <w:rFonts w:ascii="Symbol" w:hAnsi="Symbol" w:hint="default"/>
+      </w:rPr>
+    </w:lvl>
+    <w:lvl w:ilvl="7" w:tplc="1C090003" w:tentative="1">
+      <w:start w:val="1"/>
+      <w:numFmt w:val="bullet"/>
+      <w:lvlText w:val="o"/>
+      <w:lvlJc w:val="left"/>
+      <w:pPr>
+        <w:ind w:left="5760" w:hanging="360"/>
+      </w:pPr>
+      <w:rPr>
+        <w:rFonts w:ascii="Courier New" w:hAnsi="Courier New" w:cs="Courier New" w:hint="default"/>
+      </w:rPr>
+    </w:lvl>
+    <w:lvl w:ilvl="8" w:tplc="1C090005" w:tentative="1">
+      <w:start w:val="1"/>
+      <w:numFmt w:val="bullet"/>
+      <w:lvlText w:val=""/>
+      <w:lvlJc w:val="left"/>
+      <w:pPr>
+        <w:ind w:left="6480" w:hanging="360"/>
+      </w:pPr>
+      <w:rPr>
+        <w:rFonts w:ascii="Wingdings" w:hAnsi="Wingdings" w:hint="default"/>
+      </w:rPr>
+    </w:lvl>
+  </w:abstractNum>
+  <w:abstractNum w:abstractNumId="1" w15:restartNumberingAfterBreak="0">
     <w:nsid w:val="0D967096"/>
     <w:multiLevelType w:val="hybridMultilevel"/>
     <w:tmpl w:val="0612409C"/>
@@ -1078,7 +5422,7 @@
       </w:rPr>
     </w:lvl>
   </w:abstractNum>
-  <w:abstractNum w:abstractNumId="1" w15:restartNumberingAfterBreak="0">
+  <w:abstractNum w:abstractNumId="2" w15:restartNumberingAfterBreak="0">
     <w:nsid w:val="0E0E5F41"/>
     <w:multiLevelType w:val="hybridMultilevel"/>
     <w:tmpl w:val="19A05256"/>
@@ -1191,7 +5535,7 @@
       </w:rPr>
     </w:lvl>
   </w:abstractNum>
-  <w:abstractNum w:abstractNumId="2" w15:restartNumberingAfterBreak="0">
+  <w:abstractNum w:abstractNumId="3" w15:restartNumberingAfterBreak="0">
     <w:nsid w:val="10942FAD"/>
     <w:multiLevelType w:val="hybridMultilevel"/>
     <w:tmpl w:val="69B26194"/>
@@ -1304,7 +5648,233 @@
       </w:rPr>
     </w:lvl>
   </w:abstractNum>
-  <w:abstractNum w:abstractNumId="3" w15:restartNumberingAfterBreak="0">
+  <w:abstractNum w:abstractNumId="4" w15:restartNumberingAfterBreak="0">
+    <w:nsid w:val="15102E1A"/>
+    <w:multiLevelType w:val="hybridMultilevel"/>
+    <w:tmpl w:val="D0C6EAD6"/>
+    <w:lvl w:ilvl="0" w:tplc="1C090001">
+      <w:start w:val="1"/>
+      <w:numFmt w:val="bullet"/>
+      <w:lvlText w:val=""/>
+      <w:lvlJc w:val="left"/>
+      <w:pPr>
+        <w:ind w:left="720" w:hanging="360"/>
+      </w:pPr>
+      <w:rPr>
+        <w:rFonts w:ascii="Symbol" w:hAnsi="Symbol" w:hint="default"/>
+      </w:rPr>
+    </w:lvl>
+    <w:lvl w:ilvl="1" w:tplc="1C090003" w:tentative="1">
+      <w:start w:val="1"/>
+      <w:numFmt w:val="bullet"/>
+      <w:lvlText w:val="o"/>
+      <w:lvlJc w:val="left"/>
+      <w:pPr>
+        <w:ind w:left="1440" w:hanging="360"/>
+      </w:pPr>
+      <w:rPr>
+        <w:rFonts w:ascii="Courier New" w:hAnsi="Courier New" w:cs="Courier New" w:hint="default"/>
+      </w:rPr>
+    </w:lvl>
+    <w:lvl w:ilvl="2" w:tplc="1C090005" w:tentative="1">
+      <w:start w:val="1"/>
+      <w:numFmt w:val="bullet"/>
+      <w:lvlText w:val=""/>
+      <w:lvlJc w:val="left"/>
+      <w:pPr>
+        <w:ind w:left="2160" w:hanging="360"/>
+      </w:pPr>
+      <w:rPr>
+        <w:rFonts w:ascii="Wingdings" w:hAnsi="Wingdings" w:hint="default"/>
+      </w:rPr>
+    </w:lvl>
+    <w:lvl w:ilvl="3" w:tplc="1C090001" w:tentative="1">
+      <w:start w:val="1"/>
+      <w:numFmt w:val="bullet"/>
+      <w:lvlText w:val=""/>
+      <w:lvlJc w:val="left"/>
+      <w:pPr>
+        <w:ind w:left="2880" w:hanging="360"/>
+      </w:pPr>
+      <w:rPr>
+        <w:rFonts w:ascii="Symbol" w:hAnsi="Symbol" w:hint="default"/>
+      </w:rPr>
+    </w:lvl>
+    <w:lvl w:ilvl="4" w:tplc="1C090003" w:tentative="1">
+      <w:start w:val="1"/>
+      <w:numFmt w:val="bullet"/>
+      <w:lvlText w:val="o"/>
+      <w:lvlJc w:val="left"/>
+      <w:pPr>
+        <w:ind w:left="3600" w:hanging="360"/>
+      </w:pPr>
+      <w:rPr>
+        <w:rFonts w:ascii="Courier New" w:hAnsi="Courier New" w:cs="Courier New" w:hint="default"/>
+      </w:rPr>
+    </w:lvl>
+    <w:lvl w:ilvl="5" w:tplc="1C090005" w:tentative="1">
+      <w:start w:val="1"/>
+      <w:numFmt w:val="bullet"/>
+      <w:lvlText w:val=""/>
+      <w:lvlJc w:val="left"/>
+      <w:pPr>
+        <w:ind w:left="4320" w:hanging="360"/>
+      </w:pPr>
+      <w:rPr>
+        <w:rFonts w:ascii="Wingdings" w:hAnsi="Wingdings" w:hint="default"/>
+      </w:rPr>
+    </w:lvl>
+    <w:lvl w:ilvl="6" w:tplc="1C090001" w:tentative="1">
+      <w:start w:val="1"/>
+      <w:numFmt w:val="bullet"/>
+      <w:lvlText w:val=""/>
+      <w:lvlJc w:val="left"/>
+      <w:pPr>
+        <w:ind w:left="5040" w:hanging="360"/>
+      </w:pPr>
+      <w:rPr>
+        <w:rFonts w:ascii="Symbol" w:hAnsi="Symbol" w:hint="default"/>
+      </w:rPr>
+    </w:lvl>
+    <w:lvl w:ilvl="7" w:tplc="1C090003" w:tentative="1">
+      <w:start w:val="1"/>
+      <w:numFmt w:val="bullet"/>
+      <w:lvlText w:val="o"/>
+      <w:lvlJc w:val="left"/>
+      <w:pPr>
+        <w:ind w:left="5760" w:hanging="360"/>
+      </w:pPr>
+      <w:rPr>
+        <w:rFonts w:ascii="Courier New" w:hAnsi="Courier New" w:cs="Courier New" w:hint="default"/>
+      </w:rPr>
+    </w:lvl>
+    <w:lvl w:ilvl="8" w:tplc="1C090005" w:tentative="1">
+      <w:start w:val="1"/>
+      <w:numFmt w:val="bullet"/>
+      <w:lvlText w:val=""/>
+      <w:lvlJc w:val="left"/>
+      <w:pPr>
+        <w:ind w:left="6480" w:hanging="360"/>
+      </w:pPr>
+      <w:rPr>
+        <w:rFonts w:ascii="Wingdings" w:hAnsi="Wingdings" w:hint="default"/>
+      </w:rPr>
+    </w:lvl>
+  </w:abstractNum>
+  <w:abstractNum w:abstractNumId="5" w15:restartNumberingAfterBreak="0">
+    <w:nsid w:val="1629518E"/>
+    <w:multiLevelType w:val="hybridMultilevel"/>
+    <w:tmpl w:val="087A9FF0"/>
+    <w:lvl w:ilvl="0" w:tplc="1C090001">
+      <w:start w:val="1"/>
+      <w:numFmt w:val="bullet"/>
+      <w:lvlText w:val=""/>
+      <w:lvlJc w:val="left"/>
+      <w:pPr>
+        <w:ind w:left="720" w:hanging="360"/>
+      </w:pPr>
+      <w:rPr>
+        <w:rFonts w:ascii="Symbol" w:hAnsi="Symbol" w:hint="default"/>
+      </w:rPr>
+    </w:lvl>
+    <w:lvl w:ilvl="1" w:tplc="1C090003" w:tentative="1">
+      <w:start w:val="1"/>
+      <w:numFmt w:val="bullet"/>
+      <w:lvlText w:val="o"/>
+      <w:lvlJc w:val="left"/>
+      <w:pPr>
+        <w:ind w:left="1440" w:hanging="360"/>
+      </w:pPr>
+      <w:rPr>
+        <w:rFonts w:ascii="Courier New" w:hAnsi="Courier New" w:cs="Courier New" w:hint="default"/>
+      </w:rPr>
+    </w:lvl>
+    <w:lvl w:ilvl="2" w:tplc="1C090005" w:tentative="1">
+      <w:start w:val="1"/>
+      <w:numFmt w:val="bullet"/>
+      <w:lvlText w:val=""/>
+      <w:lvlJc w:val="left"/>
+      <w:pPr>
+        <w:ind w:left="2160" w:hanging="360"/>
+      </w:pPr>
+      <w:rPr>
+        <w:rFonts w:ascii="Wingdings" w:hAnsi="Wingdings" w:hint="default"/>
+      </w:rPr>
+    </w:lvl>
+    <w:lvl w:ilvl="3" w:tplc="1C090001" w:tentative="1">
+      <w:start w:val="1"/>
+      <w:numFmt w:val="bullet"/>
+      <w:lvlText w:val=""/>
+      <w:lvlJc w:val="left"/>
+      <w:pPr>
+        <w:ind w:left="2880" w:hanging="360"/>
+      </w:pPr>
+      <w:rPr>
+        <w:rFonts w:ascii="Symbol" w:hAnsi="Symbol" w:hint="default"/>
+      </w:rPr>
+    </w:lvl>
+    <w:lvl w:ilvl="4" w:tplc="1C090003" w:tentative="1">
+      <w:start w:val="1"/>
+      <w:numFmt w:val="bullet"/>
+      <w:lvlText w:val="o"/>
+      <w:lvlJc w:val="left"/>
+      <w:pPr>
+        <w:ind w:left="3600" w:hanging="360"/>
+      </w:pPr>
+      <w:rPr>
+        <w:rFonts w:ascii="Courier New" w:hAnsi="Courier New" w:cs="Courier New" w:hint="default"/>
+      </w:rPr>
+    </w:lvl>
+    <w:lvl w:ilvl="5" w:tplc="1C090005" w:tentative="1">
+      <w:start w:val="1"/>
+      <w:numFmt w:val="bullet"/>
+      <w:lvlText w:val=""/>
+      <w:lvlJc w:val="left"/>
+      <w:pPr>
+        <w:ind w:left="4320" w:hanging="360"/>
+      </w:pPr>
+      <w:rPr>
+        <w:rFonts w:ascii="Wingdings" w:hAnsi="Wingdings" w:hint="default"/>
+      </w:rPr>
+    </w:lvl>
+    <w:lvl w:ilvl="6" w:tplc="1C090001" w:tentative="1">
+      <w:start w:val="1"/>
+      <w:numFmt w:val="bullet"/>
+      <w:lvlText w:val=""/>
+      <w:lvlJc w:val="left"/>
+      <w:pPr>
+        <w:ind w:left="5040" w:hanging="360"/>
+      </w:pPr>
+      <w:rPr>
+        <w:rFonts w:ascii="Symbol" w:hAnsi="Symbol" w:hint="default"/>
+      </w:rPr>
+    </w:lvl>
+    <w:lvl w:ilvl="7" w:tplc="1C090003" w:tentative="1">
+      <w:start w:val="1"/>
+      <w:numFmt w:val="bullet"/>
+      <w:lvlText w:val="o"/>
+      <w:lvlJc w:val="left"/>
+      <w:pPr>
+        <w:ind w:left="5760" w:hanging="360"/>
+      </w:pPr>
+      <w:rPr>
+        <w:rFonts w:ascii="Courier New" w:hAnsi="Courier New" w:cs="Courier New" w:hint="default"/>
+      </w:rPr>
+    </w:lvl>
+    <w:lvl w:ilvl="8" w:tplc="1C090005" w:tentative="1">
+      <w:start w:val="1"/>
+      <w:numFmt w:val="bullet"/>
+      <w:lvlText w:val=""/>
+      <w:lvlJc w:val="left"/>
+      <w:pPr>
+        <w:ind w:left="6480" w:hanging="360"/>
+      </w:pPr>
+      <w:rPr>
+        <w:rFonts w:ascii="Wingdings" w:hAnsi="Wingdings" w:hint="default"/>
+      </w:rPr>
+    </w:lvl>
+  </w:abstractNum>
+  <w:abstractNum w:abstractNumId="6" w15:restartNumberingAfterBreak="0">
     <w:nsid w:val="181103D0"/>
     <w:multiLevelType w:val="hybridMultilevel"/>
     <w:tmpl w:val="C632F444"/>
@@ -1417,7 +5987,7 @@
       </w:rPr>
     </w:lvl>
   </w:abstractNum>
-  <w:abstractNum w:abstractNumId="4" w15:restartNumberingAfterBreak="0">
+  <w:abstractNum w:abstractNumId="7" w15:restartNumberingAfterBreak="0">
     <w:nsid w:val="21963403"/>
     <w:multiLevelType w:val="hybridMultilevel"/>
     <w:tmpl w:val="1610B9C2"/>
@@ -1530,7 +6100,7 @@
       </w:rPr>
     </w:lvl>
   </w:abstractNum>
-  <w:abstractNum w:abstractNumId="5" w15:restartNumberingAfterBreak="0">
+  <w:abstractNum w:abstractNumId="8" w15:restartNumberingAfterBreak="0">
     <w:nsid w:val="26A666E5"/>
     <w:multiLevelType w:val="hybridMultilevel"/>
     <w:tmpl w:val="4DD44A88"/>
@@ -1643,7 +6213,7 @@
       </w:rPr>
     </w:lvl>
   </w:abstractNum>
-  <w:abstractNum w:abstractNumId="6" w15:restartNumberingAfterBreak="0">
+  <w:abstractNum w:abstractNumId="9" w15:restartNumberingAfterBreak="0">
     <w:nsid w:val="27661D4E"/>
     <w:multiLevelType w:val="hybridMultilevel"/>
     <w:tmpl w:val="DA8A62FA"/>
@@ -1756,7 +6326,7 @@
       </w:rPr>
     </w:lvl>
   </w:abstractNum>
-  <w:abstractNum w:abstractNumId="7" w15:restartNumberingAfterBreak="0">
+  <w:abstractNum w:abstractNumId="10" w15:restartNumberingAfterBreak="0">
     <w:nsid w:val="39A35F44"/>
     <w:multiLevelType w:val="hybridMultilevel"/>
     <w:tmpl w:val="006814C0"/>
@@ -1869,7 +6439,120 @@
       </w:rPr>
     </w:lvl>
   </w:abstractNum>
-  <w:abstractNum w:abstractNumId="8" w15:restartNumberingAfterBreak="0">
+  <w:abstractNum w:abstractNumId="11" w15:restartNumberingAfterBreak="0">
+    <w:nsid w:val="3F776B06"/>
+    <w:multiLevelType w:val="hybridMultilevel"/>
+    <w:tmpl w:val="11309A16"/>
+    <w:lvl w:ilvl="0" w:tplc="1C090001">
+      <w:start w:val="1"/>
+      <w:numFmt w:val="bullet"/>
+      <w:lvlText w:val=""/>
+      <w:lvlJc w:val="left"/>
+      <w:pPr>
+        <w:ind w:left="720" w:hanging="360"/>
+      </w:pPr>
+      <w:rPr>
+        <w:rFonts w:ascii="Symbol" w:hAnsi="Symbol" w:hint="default"/>
+      </w:rPr>
+    </w:lvl>
+    <w:lvl w:ilvl="1" w:tplc="1C090003" w:tentative="1">
+      <w:start w:val="1"/>
+      <w:numFmt w:val="bullet"/>
+      <w:lvlText w:val="o"/>
+      <w:lvlJc w:val="left"/>
+      <w:pPr>
+        <w:ind w:left="1440" w:hanging="360"/>
+      </w:pPr>
+      <w:rPr>
+        <w:rFonts w:ascii="Courier New" w:hAnsi="Courier New" w:cs="Courier New" w:hint="default"/>
+      </w:rPr>
+    </w:lvl>
+    <w:lvl w:ilvl="2" w:tplc="1C090005" w:tentative="1">
+      <w:start w:val="1"/>
+      <w:numFmt w:val="bullet"/>
+      <w:lvlText w:val=""/>
+      <w:lvlJc w:val="left"/>
+      <w:pPr>
+        <w:ind w:left="2160" w:hanging="360"/>
+      </w:pPr>
+      <w:rPr>
+        <w:rFonts w:ascii="Wingdings" w:hAnsi="Wingdings" w:hint="default"/>
+      </w:rPr>
+    </w:lvl>
+    <w:lvl w:ilvl="3" w:tplc="1C090001" w:tentative="1">
+      <w:start w:val="1"/>
+      <w:numFmt w:val="bullet"/>
+      <w:lvlText w:val=""/>
+      <w:lvlJc w:val="left"/>
+      <w:pPr>
+        <w:ind w:left="2880" w:hanging="360"/>
+      </w:pPr>
+      <w:rPr>
+        <w:rFonts w:ascii="Symbol" w:hAnsi="Symbol" w:hint="default"/>
+      </w:rPr>
+    </w:lvl>
+    <w:lvl w:ilvl="4" w:tplc="1C090003" w:tentative="1">
+      <w:start w:val="1"/>
+      <w:numFmt w:val="bullet"/>
+      <w:lvlText w:val="o"/>
+      <w:lvlJc w:val="left"/>
+      <w:pPr>
+        <w:ind w:left="3600" w:hanging="360"/>
+      </w:pPr>
+      <w:rPr>
+        <w:rFonts w:ascii="Courier New" w:hAnsi="Courier New" w:cs="Courier New" w:hint="default"/>
+      </w:rPr>
+    </w:lvl>
+    <w:lvl w:ilvl="5" w:tplc="1C090005" w:tentative="1">
+      <w:start w:val="1"/>
+      <w:numFmt w:val="bullet"/>
+      <w:lvlText w:val=""/>
+      <w:lvlJc w:val="left"/>
+      <w:pPr>
+        <w:ind w:left="4320" w:hanging="360"/>
+      </w:pPr>
+      <w:rPr>
+        <w:rFonts w:ascii="Wingdings" w:hAnsi="Wingdings" w:hint="default"/>
+      </w:rPr>
+    </w:lvl>
+    <w:lvl w:ilvl="6" w:tplc="1C090001" w:tentative="1">
+      <w:start w:val="1"/>
+      <w:numFmt w:val="bullet"/>
+      <w:lvlText w:val=""/>
+      <w:lvlJc w:val="left"/>
+      <w:pPr>
+        <w:ind w:left="5040" w:hanging="360"/>
+      </w:pPr>
+      <w:rPr>
+        <w:rFonts w:ascii="Symbol" w:hAnsi="Symbol" w:hint="default"/>
+      </w:rPr>
+    </w:lvl>
+    <w:lvl w:ilvl="7" w:tplc="1C090003" w:tentative="1">
+      <w:start w:val="1"/>
+      <w:numFmt w:val="bullet"/>
+      <w:lvlText w:val="o"/>
+      <w:lvlJc w:val="left"/>
+      <w:pPr>
+        <w:ind w:left="5760" w:hanging="360"/>
+      </w:pPr>
+      <w:rPr>
+        <w:rFonts w:ascii="Courier New" w:hAnsi="Courier New" w:cs="Courier New" w:hint="default"/>
+      </w:rPr>
+    </w:lvl>
+    <w:lvl w:ilvl="8" w:tplc="1C090005" w:tentative="1">
+      <w:start w:val="1"/>
+      <w:numFmt w:val="bullet"/>
+      <w:lvlText w:val=""/>
+      <w:lvlJc w:val="left"/>
+      <w:pPr>
+        <w:ind w:left="6480" w:hanging="360"/>
+      </w:pPr>
+      <w:rPr>
+        <w:rFonts w:ascii="Wingdings" w:hAnsi="Wingdings" w:hint="default"/>
+      </w:rPr>
+    </w:lvl>
+  </w:abstractNum>
+  <w:abstractNum w:abstractNumId="12" w15:restartNumberingAfterBreak="0">
     <w:nsid w:val="45BF02C3"/>
     <w:multiLevelType w:val="hybridMultilevel"/>
     <w:tmpl w:val="2D78D30E"/>
@@ -1982,7 +6665,7 @@
       </w:rPr>
     </w:lvl>
   </w:abstractNum>
-  <w:abstractNum w:abstractNumId="9" w15:restartNumberingAfterBreak="0">
+  <w:abstractNum w:abstractNumId="13" w15:restartNumberingAfterBreak="0">
     <w:nsid w:val="479C7969"/>
     <w:multiLevelType w:val="hybridMultilevel"/>
     <w:tmpl w:val="E1AC0BFC"/>
@@ -2095,7 +6778,7 @@
       </w:rPr>
     </w:lvl>
   </w:abstractNum>
-  <w:abstractNum w:abstractNumId="10" w15:restartNumberingAfterBreak="0">
+  <w:abstractNum w:abstractNumId="14" w15:restartNumberingAfterBreak="0">
     <w:nsid w:val="4C2734C5"/>
     <w:multiLevelType w:val="hybridMultilevel"/>
     <w:tmpl w:val="665EA8DC"/>
@@ -2208,7 +6891,7 @@
       </w:rPr>
     </w:lvl>
   </w:abstractNum>
-  <w:abstractNum w:abstractNumId="11" w15:restartNumberingAfterBreak="0">
+  <w:abstractNum w:abstractNumId="15" w15:restartNumberingAfterBreak="0">
     <w:nsid w:val="4C3147A7"/>
     <w:multiLevelType w:val="hybridMultilevel"/>
     <w:tmpl w:val="1E9A552E"/>
@@ -2321,7 +7004,7 @@
       </w:rPr>
     </w:lvl>
   </w:abstractNum>
-  <w:abstractNum w:abstractNumId="12" w15:restartNumberingAfterBreak="0">
+  <w:abstractNum w:abstractNumId="16" w15:restartNumberingAfterBreak="0">
     <w:nsid w:val="508B3119"/>
     <w:multiLevelType w:val="hybridMultilevel"/>
     <w:tmpl w:val="721616C8"/>
@@ -2434,7 +7117,120 @@
       </w:rPr>
     </w:lvl>
   </w:abstractNum>
-  <w:abstractNum w:abstractNumId="13" w15:restartNumberingAfterBreak="0">
+  <w:abstractNum w:abstractNumId="17" w15:restartNumberingAfterBreak="0">
+    <w:nsid w:val="56E14C4E"/>
+    <w:multiLevelType w:val="hybridMultilevel"/>
+    <w:tmpl w:val="A5E4A542"/>
+    <w:lvl w:ilvl="0" w:tplc="1C090001">
+      <w:start w:val="1"/>
+      <w:numFmt w:val="bullet"/>
+      <w:lvlText w:val=""/>
+      <w:lvlJc w:val="left"/>
+      <w:pPr>
+        <w:ind w:left="720" w:hanging="360"/>
+      </w:pPr>
+      <w:rPr>
+        <w:rFonts w:ascii="Symbol" w:hAnsi="Symbol" w:hint="default"/>
+      </w:rPr>
+    </w:lvl>
+    <w:lvl w:ilvl="1" w:tplc="1C090003" w:tentative="1">
+      <w:start w:val="1"/>
+      <w:numFmt w:val="bullet"/>
+      <w:lvlText w:val="o"/>
+      <w:lvlJc w:val="left"/>
+      <w:pPr>
+        <w:ind w:left="1440" w:hanging="360"/>
+      </w:pPr>
+      <w:rPr>
+        <w:rFonts w:ascii="Courier New" w:hAnsi="Courier New" w:cs="Courier New" w:hint="default"/>
+      </w:rPr>
+    </w:lvl>
+    <w:lvl w:ilvl="2" w:tplc="1C090005" w:tentative="1">
+      <w:start w:val="1"/>
+      <w:numFmt w:val="bullet"/>
+      <w:lvlText w:val=""/>
+      <w:lvlJc w:val="left"/>
+      <w:pPr>
+        <w:ind w:left="2160" w:hanging="360"/>
+      </w:pPr>
+      <w:rPr>
+        <w:rFonts w:ascii="Wingdings" w:hAnsi="Wingdings" w:hint="default"/>
+      </w:rPr>
+    </w:lvl>
+    <w:lvl w:ilvl="3" w:tplc="1C090001" w:tentative="1">
+      <w:start w:val="1"/>
+      <w:numFmt w:val="bullet"/>
+      <w:lvlText w:val=""/>
+      <w:lvlJc w:val="left"/>
+      <w:pPr>
+        <w:ind w:left="2880" w:hanging="360"/>
+      </w:pPr>
+      <w:rPr>
+        <w:rFonts w:ascii="Symbol" w:hAnsi="Symbol" w:hint="default"/>
+      </w:rPr>
+    </w:lvl>
+    <w:lvl w:ilvl="4" w:tplc="1C090003" w:tentative="1">
+      <w:start w:val="1"/>
+      <w:numFmt w:val="bullet"/>
+      <w:lvlText w:val="o"/>
+      <w:lvlJc w:val="left"/>
+      <w:pPr>
+        <w:ind w:left="3600" w:hanging="360"/>
+      </w:pPr>
+      <w:rPr>
+        <w:rFonts w:ascii="Courier New" w:hAnsi="Courier New" w:cs="Courier New" w:hint="default"/>
+      </w:rPr>
+    </w:lvl>
+    <w:lvl w:ilvl="5" w:tplc="1C090005" w:tentative="1">
+      <w:start w:val="1"/>
+      <w:numFmt w:val="bullet"/>
+      <w:lvlText w:val=""/>
+      <w:lvlJc w:val="left"/>
+      <w:pPr>
+        <w:ind w:left="4320" w:hanging="360"/>
+      </w:pPr>
+      <w:rPr>
+        <w:rFonts w:ascii="Wingdings" w:hAnsi="Wingdings" w:hint="default"/>
+      </w:rPr>
+    </w:lvl>
+    <w:lvl w:ilvl="6" w:tplc="1C090001" w:tentative="1">
+      <w:start w:val="1"/>
+      <w:numFmt w:val="bullet"/>
+      <w:lvlText w:val=""/>
+      <w:lvlJc w:val="left"/>
+      <w:pPr>
+        <w:ind w:left="5040" w:hanging="360"/>
+      </w:pPr>
+      <w:rPr>
+        <w:rFonts w:ascii="Symbol" w:hAnsi="Symbol" w:hint="default"/>
+      </w:rPr>
+    </w:lvl>
+    <w:lvl w:ilvl="7" w:tplc="1C090003" w:tentative="1">
+      <w:start w:val="1"/>
+      <w:numFmt w:val="bullet"/>
+      <w:lvlText w:val="o"/>
+      <w:lvlJc w:val="left"/>
+      <w:pPr>
+        <w:ind w:left="5760" w:hanging="360"/>
+      </w:pPr>
+      <w:rPr>
+        <w:rFonts w:ascii="Courier New" w:hAnsi="Courier New" w:cs="Courier New" w:hint="default"/>
+      </w:rPr>
+    </w:lvl>
+    <w:lvl w:ilvl="8" w:tplc="1C090005" w:tentative="1">
+      <w:start w:val="1"/>
+      <w:numFmt w:val="bullet"/>
+      <w:lvlText w:val=""/>
+      <w:lvlJc w:val="left"/>
+      <w:pPr>
+        <w:ind w:left="6480" w:hanging="360"/>
+      </w:pPr>
+      <w:rPr>
+        <w:rFonts w:ascii="Wingdings" w:hAnsi="Wingdings" w:hint="default"/>
+      </w:rPr>
+    </w:lvl>
+  </w:abstractNum>
+  <w:abstractNum w:abstractNumId="18" w15:restartNumberingAfterBreak="0">
     <w:nsid w:val="5DE5699A"/>
     <w:multiLevelType w:val="hybridMultilevel"/>
     <w:tmpl w:val="F17482C2"/>
@@ -2547,7 +7343,346 @@
       </w:rPr>
     </w:lvl>
   </w:abstractNum>
-  <w:abstractNum w:abstractNumId="14" w15:restartNumberingAfterBreak="0">
+  <w:abstractNum w:abstractNumId="19" w15:restartNumberingAfterBreak="0">
+    <w:nsid w:val="65A77C8F"/>
+    <w:multiLevelType w:val="hybridMultilevel"/>
+    <w:tmpl w:val="5E1231A8"/>
+    <w:lvl w:ilvl="0" w:tplc="1C090001">
+      <w:start w:val="1"/>
+      <w:numFmt w:val="bullet"/>
+      <w:lvlText w:val=""/>
+      <w:lvlJc w:val="left"/>
+      <w:pPr>
+        <w:ind w:left="720" w:hanging="360"/>
+      </w:pPr>
+      <w:rPr>
+        <w:rFonts w:ascii="Symbol" w:hAnsi="Symbol" w:hint="default"/>
+      </w:rPr>
+    </w:lvl>
+    <w:lvl w:ilvl="1" w:tplc="1C090003" w:tentative="1">
+      <w:start w:val="1"/>
+      <w:numFmt w:val="bullet"/>
+      <w:lvlText w:val="o"/>
+      <w:lvlJc w:val="left"/>
+      <w:pPr>
+        <w:ind w:left="1440" w:hanging="360"/>
+      </w:pPr>
+      <w:rPr>
+        <w:rFonts w:ascii="Courier New" w:hAnsi="Courier New" w:cs="Courier New" w:hint="default"/>
+      </w:rPr>
+    </w:lvl>
+    <w:lvl w:ilvl="2" w:tplc="1C090005" w:tentative="1">
+      <w:start w:val="1"/>
+      <w:numFmt w:val="bullet"/>
+      <w:lvlText w:val=""/>
+      <w:lvlJc w:val="left"/>
+      <w:pPr>
+        <w:ind w:left="2160" w:hanging="360"/>
+      </w:pPr>
+      <w:rPr>
+        <w:rFonts w:ascii="Wingdings" w:hAnsi="Wingdings" w:hint="default"/>
+      </w:rPr>
+    </w:lvl>
+    <w:lvl w:ilvl="3" w:tplc="1C090001" w:tentative="1">
+      <w:start w:val="1"/>
+      <w:numFmt w:val="bullet"/>
+      <w:lvlText w:val=""/>
+      <w:lvlJc w:val="left"/>
+      <w:pPr>
+        <w:ind w:left="2880" w:hanging="360"/>
+      </w:pPr>
+      <w:rPr>
+        <w:rFonts w:ascii="Symbol" w:hAnsi="Symbol" w:hint="default"/>
+      </w:rPr>
+    </w:lvl>
+    <w:lvl w:ilvl="4" w:tplc="1C090003" w:tentative="1">
+      <w:start w:val="1"/>
+      <w:numFmt w:val="bullet"/>
+      <w:lvlText w:val="o"/>
+      <w:lvlJc w:val="left"/>
+      <w:pPr>
+        <w:ind w:left="3600" w:hanging="360"/>
+      </w:pPr>
+      <w:rPr>
+        <w:rFonts w:ascii="Courier New" w:hAnsi="Courier New" w:cs="Courier New" w:hint="default"/>
+      </w:rPr>
+    </w:lvl>
+    <w:lvl w:ilvl="5" w:tplc="1C090005" w:tentative="1">
+      <w:start w:val="1"/>
+      <w:numFmt w:val="bullet"/>
+      <w:lvlText w:val=""/>
+      <w:lvlJc w:val="left"/>
+      <w:pPr>
+        <w:ind w:left="4320" w:hanging="360"/>
+      </w:pPr>
+      <w:rPr>
+        <w:rFonts w:ascii="Wingdings" w:hAnsi="Wingdings" w:hint="default"/>
+      </w:rPr>
+    </w:lvl>
+    <w:lvl w:ilvl="6" w:tplc="1C090001" w:tentative="1">
+      <w:start w:val="1"/>
+      <w:numFmt w:val="bullet"/>
+      <w:lvlText w:val=""/>
+      <w:lvlJc w:val="left"/>
+      <w:pPr>
+        <w:ind w:left="5040" w:hanging="360"/>
+      </w:pPr>
+      <w:rPr>
+        <w:rFonts w:ascii="Symbol" w:hAnsi="Symbol" w:hint="default"/>
+      </w:rPr>
+    </w:lvl>
+    <w:lvl w:ilvl="7" w:tplc="1C090003" w:tentative="1">
+      <w:start w:val="1"/>
+      <w:numFmt w:val="bullet"/>
+      <w:lvlText w:val="o"/>
+      <w:lvlJc w:val="left"/>
+      <w:pPr>
+        <w:ind w:left="5760" w:hanging="360"/>
+      </w:pPr>
+      <w:rPr>
+        <w:rFonts w:ascii="Courier New" w:hAnsi="Courier New" w:cs="Courier New" w:hint="default"/>
+      </w:rPr>
+    </w:lvl>
+    <w:lvl w:ilvl="8" w:tplc="1C090005" w:tentative="1">
+      <w:start w:val="1"/>
+      <w:numFmt w:val="bullet"/>
+      <w:lvlText w:val=""/>
+      <w:lvlJc w:val="left"/>
+      <w:pPr>
+        <w:ind w:left="6480" w:hanging="360"/>
+      </w:pPr>
+      <w:rPr>
+        <w:rFonts w:ascii="Wingdings" w:hAnsi="Wingdings" w:hint="default"/>
+      </w:rPr>
+    </w:lvl>
+  </w:abstractNum>
+  <w:abstractNum w:abstractNumId="20" w15:restartNumberingAfterBreak="0">
+    <w:nsid w:val="66F91912"/>
+    <w:multiLevelType w:val="hybridMultilevel"/>
+    <w:tmpl w:val="EE328BEC"/>
+    <w:lvl w:ilvl="0" w:tplc="1C090001">
+      <w:start w:val="1"/>
+      <w:numFmt w:val="bullet"/>
+      <w:lvlText w:val=""/>
+      <w:lvlJc w:val="left"/>
+      <w:pPr>
+        <w:ind w:left="720" w:hanging="360"/>
+      </w:pPr>
+      <w:rPr>
+        <w:rFonts w:ascii="Symbol" w:hAnsi="Symbol" w:hint="default"/>
+      </w:rPr>
+    </w:lvl>
+    <w:lvl w:ilvl="1" w:tplc="1C090003" w:tentative="1">
+      <w:start w:val="1"/>
+      <w:numFmt w:val="bullet"/>
+      <w:lvlText w:val="o"/>
+      <w:lvlJc w:val="left"/>
+      <w:pPr>
+        <w:ind w:left="1440" w:hanging="360"/>
+      </w:pPr>
+      <w:rPr>
+        <w:rFonts w:ascii="Courier New" w:hAnsi="Courier New" w:cs="Courier New" w:hint="default"/>
+      </w:rPr>
+    </w:lvl>
+    <w:lvl w:ilvl="2" w:tplc="1C090005" w:tentative="1">
+      <w:start w:val="1"/>
+      <w:numFmt w:val="bullet"/>
+      <w:lvlText w:val=""/>
+      <w:lvlJc w:val="left"/>
+      <w:pPr>
+        <w:ind w:left="2160" w:hanging="360"/>
+      </w:pPr>
+      <w:rPr>
+        <w:rFonts w:ascii="Wingdings" w:hAnsi="Wingdings" w:hint="default"/>
+      </w:rPr>
+    </w:lvl>
+    <w:lvl w:ilvl="3" w:tplc="1C090001" w:tentative="1">
+      <w:start w:val="1"/>
+      <w:numFmt w:val="bullet"/>
+      <w:lvlText w:val=""/>
+      <w:lvlJc w:val="left"/>
+      <w:pPr>
+        <w:ind w:left="2880" w:hanging="360"/>
+      </w:pPr>
+      <w:rPr>
+        <w:rFonts w:ascii="Symbol" w:hAnsi="Symbol" w:hint="default"/>
+      </w:rPr>
+    </w:lvl>
+    <w:lvl w:ilvl="4" w:tplc="1C090003" w:tentative="1">
+      <w:start w:val="1"/>
+      <w:numFmt w:val="bullet"/>
+      <w:lvlText w:val="o"/>
+      <w:lvlJc w:val="left"/>
+      <w:pPr>
+        <w:ind w:left="3600" w:hanging="360"/>
+      </w:pPr>
+      <w:rPr>
+        <w:rFonts w:ascii="Courier New" w:hAnsi="Courier New" w:cs="Courier New" w:hint="default"/>
+      </w:rPr>
+    </w:lvl>
+    <w:lvl w:ilvl="5" w:tplc="1C090005" w:tentative="1">
+      <w:start w:val="1"/>
+      <w:numFmt w:val="bullet"/>
+      <w:lvlText w:val=""/>
+      <w:lvlJc w:val="left"/>
+      <w:pPr>
+        <w:ind w:left="4320" w:hanging="360"/>
+      </w:pPr>
+      <w:rPr>
+        <w:rFonts w:ascii="Wingdings" w:hAnsi="Wingdings" w:hint="default"/>
+      </w:rPr>
+    </w:lvl>
+    <w:lvl w:ilvl="6" w:tplc="1C090001" w:tentative="1">
+      <w:start w:val="1"/>
+      <w:numFmt w:val="bullet"/>
+      <w:lvlText w:val=""/>
+      <w:lvlJc w:val="left"/>
+      <w:pPr>
+        <w:ind w:left="5040" w:hanging="360"/>
+      </w:pPr>
+      <w:rPr>
+        <w:rFonts w:ascii="Symbol" w:hAnsi="Symbol" w:hint="default"/>
+      </w:rPr>
+    </w:lvl>
+    <w:lvl w:ilvl="7" w:tplc="1C090003" w:tentative="1">
+      <w:start w:val="1"/>
+      <w:numFmt w:val="bullet"/>
+      <w:lvlText w:val="o"/>
+      <w:lvlJc w:val="left"/>
+      <w:pPr>
+        <w:ind w:left="5760" w:hanging="360"/>
+      </w:pPr>
+      <w:rPr>
+        <w:rFonts w:ascii="Courier New" w:hAnsi="Courier New" w:cs="Courier New" w:hint="default"/>
+      </w:rPr>
+    </w:lvl>
+    <w:lvl w:ilvl="8" w:tplc="1C090005" w:tentative="1">
+      <w:start w:val="1"/>
+      <w:numFmt w:val="bullet"/>
+      <w:lvlText w:val=""/>
+      <w:lvlJc w:val="left"/>
+      <w:pPr>
+        <w:ind w:left="6480" w:hanging="360"/>
+      </w:pPr>
+      <w:rPr>
+        <w:rFonts w:ascii="Wingdings" w:hAnsi="Wingdings" w:hint="default"/>
+      </w:rPr>
+    </w:lvl>
+  </w:abstractNum>
+  <w:abstractNum w:abstractNumId="21" w15:restartNumberingAfterBreak="0">
+    <w:nsid w:val="6A3A74D3"/>
+    <w:multiLevelType w:val="hybridMultilevel"/>
+    <w:tmpl w:val="12C46AF2"/>
+    <w:lvl w:ilvl="0" w:tplc="1C090001">
+      <w:start w:val="1"/>
+      <w:numFmt w:val="bullet"/>
+      <w:lvlText w:val=""/>
+      <w:lvlJc w:val="left"/>
+      <w:pPr>
+        <w:ind w:left="720" w:hanging="360"/>
+      </w:pPr>
+      <w:rPr>
+        <w:rFonts w:ascii="Symbol" w:hAnsi="Symbol" w:hint="default"/>
+      </w:rPr>
+    </w:lvl>
+    <w:lvl w:ilvl="1" w:tplc="1C090003" w:tentative="1">
+      <w:start w:val="1"/>
+      <w:numFmt w:val="bullet"/>
+      <w:lvlText w:val="o"/>
+      <w:lvlJc w:val="left"/>
+      <w:pPr>
+        <w:ind w:left="1440" w:hanging="360"/>
+      </w:pPr>
+      <w:rPr>
+        <w:rFonts w:ascii="Courier New" w:hAnsi="Courier New" w:cs="Courier New" w:hint="default"/>
+      </w:rPr>
+    </w:lvl>
+    <w:lvl w:ilvl="2" w:tplc="1C090005" w:tentative="1">
+      <w:start w:val="1"/>
+      <w:numFmt w:val="bullet"/>
+      <w:lvlText w:val=""/>
+      <w:lvlJc w:val="left"/>
+      <w:pPr>
+        <w:ind w:left="2160" w:hanging="360"/>
+      </w:pPr>
+      <w:rPr>
+        <w:rFonts w:ascii="Wingdings" w:hAnsi="Wingdings" w:hint="default"/>
+      </w:rPr>
+    </w:lvl>
+    <w:lvl w:ilvl="3" w:tplc="1C090001" w:tentative="1">
+      <w:start w:val="1"/>
+      <w:numFmt w:val="bullet"/>
+      <w:lvlText w:val=""/>
+      <w:lvlJc w:val="left"/>
+      <w:pPr>
+        <w:ind w:left="2880" w:hanging="360"/>
+      </w:pPr>
+      <w:rPr>
+        <w:rFonts w:ascii="Symbol" w:hAnsi="Symbol" w:hint="default"/>
+      </w:rPr>
+    </w:lvl>
+    <w:lvl w:ilvl="4" w:tplc="1C090003" w:tentative="1">
+      <w:start w:val="1"/>
+      <w:numFmt w:val="bullet"/>
+      <w:lvlText w:val="o"/>
+      <w:lvlJc w:val="left"/>
+      <w:pPr>
+        <w:ind w:left="3600" w:hanging="360"/>
+      </w:pPr>
+      <w:rPr>
+        <w:rFonts w:ascii="Courier New" w:hAnsi="Courier New" w:cs="Courier New" w:hint="default"/>
+      </w:rPr>
+    </w:lvl>
+    <w:lvl w:ilvl="5" w:tplc="1C090005" w:tentative="1">
+      <w:start w:val="1"/>
+      <w:numFmt w:val="bullet"/>
+      <w:lvlText w:val=""/>
+      <w:lvlJc w:val="left"/>
+      <w:pPr>
+        <w:ind w:left="4320" w:hanging="360"/>
+      </w:pPr>
+      <w:rPr>
+        <w:rFonts w:ascii="Wingdings" w:hAnsi="Wingdings" w:hint="default"/>
+      </w:rPr>
+    </w:lvl>
+    <w:lvl w:ilvl="6" w:tplc="1C090001" w:tentative="1">
+      <w:start w:val="1"/>
+      <w:numFmt w:val="bullet"/>
+      <w:lvlText w:val=""/>
+      <w:lvlJc w:val="left"/>
+      <w:pPr>
+        <w:ind w:left="5040" w:hanging="360"/>
+      </w:pPr>
+      <w:rPr>
+        <w:rFonts w:ascii="Symbol" w:hAnsi="Symbol" w:hint="default"/>
+      </w:rPr>
+    </w:lvl>
+    <w:lvl w:ilvl="7" w:tplc="1C090003" w:tentative="1">
+      <w:start w:val="1"/>
+      <w:numFmt w:val="bullet"/>
+      <w:lvlText w:val="o"/>
+      <w:lvlJc w:val="left"/>
+      <w:pPr>
+        <w:ind w:left="5760" w:hanging="360"/>
+      </w:pPr>
+      <w:rPr>
+        <w:rFonts w:ascii="Courier New" w:hAnsi="Courier New" w:cs="Courier New" w:hint="default"/>
+      </w:rPr>
+    </w:lvl>
+    <w:lvl w:ilvl="8" w:tplc="1C090005" w:tentative="1">
+      <w:start w:val="1"/>
+      <w:numFmt w:val="bullet"/>
+      <w:lvlText w:val=""/>
+      <w:lvlJc w:val="left"/>
+      <w:pPr>
+        <w:ind w:left="6480" w:hanging="360"/>
+      </w:pPr>
+      <w:rPr>
+        <w:rFonts w:ascii="Wingdings" w:hAnsi="Wingdings" w:hint="default"/>
+      </w:rPr>
+    </w:lvl>
+  </w:abstractNum>
+  <w:abstractNum w:abstractNumId="22" w15:restartNumberingAfterBreak="0">
     <w:nsid w:val="73A7241B"/>
     <w:multiLevelType w:val="hybridMultilevel"/>
     <w:tmpl w:val="CE40EB76"/>
@@ -2661,49 +7796,73 @@
     </w:lvl>
   </w:abstractNum>
   <w:num w:numId="1" w16cid:durableId="138422377">
+    <w:abstractNumId w:val="3"/>
+  </w:num>
+  <w:num w:numId="2" w16cid:durableId="109710631">
+    <w:abstractNumId w:val="10"/>
+  </w:num>
+  <w:num w:numId="3" w16cid:durableId="2442082">
+    <w:abstractNumId w:val="16"/>
+  </w:num>
+  <w:num w:numId="4" w16cid:durableId="524945319">
+    <w:abstractNumId w:val="14"/>
+  </w:num>
+  <w:num w:numId="5" w16cid:durableId="1929993738">
+    <w:abstractNumId w:val="22"/>
+  </w:num>
+  <w:num w:numId="6" w16cid:durableId="1599216185">
+    <w:abstractNumId w:val="8"/>
+  </w:num>
+  <w:num w:numId="7" w16cid:durableId="1483883944">
+    <w:abstractNumId w:val="1"/>
+  </w:num>
+  <w:num w:numId="8" w16cid:durableId="494957796">
+    <w:abstractNumId w:val="9"/>
+  </w:num>
+  <w:num w:numId="9" w16cid:durableId="408431830">
+    <w:abstractNumId w:val="13"/>
+  </w:num>
+  <w:num w:numId="10" w16cid:durableId="343019981">
+    <w:abstractNumId w:val="6"/>
+  </w:num>
+  <w:num w:numId="11" w16cid:durableId="1167135711">
     <w:abstractNumId w:val="2"/>
   </w:num>
-  <w:num w:numId="2" w16cid:durableId="109710631">
+  <w:num w:numId="12" w16cid:durableId="1313488881">
+    <w:abstractNumId w:val="15"/>
+  </w:num>
+  <w:num w:numId="13" w16cid:durableId="422147902">
+    <w:abstractNumId w:val="18"/>
+  </w:num>
+  <w:num w:numId="14" w16cid:durableId="902790303">
+    <w:abstractNumId w:val="12"/>
+  </w:num>
+  <w:num w:numId="15" w16cid:durableId="5256402">
     <w:abstractNumId w:val="7"/>
   </w:num>
-  <w:num w:numId="3" w16cid:durableId="2442082">
-    <w:abstractNumId w:val="12"/>
+  <w:num w:numId="16" w16cid:durableId="53555155">
+    <w:abstractNumId w:val="21"/>
   </w:num>
-  <w:num w:numId="4" w16cid:durableId="524945319">
-    <w:abstractNumId w:val="10"/>
+  <w:num w:numId="17" w16cid:durableId="1624770951">
+    <w:abstractNumId w:val="11"/>
   </w:num>
-  <w:num w:numId="5" w16cid:durableId="1929993738">
-    <w:abstractNumId w:val="14"/>
+  <w:num w:numId="18" w16cid:durableId="790905979">
+    <w:abstractNumId w:val="17"/>
   </w:num>
-  <w:num w:numId="6" w16cid:durableId="1599216185">
+  <w:num w:numId="19" w16cid:durableId="1016927933">
+    <w:abstractNumId w:val="4"/>
+  </w:num>
+  <w:num w:numId="20" w16cid:durableId="60754910">
+    <w:abstractNumId w:val="20"/>
+  </w:num>
+  <w:num w:numId="21" w16cid:durableId="130752086">
+    <w:abstractNumId w:val="0"/>
+  </w:num>
+  <w:num w:numId="22" w16cid:durableId="1067461484">
     <w:abstractNumId w:val="5"/>
   </w:num>
-  <w:num w:numId="7" w16cid:durableId="1483883944">
-    <w:abstractNumId w:val="0"/>
-  </w:num>
-  <w:num w:numId="8" w16cid:durableId="494957796">
-    <w:abstractNumId w:val="6"/>
-  </w:num>
-  <w:num w:numId="9" w16cid:durableId="408431830">
-    <w:abstractNumId w:val="9"/>
-  </w:num>
-  <w:num w:numId="10" w16cid:durableId="343019981">
-    <w:abstractNumId w:val="3"/>
-  </w:num>
-  <w:num w:numId="11" w16cid:durableId="1167135711">
-    <w:abstractNumId w:val="1"/>
-  </w:num>
-  <w:num w:numId="12" w16cid:durableId="1313488881">
-    <w:abstractNumId w:val="11"/>
-  </w:num>
-  <w:num w:numId="13" w16cid:durableId="422147902">
-    <w:abstractNumId w:val="13"/>
-  </w:num>
-  <w:num w:numId="14" w16cid:durableId="902790303">
-    <w:abstractNumId w:val="8"/>
-  </w:num>
-  <w:num w:numId="15" w16cid:durableId="5256402">
-    <w:abstractNumId w:val="4"/>
+  <w:num w:numId="23" w16cid:durableId="637760098">
+    <w:abstractNumId w:val="19"/>
   </w:num>
 </w:numbering>
 </file>
@@ -3311,7 +8470,6 @@
   <w:style w:type="character" w:default="1" w:styleId="DefaultParagraphFont">
     <w:name w:val="Default Paragraph Font"/>
     <w:uiPriority w:val="1"/>
-    <w:semiHidden/>
     <w:unhideWhenUsed/>
   </w:style>
   <w:style w:type="table" w:default="1" w:styleId="TableNormal">
@@ -3625,7 +8783,261 @@
       <w:spacing w:val="5"/>
     </w:rPr>
   </w:style>
+  <w:style w:type="table" w:styleId="TableGrid">
+    <w:name w:val="Table Grid"/>
+    <w:basedOn w:val="TableNormal"/>
+    <w:uiPriority w:val="39"/>
+    <w:rsid w:val="000F5E26"/>
+    <w:pPr>
+      <w:spacing w:after="0" w:line="240" w:lineRule="auto"/>
+    </w:pPr>
+    <w:tblPr>
+      <w:tblBorders>
+        <w:top w:val="single" w:sz="4" w:space="0" w:color="auto"/>
+        <w:left w:val="single" w:sz="4" w:space="0" w:color="auto"/>
+        <w:bottom w:val="single" w:sz="4" w:space="0" w:color="auto"/>
+        <w:right w:val="single" w:sz="4" w:space="0" w:color="auto"/>
+        <w:insideH w:val="single" w:sz="4" w:space="0" w:color="auto"/>
+        <w:insideV w:val="single" w:sz="4" w:space="0" w:color="auto"/>
+      </w:tblBorders>
+    </w:tblPr>
+  </w:style>
+  <w:style w:type="paragraph" w:styleId="Header">
+    <w:name w:val="header"/>
+    <w:basedOn w:val="Normal"/>
+    <w:link w:val="HeaderChar"/>
+    <w:uiPriority w:val="99"/>
+    <w:unhideWhenUsed/>
+    <w:rsid w:val="00A10E35"/>
+    <w:pPr>
+      <w:tabs>
+        <w:tab w:val="center" w:pos="4513"/>
+        <w:tab w:val="right" w:pos="9026"/>
+      </w:tabs>
+      <w:spacing w:after="0" w:line="240" w:lineRule="auto"/>
+    </w:pPr>
+  </w:style>
+  <w:style w:type="character" w:customStyle="1" w:styleId="HeaderChar">
+    <w:name w:val="Header Char"/>
+    <w:basedOn w:val="DefaultParagraphFont"/>
+    <w:link w:val="Header"/>
+    <w:uiPriority w:val="99"/>
+    <w:rsid w:val="00A10E35"/>
+  </w:style>
+  <w:style w:type="paragraph" w:styleId="Footer">
+    <w:name w:val="footer"/>
+    <w:basedOn w:val="Normal"/>
+    <w:link w:val="FooterChar"/>
+    <w:uiPriority w:val="99"/>
+    <w:unhideWhenUsed/>
+    <w:rsid w:val="00A10E35"/>
+    <w:pPr>
+      <w:tabs>
+        <w:tab w:val="center" w:pos="4513"/>
+        <w:tab w:val="right" w:pos="9026"/>
+      </w:tabs>
+      <w:spacing w:after="0" w:line="240" w:lineRule="auto"/>
+    </w:pPr>
+  </w:style>
+  <w:style w:type="character" w:customStyle="1" w:styleId="FooterChar">
+    <w:name w:val="Footer Char"/>
+    <w:basedOn w:val="DefaultParagraphFont"/>
+    <w:link w:val="Footer"/>
+    <w:uiPriority w:val="99"/>
+    <w:rsid w:val="00A10E35"/>
+  </w:style>
 </w:styles>
+</file>
+
+<file path=word/ink/ink1.xml><?xml version="1.0" encoding="utf-8"?>
+<inkml:ink xmlns:inkml="http://www.w3.org/2003/InkML">
+  <inkml:definitions>
+    <inkml:context xml:id="ctx0">
+      <inkml:inkSource xml:id="inkSrc0">
+        <inkml:traceFormat>
+          <inkml:channel name="X" type="integer" min="-2.14748E9" max="2.14748E9" units="cm"/>
+          <inkml:channel name="Y" type="integer" min="-2.14748E9" max="2.14748E9" units="cm"/>
+          <inkml:channel name="F" type="integer" max="32767" units="dev"/>
+        </inkml:traceFormat>
+        <inkml:channelProperties>
+          <inkml:channelProperty channel="X" name="resolution" value="1000" units="1/cm"/>
+          <inkml:channelProperty channel="Y" name="resolution" value="1000" units="1/cm"/>
+          <inkml:channelProperty channel="F" name="resolution" value="0" units="1/dev"/>
+        </inkml:channelProperties>
+      </inkml:inkSource>
+      <inkml:timestamp xml:id="ts0" timeString="2026-05-22T21:28:23.153"/>
+    </inkml:context>
+    <inkml:brush xml:id="br0">
+      <inkml:brushProperty name="width" value="0.035" units="cm"/>
+      <inkml:brushProperty name="height" value="0.035" units="cm"/>
+    </inkml:brush>
+  </inkml:definitions>
+  <inkml:trace contextRef="#ctx0" brushRef="#br0">0 5238 24575,'107'-148'0,"-36"54"0,693-1112-561,-737 1151 663,-2 0-1,-3-2 1,-2 0-1,24-113 0,-27 72-83,-5-1 0,1-120 0,-15 112-15,-5 1 0,-32-169 0,-72-205-73,76 344-24,-23-92-102,-152-712-384,197 855 611,4 0 0,4 0 0,3-1 0,18-156 0,-12 219 470,-2 14-470,0 0-1,-1-1 1,0 1-1,-1 0 1,1-1 0,-2 1-1,0 0 1,-2-12-1,3 21-30,0 0 0,0 0 0,0-1 0,0 1 0,0 0 0,0-1 0,0 1 0,0 0 0,0 0 0,0-1 0,0 1 0,0 0 0,-1 0 0,1-1 0,0 1 0,0 0 0,0 0 0,-1-1 0,1 1 0,0 0 0,0 0 0,0 0 0,-1 0 0,1-1 0,0 1 0,0 0 0,-1 0 0,1 0 0,0 0 0,-1 0 0,1 0 0,0 0 0,0 0 0,-1 0 0,1 0 0,0 0 0,-1 0 0,1 0 0,0 0 0,-1 0 0,-8 11 0,-5 18 0,-6 26 0,-3-2 0,-2-1 0,-3 0 0,-36 51 0,-32 54 70,55-87-787,-53 70-1,82-124-6108</inkml:trace>
+</inkml:ink>
+</file>
+
+<file path=word/ink/ink2.xml><?xml version="1.0" encoding="utf-8"?>
+<inkml:ink xmlns:inkml="http://www.w3.org/2003/InkML">
+  <inkml:definitions>
+    <inkml:context xml:id="ctx0">
+      <inkml:inkSource xml:id="inkSrc0">
+        <inkml:traceFormat>
+          <inkml:channel name="X" type="integer" min="-2.14748E9" max="2.14748E9" units="cm"/>
+          <inkml:channel name="Y" type="integer" min="-2.14748E9" max="2.14748E9" units="cm"/>
+          <inkml:channel name="F" type="integer" max="32767" units="dev"/>
+        </inkml:traceFormat>
+        <inkml:channelProperties>
+          <inkml:channelProperty channel="X" name="resolution" value="1000" units="1/cm"/>
+          <inkml:channelProperty channel="Y" name="resolution" value="1000" units="1/cm"/>
+          <inkml:channelProperty channel="F" name="resolution" value="0" units="1/dev"/>
+        </inkml:channelProperties>
+      </inkml:inkSource>
+      <inkml:timestamp xml:id="ts0" timeString="2026-05-22T21:28:12.022"/>
+    </inkml:context>
+    <inkml:brush xml:id="br0">
+      <inkml:brushProperty name="width" value="0.035" units="cm"/>
+      <inkml:brushProperty name="height" value="0.035" units="cm"/>
+    </inkml:brush>
+  </inkml:definitions>
+  <inkml:trace contextRef="#ctx0" brushRef="#br0">1 0 24575,'0'0'-8191</inkml:trace>
+</inkml:ink>
+</file>
+
+<file path=word/ink/ink3.xml><?xml version="1.0" encoding="utf-8"?>
+<inkml:ink xmlns:inkml="http://www.w3.org/2003/InkML">
+  <inkml:definitions>
+    <inkml:context xml:id="ctx0">
+      <inkml:inkSource xml:id="inkSrc0">
+        <inkml:traceFormat>
+          <inkml:channel name="X" type="integer" min="-2.14748E9" max="2.14748E9" units="cm"/>
+          <inkml:channel name="Y" type="integer" min="-2.14748E9" max="2.14748E9" units="cm"/>
+          <inkml:channel name="F" type="integer" max="32767" units="dev"/>
+        </inkml:traceFormat>
+        <inkml:channelProperties>
+          <inkml:channelProperty channel="X" name="resolution" value="1000" units="1/cm"/>
+          <inkml:channelProperty channel="Y" name="resolution" value="1000" units="1/cm"/>
+          <inkml:channelProperty channel="F" name="resolution" value="0" units="1/dev"/>
+        </inkml:channelProperties>
+      </inkml:inkSource>
+      <inkml:timestamp xml:id="ts0" timeString="2026-05-22T21:28:11.260"/>
+    </inkml:context>
+    <inkml:brush xml:id="br0">
+      <inkml:brushProperty name="width" value="0.035" units="cm"/>
+      <inkml:brushProperty name="height" value="0.035" units="cm"/>
+    </inkml:brush>
+  </inkml:definitions>
+  <inkml:trace contextRef="#ctx0" brushRef="#br0">1 0 24575,'0'0'-8191</inkml:trace>
+</inkml:ink>
+</file>
+
+<file path=word/ink/ink4.xml><?xml version="1.0" encoding="utf-8"?>
+<inkml:ink xmlns:inkml="http://www.w3.org/2003/InkML">
+  <inkml:definitions>
+    <inkml:context xml:id="ctx0">
+      <inkml:inkSource xml:id="inkSrc0">
+        <inkml:traceFormat>
+          <inkml:channel name="X" type="integer" min="-2.14748E9" max="2.14748E9" units="cm"/>
+          <inkml:channel name="Y" type="integer" min="-2.14748E9" max="2.14748E9" units="cm"/>
+          <inkml:channel name="F" type="integer" max="32767" units="dev"/>
+        </inkml:traceFormat>
+        <inkml:channelProperties>
+          <inkml:channelProperty channel="X" name="resolution" value="1000" units="1/cm"/>
+          <inkml:channelProperty channel="Y" name="resolution" value="1000" units="1/cm"/>
+          <inkml:channelProperty channel="F" name="resolution" value="0" units="1/dev"/>
+        </inkml:channelProperties>
+      </inkml:inkSource>
+      <inkml:timestamp xml:id="ts0" timeString="2026-05-22T21:28:11.059"/>
+    </inkml:context>
+    <inkml:brush xml:id="br0">
+      <inkml:brushProperty name="width" value="0.035" units="cm"/>
+      <inkml:brushProperty name="height" value="0.035" units="cm"/>
+    </inkml:brush>
+  </inkml:definitions>
+  <inkml:trace contextRef="#ctx0" brushRef="#br0">1 0 24575,'0'0'-8191</inkml:trace>
+</inkml:ink>
+</file>
+
+<file path=word/ink/ink5.xml><?xml version="1.0" encoding="utf-8"?>
+<inkml:ink xmlns:inkml="http://www.w3.org/2003/InkML">
+  <inkml:definitions>
+    <inkml:context xml:id="ctx0">
+      <inkml:inkSource xml:id="inkSrc0">
+        <inkml:traceFormat>
+          <inkml:channel name="X" type="integer" min="-2.14748E9" max="2.14748E9" units="cm"/>
+          <inkml:channel name="Y" type="integer" min="-2.14748E9" max="2.14748E9" units="cm"/>
+          <inkml:channel name="F" type="integer" max="32767" units="dev"/>
+        </inkml:traceFormat>
+        <inkml:channelProperties>
+          <inkml:channelProperty channel="X" name="resolution" value="1000" units="1/cm"/>
+          <inkml:channelProperty channel="Y" name="resolution" value="1000" units="1/cm"/>
+          <inkml:channelProperty channel="F" name="resolution" value="0" units="1/dev"/>
+        </inkml:channelProperties>
+      </inkml:inkSource>
+      <inkml:timestamp xml:id="ts0" timeString="2026-05-22T21:27:02.880"/>
+    </inkml:context>
+    <inkml:brush xml:id="br0">
+      <inkml:brushProperty name="width" value="0.035" units="cm"/>
+      <inkml:brushProperty name="height" value="0.035" units="cm"/>
+    </inkml:brush>
+  </inkml:definitions>
+  <inkml:trace contextRef="#ctx0" brushRef="#br0">956 90 24575,'0'-61'0,"0"37"0,0 20 0,0 7 0,-2 51 0,1-32 0,0 0 0,1 0 0,2 0 0,4 26 0,-6-46 0,1 1 0,0-1 0,-1 0 0,1 1 0,0-1 0,0 0 0,1 1 0,-1-1 0,0 0 0,1 0 0,-1 0 0,1 0 0,0 0 0,0 0 0,-1 0 0,1-1 0,0 1 0,1-1 0,-1 0 0,0 1 0,0-1 0,1 0 0,-1 0 0,0 0 0,1-1 0,-1 1 0,1 0 0,-1-1 0,1 0 0,-1 1 0,1-1 0,0 0 0,-1-1 0,1 1 0,-1 0 0,5-2 0,0 1 0,0-1 0,1 0 0,-1-1 0,0 0 0,0 0 0,0 0 0,-1-1 0,1 0 0,-1-1 0,0 1 0,7-7 0,80-89 0,-92 100 0,-1-1 0,0 1 0,1 0 0,-1 0 0,1-1 0,-1 1 0,0 0 0,1 0 0,-1 0 0,1 0 0,-1 0 0,1-1 0,-1 1 0,1 0 0,-1 0 0,1 0 0,-1 0 0,1 0 0,-1 0 0,1 1 0,-1-1 0,1 0 0,-1 0 0,1 0 0,-1 0 0,0 1 0,1-1 0,-1 0 0,1 0 0,-1 1 0,0-1 0,1 0 0,-1 0 0,1 1 0,-1-1 0,0 1 0,0-1 0,1 0 0,-1 1 0,0-1 0,0 1 0,1 0 0,15 27 0,-6-11 0,-7-11 0,1-1 0,0 0 0,0 1 0,1-1 0,0-1 0,0 1 0,0-1 0,0 0 0,0 0 0,1 0 0,0-1 0,0 0 0,0 0 0,0 0 0,1-1 0,-1 0 0,0 0 0,1 0 0,0-1 0,-1 0 0,1-1 0,13 0 0,-12 1 0,-1-2 0,1 1 0,0-1 0,-1 0 0,1 0 0,-1-1 0,1 0 0,-1-1 0,7-3 0,-9 4 0,-1-1 0,1 0 0,-1 0 0,0-1 0,0 1 0,0-1 0,-1 0 0,1 0 0,-1 0 0,0-1 0,0 1 0,0-1 0,-1 1 0,3-7 0,2-3 0,-5 9 0,1-1 0,-1 1 0,0 0 0,0-1 0,0 1 0,1-11 0,-3 15 0,0-1 0,0 1 0,0 0 0,0 0 0,-1-1 0,1 1 0,0 0 0,-1 0 0,1-1 0,-1 1 0,0 0 0,1 0 0,-1 0 0,0 0 0,0 0 0,1 0 0,-1 0 0,0 0 0,0 0 0,0 0 0,0 0 0,0 1 0,0-1 0,-1 0 0,1 1 0,0-1 0,0 1 0,0-1 0,-1 1 0,1 0 0,0-1 0,0 1 0,-1 0 0,1 0 0,-3 0 0,-16-2 0,-1 1 0,0 1 0,1 1 0,-1 1 0,0 0 0,1 2 0,-39 12 0,18-6 0,-227 69 0,230-67 0,-59 11 0,-18 5 0,74-17 0,-1-2 0,-47 5 0,62-11 0,0 3 0,-46 14 0,57-16 0,0 0 0,0-1 0,-1-1 0,-25 0 0,-36 5 0,61-2 0,0 0 0,-29 14 0,27-11 0,-34 10 0,23-11 0,17-5 0,1 1 0,-1 0 0,-22 10 0,33-12 0,1-1 0,-1 1 0,0 0 0,1 0 0,-1 1 0,0-1 0,1 0 0,0 0 0,-1 1 0,1-1 0,0 1 0,0-1 0,-1 1 0,1 0 0,0-1 0,1 1 0,-1 0 0,0 0 0,0-1 0,1 1 0,-1 0 0,1 0 0,0 0 0,0 0 0,-1 0 0,1 0 0,0 0 0,0 0 0,1 0 0,-1 0 0,0-1 0,1 1 0,-1 0 0,1 0 0,0 0 0,-1 0 0,1-1 0,0 1 0,2 2 0,0 2 0,1-1 0,-1 1 0,1-1 0,1 0 0,-1 0 0,1-1 0,0 1 0,0-1 0,0 0 0,9 5 0,-7-6 0,0 0 0,0-1 0,0 1 0,1-1 0,-1-1 0,1 0 0,-1 0 0,1 0 0,11-1 0,9-2 0,34-6 0,-21 2 0,-3-1 0,-1-1 0,0-2 0,35-15 0,-29 10 0,5 1 0,-22 6 0,39-16 0,-18 5 0,65-18 0,-3 2 0,-49 8 0,-43 18 0,1 1 0,0 0 0,20-4 0,24-4 0,-27 5 0,-1 3 0,2 1 0,-1 1 0,56-1 0,-68 6 0,-1-1 0,33-7 0,-9 1 0,-26 4 0,-1-1 0,25-8 0,23-7 0,4 2 0,-46 11 0,1 1 0,0 1 0,46-3 0,194 9-1365,-247-1-5461</inkml:trace>
+  <inkml:trace contextRef="#ctx0" brushRef="#br0" timeOffset="1129.89">2334 111 24575</inkml:trace>
+  <inkml:trace contextRef="#ctx0" brushRef="#br0" timeOffset="2290.73">2334 111 24575</inkml:trace>
+</inkml:ink>
+</file>
+
+<file path=word/ink/ink6.xml><?xml version="1.0" encoding="utf-8"?>
+<inkml:ink xmlns:inkml="http://www.w3.org/2003/InkML">
+  <inkml:definitions>
+    <inkml:context xml:id="ctx0">
+      <inkml:inkSource xml:id="inkSrc0">
+        <inkml:traceFormat>
+          <inkml:channel name="X" type="integer" min="-2.14748E9" max="2.14748E9" units="cm"/>
+          <inkml:channel name="Y" type="integer" min="-2.14748E9" max="2.14748E9" units="cm"/>
+          <inkml:channel name="F" type="integer" max="32767" units="dev"/>
+        </inkml:traceFormat>
+        <inkml:channelProperties>
+          <inkml:channelProperty channel="X" name="resolution" value="1000" units="1/cm"/>
+          <inkml:channelProperty channel="Y" name="resolution" value="1000" units="1/cm"/>
+          <inkml:channelProperty channel="F" name="resolution" value="0" units="1/dev"/>
+        </inkml:channelProperties>
+      </inkml:inkSource>
+      <inkml:timestamp xml:id="ts0" timeString="2026-05-22T21:26:54.183"/>
+    </inkml:context>
+    <inkml:brush xml:id="br0">
+      <inkml:brushProperty name="width" value="0.035" units="cm"/>
+      <inkml:brushProperty name="height" value="0.035" units="cm"/>
+    </inkml:brush>
+  </inkml:definitions>
+  <inkml:trace contextRef="#ctx0" brushRef="#br0">111 23 24575,'19'0'0,"0"1"0,32 5 0,-42-4 0,-1 0 0,0 1 0,0 0 0,-1 0 0,1 0 0,-1 1 0,0 0 0,12 9 0,-13-10 0,0 1 0,1-1 0,0 0 0,0-1 0,0 1 0,0-1 0,9 1 0,-7-1 0,0 0 0,1 1 0,-1 0 0,9 5 0,-16-7 0,0 0 0,0 1 0,0-1 0,0 0 0,0 1 0,-1-1 0,1 1 0,0 0 0,-1-1 0,0 1 0,1 0 0,-1 0 0,0 0 0,0 0 0,0 0 0,0 0 0,0 0 0,0 1 0,-1-1 0,1 0 0,-1 4 0,0-2 0,-1 1 0,0 0 0,-1-1 0,1 1 0,-1-1 0,0 0 0,0 1 0,0-1 0,-1 0 0,1 0 0,-1 0 0,0-1 0,0 1 0,-5 4 0,-12 18 0,12-15 0,-1 0 0,0 0 0,-1-1 0,0-1 0,-13 10 0,-11 11 0,3-1 0,-1-2 0,-40 25 0,69-50 0,0 0 0,0-1 0,0 1 0,0-1 0,0 0 0,-1 0 0,1 0 0,0 0 0,-1-1 0,1 1 0,0-1 0,-1 0 0,1 0 0,-1 0 0,1 0 0,0-1 0,-1 0 0,1 1 0,0-1 0,-1 0 0,1 0 0,0-1 0,-6-2 0,5 1 0,1 1 0,0 0 0,-1-1 0,1 0 0,0 0 0,0 0 0,0 0 0,1 0 0,-1 0 0,1-1 0,0 1 0,0-1 0,0 0 0,0 0 0,1 0 0,-1 1 0,1-1 0,0-1 0,-1-3 0,1-8 0,0 1 0,0 0 0,2 0 0,0 0 0,0-1 0,7-24 0,-6 32 0,1 0 0,0 0 0,0 1 0,1-1 0,0 1 0,0-1 0,0 1 0,1 1 0,0-1 0,1 1 0,-1 0 0,1 0 0,13-9 0,-14 12 0,0 0 0,0 0 0,1 1 0,-1 0 0,1 0 0,0 0 0,-1 1 0,1 0 0,0 0 0,10 0 0,66 3 0,-38 1 0,18-1 0,1-3 0,0-3 0,86-16 0,191-40 0,-327 57 0,1-1 0,-1 0 0,15-7 0,-16 7 0,-1-1 0,1 2 0,-1-1 0,24-2 0,91 5 39,-70 2-1443,-47-1-5422</inkml:trace>
+</inkml:ink>
+</file>
+
+<file path=word/ink/ink7.xml><?xml version="1.0" encoding="utf-8"?>
+<inkml:ink xmlns:inkml="http://www.w3.org/2003/InkML">
+  <inkml:definitions>
+    <inkml:context xml:id="ctx0">
+      <inkml:inkSource xml:id="inkSrc0">
+        <inkml:traceFormat>
+          <inkml:channel name="X" type="integer" min="-2.14748E9" max="2.14748E9" units="cm"/>
+          <inkml:channel name="Y" type="integer" min="-2.14748E9" max="2.14748E9" units="cm"/>
+          <inkml:channel name="F" type="integer" max="32767" units="dev"/>
+        </inkml:traceFormat>
+        <inkml:channelProperties>
+          <inkml:channelProperty channel="X" name="resolution" value="1000" units="1/cm"/>
+          <inkml:channelProperty channel="Y" name="resolution" value="1000" units="1/cm"/>
+          <inkml:channelProperty channel="F" name="resolution" value="0" units="1/dev"/>
+        </inkml:channelProperties>
+      </inkml:inkSource>
+      <inkml:timestamp xml:id="ts0" timeString="2026-05-22T21:26:47.681"/>
+    </inkml:context>
+    <inkml:brush xml:id="br0">
+      <inkml:brushProperty name="width" value="0.035" units="cm"/>
+      <inkml:brushProperty name="height" value="0.035" units="cm"/>
+    </inkml:brush>
+  </inkml:definitions>
+  <inkml:trace contextRef="#ctx0" brushRef="#br0">0 86 24575,'1'8'0,"0"-1"0,1 0 0,0 1 0,0-1 0,0 0 0,1 0 0,0 0 0,1-1 0,-1 1 0,1-1 0,1 0 0,-1 0 0,6 6 0,24 40 0,27 53 0,-20-37 0,-40-66 0,0 0 0,0 0 0,1 0 0,-1 1 0,0-1 0,1 0 0,0-1 0,-1 1 0,1 0 0,0 0 0,0-1 0,0 1 0,0-1 0,0 0 0,0 1 0,1-1 0,-1 0 0,0 0 0,0-1 0,1 1 0,-1 0 0,1-1 0,-1 1 0,1-1 0,-1 0 0,1 0 0,-1 0 0,1 0 0,-1 0 0,0-1 0,1 1 0,-1-1 0,1 1 0,-1-1 0,0 0 0,4-2 0,-2 1 0,0-1 0,0 1 0,0-1 0,0 0 0,-1 0 0,0 0 0,1-1 0,-1 1 0,-1-1 0,1 1 0,0-1 0,-1 0 0,0 0 0,0 0 0,0-1 0,0 1 0,-1 0 0,1-1 0,0-4 0,1-16 0,2 0 0,9-30 0,-10 44 0,0 1 0,0 0 0,1 0 0,1 0 0,0 1 0,0 0 0,12-14 0,11-13 0,-23 26 0,1 1 0,0 1 0,1-1 0,10-8 0,0 2-119,-11 8 15,0 1 0,1 0 0,-1 0 1,1 0-1,1 1 0,-1 0 0,1 1 0,0 0 0,0 0 1,0 1-1,10-2 0,-3 3-6722</inkml:trace>
+</inkml:ink>
 </file>
 
 <file path=word/theme/theme1.xml><?xml version="1.0" encoding="utf-8"?>
